--- a/Sources/EwECustomPlugins/EwEMSPChallengeIntegration/EwEMSPPlugin/Documentation/EwE tools for MSP user guide.docx
+++ b/Sources/EwECustomPlugins/EwEMSPChallengeIntegration/EwEMSPPlugin/Documentation/EwE tools for MSP user guide.docx
@@ -1,6 +1,6 @@
 
 <file path=word/document.xml><?xml version="1.0" encoding="utf-8"?>
-<w:document xmlns:wpc="http://schemas.microsoft.com/office/word/2010/wordprocessingCanvas" xmlns:cx="http://schemas.microsoft.com/office/drawing/2014/chartex" xmlns:cx1="http://schemas.microsoft.com/office/drawing/2015/9/8/chartex" xmlns:mc="http://schemas.openxmlformats.org/markup-compatibility/2006" xmlns:o="urn:schemas-microsoft-com:office:office" xmlns:r="http://schemas.openxmlformats.org/officeDocument/2006/relationships" xmlns:m="http://schemas.openxmlformats.org/officeDocument/2006/math" xmlns:v="urn:schemas-microsoft-com:vml" xmlns:wp14="http://schemas.microsoft.com/office/word/2010/wordprocessingDrawing" xmlns:wp="http://schemas.openxmlformats.org/drawingml/2006/wordprocessingDrawing" xmlns:w10="urn:schemas-microsoft-com:office:word" xmlns:w="http://schemas.openxmlformats.org/wordprocessingml/2006/main" xmlns:w14="http://schemas.microsoft.com/office/word/2010/wordml" xmlns:w15="http://schemas.microsoft.com/office/word/2012/wordml" xmlns:w16se="http://schemas.microsoft.com/office/word/2015/wordml/symex" xmlns:wpg="http://schemas.microsoft.com/office/word/2010/wordprocessingGroup" xmlns:wpi="http://schemas.microsoft.com/office/word/2010/wordprocessingInk" xmlns:wne="http://schemas.microsoft.com/office/word/2006/wordml" xmlns:wps="http://schemas.microsoft.com/office/word/2010/wordprocessingShape" mc:Ignorable="w14 w15 w16se wp14">
+<w:document xmlns:wpc="http://schemas.microsoft.com/office/word/2010/wordprocessingCanvas" xmlns:cx="http://schemas.microsoft.com/office/drawing/2014/chartex" xmlns:cx1="http://schemas.microsoft.com/office/drawing/2015/9/8/chartex" xmlns:cx2="http://schemas.microsoft.com/office/drawing/2015/10/21/chartex" xmlns:cx3="http://schemas.microsoft.com/office/drawing/2016/5/9/chartex" xmlns:cx4="http://schemas.microsoft.com/office/drawing/2016/5/10/chartex" xmlns:cx5="http://schemas.microsoft.com/office/drawing/2016/5/11/chartex" xmlns:cx6="http://schemas.microsoft.com/office/drawing/2016/5/12/chartex" xmlns:cx7="http://schemas.microsoft.com/office/drawing/2016/5/13/chartex" xmlns:cx8="http://schemas.microsoft.com/office/drawing/2016/5/14/chartex" xmlns:mc="http://schemas.openxmlformats.org/markup-compatibility/2006" xmlns:aink="http://schemas.microsoft.com/office/drawing/2016/ink" xmlns:am3d="http://schemas.microsoft.com/office/drawing/2017/model3d" xmlns:o="urn:schemas-microsoft-com:office:office" xmlns:r="http://schemas.openxmlformats.org/officeDocument/2006/relationships" xmlns:m="http://schemas.openxmlformats.org/officeDocument/2006/math" xmlns:v="urn:schemas-microsoft-com:vml" xmlns:wp14="http://schemas.microsoft.com/office/word/2010/wordprocessingDrawing" xmlns:wp="http://schemas.openxmlformats.org/drawingml/2006/wordprocessingDrawing" xmlns:w10="urn:schemas-microsoft-com:office:word" xmlns:w="http://schemas.openxmlformats.org/wordprocessingml/2006/main" xmlns:w14="http://schemas.microsoft.com/office/word/2010/wordml" xmlns:w15="http://schemas.microsoft.com/office/word/2012/wordml" xmlns:w16cid="http://schemas.microsoft.com/office/word/2016/wordml/cid" xmlns:w16se="http://schemas.microsoft.com/office/word/2015/wordml/symex" xmlns:wpg="http://schemas.microsoft.com/office/word/2010/wordprocessingGroup" xmlns:wpi="http://schemas.microsoft.com/office/word/2010/wordprocessingInk" xmlns:wne="http://schemas.microsoft.com/office/word/2006/wordml" xmlns:wps="http://schemas.microsoft.com/office/word/2010/wordprocessingShape" mc:Ignorable="w14 w15 w16se w16cid wp14">
   <w:body>
     <w:p>
       <w:pPr>
@@ -45,6 +45,67 @@
       </w:r>
     </w:p>
     <w:p>
+      <w:r>
+        <w:rPr>
+          <w:noProof/>
+          <w:lang w:eastAsia="en-GB"/>
+        </w:rPr>
+        <w:drawing>
+          <wp:anchor distT="0" distB="0" distL="114300" distR="114300" simplePos="0" relativeHeight="251667456" behindDoc="0" locked="0" layoutInCell="1" allowOverlap="1" wp14:anchorId="5C8CEC88" wp14:editId="3EF53047">
+            <wp:simplePos x="0" y="0"/>
+            <wp:positionH relativeFrom="margin">
+              <wp:align>right</wp:align>
+            </wp:positionH>
+            <wp:positionV relativeFrom="margin">
+              <wp:align>bottom</wp:align>
+            </wp:positionV>
+            <wp:extent cx="1202055" cy="1202055"/>
+            <wp:effectExtent l="0" t="0" r="0" b="0"/>
+            <wp:wrapNone/>
+            <wp:docPr id="38" name="Picture 38"/>
+            <wp:cNvGraphicFramePr>
+              <a:graphicFrameLocks xmlns:a="http://schemas.openxmlformats.org/drawingml/2006/main" noChangeAspect="1"/>
+            </wp:cNvGraphicFramePr>
+            <a:graphic xmlns:a="http://schemas.openxmlformats.org/drawingml/2006/main">
+              <a:graphicData uri="http://schemas.openxmlformats.org/drawingml/2006/picture">
+                <pic:pic xmlns:pic="http://schemas.openxmlformats.org/drawingml/2006/picture">
+                  <pic:nvPicPr>
+                    <pic:cNvPr id="38" name="Ecopath.png"/>
+                    <pic:cNvPicPr/>
+                  </pic:nvPicPr>
+                  <pic:blipFill>
+                    <a:blip r:embed="rId8">
+                      <a:extLst>
+                        <a:ext uri="{28A0092B-C50C-407E-A947-70E740481C1C}">
+                          <a14:useLocalDpi xmlns:a14="http://schemas.microsoft.com/office/drawing/2010/main" val="0"/>
+                        </a:ext>
+                      </a:extLst>
+                    </a:blip>
+                    <a:stretch>
+                      <a:fillRect/>
+                    </a:stretch>
+                  </pic:blipFill>
+                  <pic:spPr>
+                    <a:xfrm>
+                      <a:off x="0" y="0"/>
+                      <a:ext cx="1202400" cy="1202400"/>
+                    </a:xfrm>
+                    <a:prstGeom prst="rect">
+                      <a:avLst/>
+                    </a:prstGeom>
+                  </pic:spPr>
+                </pic:pic>
+              </a:graphicData>
+            </a:graphic>
+            <wp14:sizeRelH relativeFrom="margin">
+              <wp14:pctWidth>0</wp14:pctWidth>
+            </wp14:sizeRelH>
+            <wp14:sizeRelV relativeFrom="margin">
+              <wp14:pctHeight>0</wp14:pctHeight>
+            </wp14:sizeRelV>
+          </wp:anchor>
+        </w:drawing>
+      </w:r>
       <w:r>
         <w:rPr>
           <w:noProof/>
@@ -53,7 +114,7 @@
         <mc:AlternateContent>
           <mc:Choice Requires="wps">
             <w:drawing>
-              <wp:anchor distT="45720" distB="45720" distL="114300" distR="114300" simplePos="0" relativeHeight="251664384" behindDoc="0" locked="0" layoutInCell="1" allowOverlap="1" wp14:anchorId="31F94D73" wp14:editId="1A7CA901">
+              <wp:anchor distT="45720" distB="45720" distL="114300" distR="114300" simplePos="0" relativeHeight="251664384" behindDoc="0" locked="0" layoutInCell="1" allowOverlap="1" wp14:anchorId="31F94D73" wp14:editId="58DD5AE7">
                 <wp:simplePos x="0" y="0"/>
                 <wp:positionH relativeFrom="margin">
                   <wp:align>left</wp:align>
@@ -161,34 +222,7 @@
                                 <w:szCs w:val="24"/>
                                 <w:lang w:eastAsia="zh-CN" w:bidi="hi-IN"/>
                               </w:rPr>
-                              <w:t>10</w:t>
-                            </w:r>
-                            <w:r>
-                              <w:rPr>
-                                <w:rFonts w:ascii="Calibri" w:eastAsia="SimSun" w:hAnsi="Calibri" w:cs="Arial Unicode MS"/>
-                                <w:sz w:val="24"/>
-                                <w:szCs w:val="24"/>
-                                <w:lang w:eastAsia="zh-CN" w:bidi="hi-IN"/>
-                              </w:rPr>
-                              <w:t xml:space="preserve"> </w:t>
-                            </w:r>
-                            <w:r>
-                              <w:rPr>
-                                <w:rFonts w:ascii="Calibri" w:eastAsia="SimSun" w:hAnsi="Calibri" w:cs="Arial Unicode MS"/>
-                                <w:sz w:val="24"/>
-                                <w:szCs w:val="24"/>
-                                <w:lang w:eastAsia="zh-CN" w:bidi="hi-IN"/>
-                              </w:rPr>
-                              <w:t xml:space="preserve">September </w:t>
-                            </w:r>
-                            <w:r>
-                              <w:rPr>
-                                <w:rFonts w:ascii="Calibri" w:eastAsia="SimSun" w:hAnsi="Calibri" w:cs="Arial Unicode MS"/>
-                                <w:sz w:val="24"/>
-                                <w:szCs w:val="24"/>
-                                <w:lang w:eastAsia="zh-CN" w:bidi="hi-IN"/>
-                              </w:rPr>
-                              <w:t>2018</w:t>
+                              <w:t>25 July 2024</w:t>
                             </w:r>
                             <w:r>
                               <w:rPr>
@@ -216,16 +250,7 @@
                                 <w:szCs w:val="24"/>
                                 <w:lang w:eastAsia="zh-CN" w:bidi="hi-IN"/>
                               </w:rPr>
-                              <w:t>1.7.</w:t>
-                            </w:r>
-                            <w:r>
-                              <w:rPr>
-                                <w:rFonts w:ascii="Calibri" w:eastAsia="SimSun" w:hAnsi="Calibri" w:cs="Arial Unicode MS"/>
-                                <w:sz w:val="24"/>
-                                <w:szCs w:val="24"/>
-                                <w:lang w:eastAsia="zh-CN" w:bidi="hi-IN"/>
-                              </w:rPr>
-                              <w:t>3</w:t>
+                              <w:t>2.1</w:t>
                             </w:r>
                             <w:r>
                               <w:rPr>
@@ -253,16 +278,7 @@
                                 <w:szCs w:val="24"/>
                                 <w:lang w:eastAsia="zh-CN" w:bidi="hi-IN"/>
                               </w:rPr>
-                              <w:t>R</w:t>
-                            </w:r>
-                            <w:r>
-                              <w:rPr>
-                                <w:rFonts w:ascii="Calibri" w:eastAsia="SimSun" w:hAnsi="Calibri" w:cs="Arial Unicode MS"/>
-                                <w:sz w:val="24"/>
-                                <w:szCs w:val="24"/>
-                                <w:lang w:eastAsia="zh-CN" w:bidi="hi-IN"/>
-                              </w:rPr>
-                              <w:t>elease</w:t>
+                              <w:t>Release</w:t>
                             </w:r>
                           </w:p>
                         </w:txbxContent>
@@ -358,34 +374,7 @@
                           <w:szCs w:val="24"/>
                           <w:lang w:eastAsia="zh-CN" w:bidi="hi-IN"/>
                         </w:rPr>
-                        <w:t>10</w:t>
-                      </w:r>
-                      <w:r>
-                        <w:rPr>
-                          <w:rFonts w:ascii="Calibri" w:eastAsia="SimSun" w:hAnsi="Calibri" w:cs="Arial Unicode MS"/>
-                          <w:sz w:val="24"/>
-                          <w:szCs w:val="24"/>
-                          <w:lang w:eastAsia="zh-CN" w:bidi="hi-IN"/>
-                        </w:rPr>
-                        <w:t xml:space="preserve"> </w:t>
-                      </w:r>
-                      <w:r>
-                        <w:rPr>
-                          <w:rFonts w:ascii="Calibri" w:eastAsia="SimSun" w:hAnsi="Calibri" w:cs="Arial Unicode MS"/>
-                          <w:sz w:val="24"/>
-                          <w:szCs w:val="24"/>
-                          <w:lang w:eastAsia="zh-CN" w:bidi="hi-IN"/>
-                        </w:rPr>
-                        <w:t xml:space="preserve">September </w:t>
-                      </w:r>
-                      <w:r>
-                        <w:rPr>
-                          <w:rFonts w:ascii="Calibri" w:eastAsia="SimSun" w:hAnsi="Calibri" w:cs="Arial Unicode MS"/>
-                          <w:sz w:val="24"/>
-                          <w:szCs w:val="24"/>
-                          <w:lang w:eastAsia="zh-CN" w:bidi="hi-IN"/>
-                        </w:rPr>
-                        <w:t>2018</w:t>
+                        <w:t>25 July 2024</w:t>
                       </w:r>
                       <w:r>
                         <w:rPr>
@@ -413,16 +402,7 @@
                           <w:szCs w:val="24"/>
                           <w:lang w:eastAsia="zh-CN" w:bidi="hi-IN"/>
                         </w:rPr>
-                        <w:t>1.7.</w:t>
-                      </w:r>
-                      <w:r>
-                        <w:rPr>
-                          <w:rFonts w:ascii="Calibri" w:eastAsia="SimSun" w:hAnsi="Calibri" w:cs="Arial Unicode MS"/>
-                          <w:sz w:val="24"/>
-                          <w:szCs w:val="24"/>
-                          <w:lang w:eastAsia="zh-CN" w:bidi="hi-IN"/>
-                        </w:rPr>
-                        <w:t>3</w:t>
+                        <w:t>2.1</w:t>
                       </w:r>
                       <w:r>
                         <w:rPr>
@@ -450,16 +430,7 @@
                           <w:szCs w:val="24"/>
                           <w:lang w:eastAsia="zh-CN" w:bidi="hi-IN"/>
                         </w:rPr>
-                        <w:t>R</w:t>
-                      </w:r>
-                      <w:r>
-                        <w:rPr>
-                          <w:rFonts w:ascii="Calibri" w:eastAsia="SimSun" w:hAnsi="Calibri" w:cs="Arial Unicode MS"/>
-                          <w:sz w:val="24"/>
-                          <w:szCs w:val="24"/>
-                          <w:lang w:eastAsia="zh-CN" w:bidi="hi-IN"/>
-                        </w:rPr>
-                        <w:t>elease</w:t>
+                        <w:t>Release</w:t>
                       </w:r>
                     </w:p>
                   </w:txbxContent>
@@ -469,67 +440,6 @@
             </w:pict>
           </mc:Fallback>
         </mc:AlternateContent>
-      </w:r>
-      <w:r>
-        <w:rPr>
-          <w:noProof/>
-          <w:lang w:eastAsia="en-GB"/>
-        </w:rPr>
-        <w:drawing>
-          <wp:anchor distT="0" distB="0" distL="114300" distR="114300" simplePos="0" relativeHeight="251667456" behindDoc="0" locked="0" layoutInCell="1" allowOverlap="1" wp14:anchorId="5C8CEC88" wp14:editId="7704BE33">
-            <wp:simplePos x="0" y="0"/>
-            <wp:positionH relativeFrom="margin">
-              <wp:align>right</wp:align>
-            </wp:positionH>
-            <wp:positionV relativeFrom="margin">
-              <wp:align>bottom</wp:align>
-            </wp:positionV>
-            <wp:extent cx="1202400" cy="1202400"/>
-            <wp:effectExtent l="0" t="0" r="0" b="0"/>
-            <wp:wrapNone/>
-            <wp:docPr id="38" name="Picture 38"/>
-            <wp:cNvGraphicFramePr>
-              <a:graphicFrameLocks xmlns:a="http://schemas.openxmlformats.org/drawingml/2006/main" noChangeAspect="1"/>
-            </wp:cNvGraphicFramePr>
-            <a:graphic xmlns:a="http://schemas.openxmlformats.org/drawingml/2006/main">
-              <a:graphicData uri="http://schemas.openxmlformats.org/drawingml/2006/picture">
-                <pic:pic xmlns:pic="http://schemas.openxmlformats.org/drawingml/2006/picture">
-                  <pic:nvPicPr>
-                    <pic:cNvPr id="38" name="Ecopath.png"/>
-                    <pic:cNvPicPr/>
-                  </pic:nvPicPr>
-                  <pic:blipFill>
-                    <a:blip r:embed="rId8">
-                      <a:extLst>
-                        <a:ext uri="{28A0092B-C50C-407E-A947-70E740481C1C}">
-                          <a14:useLocalDpi xmlns:a14="http://schemas.microsoft.com/office/drawing/2010/main" val="0"/>
-                        </a:ext>
-                      </a:extLst>
-                    </a:blip>
-                    <a:stretch>
-                      <a:fillRect/>
-                    </a:stretch>
-                  </pic:blipFill>
-                  <pic:spPr>
-                    <a:xfrm>
-                      <a:off x="0" y="0"/>
-                      <a:ext cx="1202400" cy="1202400"/>
-                    </a:xfrm>
-                    <a:prstGeom prst="rect">
-                      <a:avLst/>
-                    </a:prstGeom>
-                  </pic:spPr>
-                </pic:pic>
-              </a:graphicData>
-            </a:graphic>
-            <wp14:sizeRelH relativeFrom="margin">
-              <wp14:pctWidth>0</wp14:pctWidth>
-            </wp14:sizeRelH>
-            <wp14:sizeRelV relativeFrom="margin">
-              <wp14:pctHeight>0</wp14:pctHeight>
-            </wp14:sizeRelV>
-          </wp:anchor>
-        </w:drawing>
       </w:r>
       <w:r>
         <w:br w:type="page"/>
@@ -601,15 +511,15 @@
                           <w:tbl>
                             <w:tblPr>
                               <w:tblStyle w:val="MediumList2"/>
-                              <w:tblW w:w="4638" w:type="pct"/>
+                              <w:tblW w:w="4630" w:type="pct"/>
                               <w:tblLook w:val="04A0" w:firstRow="1" w:lastRow="0" w:firstColumn="1" w:lastColumn="0" w:noHBand="0" w:noVBand="1"/>
                             </w:tblPr>
                             <w:tblGrid>
-                              <w:gridCol w:w="953"/>
+                              <w:gridCol w:w="952"/>
                               <w:gridCol w:w="1172"/>
-                              <w:gridCol w:w="1402"/>
+                              <w:gridCol w:w="1401"/>
                               <w:gridCol w:w="785"/>
-                              <w:gridCol w:w="4394"/>
+                              <w:gridCol w:w="4381"/>
                             </w:tblGrid>
                             <w:tr>
                               <w:trPr>
@@ -618,7 +528,7 @@
                               <w:tc>
                                 <w:tcPr>
                                   <w:cnfStyle w:val="001000000100" w:firstRow="0" w:lastRow="0" w:firstColumn="1" w:lastColumn="0" w:oddVBand="0" w:evenVBand="0" w:oddHBand="0" w:evenHBand="0" w:firstRowFirstColumn="1" w:firstRowLastColumn="0" w:lastRowFirstColumn="0" w:lastRowLastColumn="0"/>
-                                  <w:tcW w:w="954" w:type="dxa"/>
+                                  <w:tcW w:w="953" w:type="dxa"/>
                                 </w:tcPr>
                                 <w:p>
                                   <w:pPr>
@@ -645,7 +555,7 @@
                               </w:tc>
                               <w:tc>
                                 <w:tcPr>
-                                  <w:tcW w:w="1403" w:type="dxa"/>
+                                  <w:tcW w:w="1402" w:type="dxa"/>
                                 </w:tcPr>
                                 <w:p>
                                   <w:pPr>
@@ -673,7 +583,7 @@
                               </w:tc>
                               <w:tc>
                                 <w:tcPr>
-                                  <w:tcW w:w="4406" w:type="dxa"/>
+                                  <w:tcW w:w="4394" w:type="dxa"/>
                                 </w:tcPr>
                                 <w:p>
                                   <w:pPr>
@@ -692,7 +602,7 @@
                               <w:tc>
                                 <w:tcPr>
                                   <w:cnfStyle w:val="001000000000" w:firstRow="0" w:lastRow="0" w:firstColumn="1" w:lastColumn="0" w:oddVBand="0" w:evenVBand="0" w:oddHBand="0" w:evenHBand="0" w:firstRowFirstColumn="0" w:firstRowLastColumn="0" w:lastRowFirstColumn="0" w:lastRowLastColumn="0"/>
-                                  <w:tcW w:w="954" w:type="dxa"/>
+                                  <w:tcW w:w="953" w:type="dxa"/>
                                 </w:tcPr>
                                 <w:p>
                                   <w:pPr>
@@ -719,7 +629,7 @@
                               </w:tc>
                               <w:tc>
                                 <w:tcPr>
-                                  <w:tcW w:w="1403" w:type="dxa"/>
+                                  <w:tcW w:w="1402" w:type="dxa"/>
                                 </w:tcPr>
                                 <w:p>
                                   <w:pPr>
@@ -747,7 +657,7 @@
                               </w:tc>
                               <w:tc>
                                 <w:tcPr>
-                                  <w:tcW w:w="4406" w:type="dxa"/>
+                                  <w:tcW w:w="4394" w:type="dxa"/>
                                 </w:tcPr>
                                 <w:p>
                                   <w:pPr>
@@ -763,7 +673,7 @@
                               <w:tc>
                                 <w:tcPr>
                                   <w:cnfStyle w:val="001000000000" w:firstRow="0" w:lastRow="0" w:firstColumn="1" w:lastColumn="0" w:oddVBand="0" w:evenVBand="0" w:oddHBand="0" w:evenHBand="0" w:firstRowFirstColumn="0" w:firstRowLastColumn="0" w:lastRowFirstColumn="0" w:lastRowLastColumn="0"/>
-                                  <w:tcW w:w="954" w:type="dxa"/>
+                                  <w:tcW w:w="953" w:type="dxa"/>
                                 </w:tcPr>
                                 <w:p>
                                   <w:pPr>
@@ -790,7 +700,7 @@
                               </w:tc>
                               <w:tc>
                                 <w:tcPr>
-                                  <w:tcW w:w="1403" w:type="dxa"/>
+                                  <w:tcW w:w="1402" w:type="dxa"/>
                                 </w:tcPr>
                                 <w:p>
                                   <w:pPr>
@@ -818,7 +728,7 @@
                               </w:tc>
                               <w:tc>
                                 <w:tcPr>
-                                  <w:tcW w:w="4406" w:type="dxa"/>
+                                  <w:tcW w:w="4394" w:type="dxa"/>
                                 </w:tcPr>
                                 <w:p>
                                   <w:pPr>
@@ -837,7 +747,7 @@
                               <w:tc>
                                 <w:tcPr>
                                   <w:cnfStyle w:val="001000000000" w:firstRow="0" w:lastRow="0" w:firstColumn="1" w:lastColumn="0" w:oddVBand="0" w:evenVBand="0" w:oddHBand="0" w:evenHBand="0" w:firstRowFirstColumn="0" w:firstRowLastColumn="0" w:lastRowFirstColumn="0" w:lastRowLastColumn="0"/>
-                                  <w:tcW w:w="954" w:type="dxa"/>
+                                  <w:tcW w:w="953" w:type="dxa"/>
                                 </w:tcPr>
                                 <w:p>
                                   <w:pPr>
@@ -864,7 +774,7 @@
                               </w:tc>
                               <w:tc>
                                 <w:tcPr>
-                                  <w:tcW w:w="1403" w:type="dxa"/>
+                                  <w:tcW w:w="1402" w:type="dxa"/>
                                 </w:tcPr>
                                 <w:p>
                                   <w:pPr>
@@ -892,7 +802,7 @@
                               </w:tc>
                               <w:tc>
                                 <w:tcPr>
-                                  <w:tcW w:w="4406" w:type="dxa"/>
+                                  <w:tcW w:w="4394" w:type="dxa"/>
                                 </w:tcPr>
                                 <w:p>
                                   <w:pPr>
@@ -908,7 +818,7 @@
                               <w:tc>
                                 <w:tcPr>
                                   <w:cnfStyle w:val="001000000000" w:firstRow="0" w:lastRow="0" w:firstColumn="1" w:lastColumn="0" w:oddVBand="0" w:evenVBand="0" w:oddHBand="0" w:evenHBand="0" w:firstRowFirstColumn="0" w:firstRowLastColumn="0" w:lastRowFirstColumn="0" w:lastRowLastColumn="0"/>
-                                  <w:tcW w:w="954" w:type="dxa"/>
+                                  <w:tcW w:w="953" w:type="dxa"/>
                                 </w:tcPr>
                                 <w:p>
                                   <w:pPr>
@@ -935,7 +845,7 @@
                               </w:tc>
                               <w:tc>
                                 <w:tcPr>
-                                  <w:tcW w:w="1403" w:type="dxa"/>
+                                  <w:tcW w:w="1402" w:type="dxa"/>
                                 </w:tcPr>
                                 <w:p>
                                   <w:pPr>
@@ -963,7 +873,7 @@
                               </w:tc>
                               <w:tc>
                                 <w:tcPr>
-                                  <w:tcW w:w="4406" w:type="dxa"/>
+                                  <w:tcW w:w="4394" w:type="dxa"/>
                                 </w:tcPr>
                                 <w:p>
                                   <w:pPr>
@@ -982,7 +892,7 @@
                               <w:tc>
                                 <w:tcPr>
                                   <w:cnfStyle w:val="001000000000" w:firstRow="0" w:lastRow="0" w:firstColumn="1" w:lastColumn="0" w:oddVBand="0" w:evenVBand="0" w:oddHBand="0" w:evenHBand="0" w:firstRowFirstColumn="0" w:firstRowLastColumn="0" w:lastRowFirstColumn="0" w:lastRowLastColumn="0"/>
-                                  <w:tcW w:w="954" w:type="dxa"/>
+                                  <w:tcW w:w="953" w:type="dxa"/>
                                 </w:tcPr>
                                 <w:p>
                                   <w:pPr>
@@ -1009,7 +919,7 @@
                               </w:tc>
                               <w:tc>
                                 <w:tcPr>
-                                  <w:tcW w:w="1403" w:type="dxa"/>
+                                  <w:tcW w:w="1402" w:type="dxa"/>
                                 </w:tcPr>
                                 <w:p>
                                   <w:pPr>
@@ -1037,7 +947,7 @@
                               </w:tc>
                               <w:tc>
                                 <w:tcPr>
-                                  <w:tcW w:w="4406" w:type="dxa"/>
+                                  <w:tcW w:w="4394" w:type="dxa"/>
                                 </w:tcPr>
                                 <w:p>
                                   <w:pPr>
@@ -1053,7 +963,7 @@
                               <w:tc>
                                 <w:tcPr>
                                   <w:cnfStyle w:val="001000000000" w:firstRow="0" w:lastRow="0" w:firstColumn="1" w:lastColumn="0" w:oddVBand="0" w:evenVBand="0" w:oddHBand="0" w:evenHBand="0" w:firstRowFirstColumn="0" w:firstRowLastColumn="0" w:lastRowFirstColumn="0" w:lastRowLastColumn="0"/>
-                                  <w:tcW w:w="954" w:type="dxa"/>
+                                  <w:tcW w:w="953" w:type="dxa"/>
                                 </w:tcPr>
                                 <w:p>
                                   <w:pPr>
@@ -1080,7 +990,7 @@
                               </w:tc>
                               <w:tc>
                                 <w:tcPr>
-                                  <w:tcW w:w="1403" w:type="dxa"/>
+                                  <w:tcW w:w="1402" w:type="dxa"/>
                                 </w:tcPr>
                                 <w:p>
                                   <w:pPr>
@@ -1108,7 +1018,7 @@
                               </w:tc>
                               <w:tc>
                                 <w:tcPr>
-                                  <w:tcW w:w="4406" w:type="dxa"/>
+                                  <w:tcW w:w="4394" w:type="dxa"/>
                                 </w:tcPr>
                                 <w:p>
                                   <w:pPr>
@@ -1127,7 +1037,7 @@
                               <w:tc>
                                 <w:tcPr>
                                   <w:cnfStyle w:val="001000000000" w:firstRow="0" w:lastRow="0" w:firstColumn="1" w:lastColumn="0" w:oddVBand="0" w:evenVBand="0" w:oddHBand="0" w:evenHBand="0" w:firstRowFirstColumn="0" w:firstRowLastColumn="0" w:lastRowFirstColumn="0" w:lastRowLastColumn="0"/>
-                                  <w:tcW w:w="954" w:type="dxa"/>
+                                  <w:tcW w:w="953" w:type="dxa"/>
                                 </w:tcPr>
                                 <w:p>
                                   <w:pPr>
@@ -1154,7 +1064,7 @@
                               </w:tc>
                               <w:tc>
                                 <w:tcPr>
-                                  <w:tcW w:w="1403" w:type="dxa"/>
+                                  <w:tcW w:w="1402" w:type="dxa"/>
                                 </w:tcPr>
                                 <w:p>
                                   <w:pPr>
@@ -1182,7 +1092,7 @@
                               </w:tc>
                               <w:tc>
                                 <w:tcPr>
-                                  <w:tcW w:w="4406" w:type="dxa"/>
+                                  <w:tcW w:w="4394" w:type="dxa"/>
                                 </w:tcPr>
                                 <w:p>
                                   <w:pPr>
@@ -1198,7 +1108,7 @@
                               <w:tc>
                                 <w:tcPr>
                                   <w:cnfStyle w:val="001000000000" w:firstRow="0" w:lastRow="0" w:firstColumn="1" w:lastColumn="0" w:oddVBand="0" w:evenVBand="0" w:oddHBand="0" w:evenHBand="0" w:firstRowFirstColumn="0" w:firstRowLastColumn="0" w:lastRowFirstColumn="0" w:lastRowLastColumn="0"/>
-                                  <w:tcW w:w="954" w:type="dxa"/>
+                                  <w:tcW w:w="953" w:type="dxa"/>
                                 </w:tcPr>
                                 <w:p>
                                   <w:pPr>
@@ -1225,7 +1135,7 @@
                               </w:tc>
                               <w:tc>
                                 <w:tcPr>
-                                  <w:tcW w:w="1403" w:type="dxa"/>
+                                  <w:tcW w:w="1402" w:type="dxa"/>
                                 </w:tcPr>
                                 <w:p>
                                   <w:pPr>
@@ -1253,7 +1163,7 @@
                               </w:tc>
                               <w:tc>
                                 <w:tcPr>
-                                  <w:tcW w:w="4406" w:type="dxa"/>
+                                  <w:tcW w:w="4394" w:type="dxa"/>
                                 </w:tcPr>
                                 <w:p>
                                   <w:pPr>
@@ -1272,7 +1182,7 @@
                               <w:tc>
                                 <w:tcPr>
                                   <w:cnfStyle w:val="001000000000" w:firstRow="0" w:lastRow="0" w:firstColumn="1" w:lastColumn="0" w:oddVBand="0" w:evenVBand="0" w:oddHBand="0" w:evenHBand="0" w:firstRowFirstColumn="0" w:firstRowLastColumn="0" w:lastRowFirstColumn="0" w:lastRowLastColumn="0"/>
-                                  <w:tcW w:w="954" w:type="dxa"/>
+                                  <w:tcW w:w="953" w:type="dxa"/>
                                 </w:tcPr>
                                 <w:p>
                                   <w:pPr>
@@ -1299,7 +1209,7 @@
                               </w:tc>
                               <w:tc>
                                 <w:tcPr>
-                                  <w:tcW w:w="1403" w:type="dxa"/>
+                                  <w:tcW w:w="1402" w:type="dxa"/>
                                 </w:tcPr>
                                 <w:p>
                                   <w:pPr>
@@ -1327,7 +1237,7 @@
                               </w:tc>
                               <w:tc>
                                 <w:tcPr>
-                                  <w:tcW w:w="4406" w:type="dxa"/>
+                                  <w:tcW w:w="4394" w:type="dxa"/>
                                 </w:tcPr>
                                 <w:p>
                                   <w:pPr>
@@ -1343,7 +1253,7 @@
                               <w:tc>
                                 <w:tcPr>
                                   <w:cnfStyle w:val="001000000000" w:firstRow="0" w:lastRow="0" w:firstColumn="1" w:lastColumn="0" w:oddVBand="0" w:evenVBand="0" w:oddHBand="0" w:evenHBand="0" w:firstRowFirstColumn="0" w:firstRowLastColumn="0" w:lastRowFirstColumn="0" w:lastRowLastColumn="0"/>
-                                  <w:tcW w:w="954" w:type="dxa"/>
+                                  <w:tcW w:w="953" w:type="dxa"/>
                                 </w:tcPr>
                                 <w:p>
                                   <w:pPr>
@@ -1370,7 +1280,7 @@
                               </w:tc>
                               <w:tc>
                                 <w:tcPr>
-                                  <w:tcW w:w="1403" w:type="dxa"/>
+                                  <w:tcW w:w="1402" w:type="dxa"/>
                                 </w:tcPr>
                                 <w:p>
                                   <w:pPr>
@@ -1398,7 +1308,7 @@
                               </w:tc>
                               <w:tc>
                                 <w:tcPr>
-                                  <w:tcW w:w="4406" w:type="dxa"/>
+                                  <w:tcW w:w="4394" w:type="dxa"/>
                                 </w:tcPr>
                                 <w:p>
                                   <w:pPr>
@@ -1417,7 +1327,7 @@
                               <w:tc>
                                 <w:tcPr>
                                   <w:cnfStyle w:val="001000000000" w:firstRow="0" w:lastRow="0" w:firstColumn="1" w:lastColumn="0" w:oddVBand="0" w:evenVBand="0" w:oddHBand="0" w:evenHBand="0" w:firstRowFirstColumn="0" w:firstRowLastColumn="0" w:lastRowFirstColumn="0" w:lastRowLastColumn="0"/>
-                                  <w:tcW w:w="954" w:type="dxa"/>
+                                  <w:tcW w:w="953" w:type="dxa"/>
                                 </w:tcPr>
                                 <w:p>
                                   <w:pPr>
@@ -1444,7 +1354,7 @@
                               </w:tc>
                               <w:tc>
                                 <w:tcPr>
-                                  <w:tcW w:w="1403" w:type="dxa"/>
+                                  <w:tcW w:w="1402" w:type="dxa"/>
                                 </w:tcPr>
                                 <w:p>
                                   <w:pPr>
@@ -1472,7 +1382,7 @@
                               </w:tc>
                               <w:tc>
                                 <w:tcPr>
-                                  <w:tcW w:w="4406" w:type="dxa"/>
+                                  <w:tcW w:w="4394" w:type="dxa"/>
                                 </w:tcPr>
                                 <w:p>
                                   <w:pPr>
@@ -1488,7 +1398,7 @@
                               <w:tc>
                                 <w:tcPr>
                                   <w:cnfStyle w:val="001000000000" w:firstRow="0" w:lastRow="0" w:firstColumn="1" w:lastColumn="0" w:oddVBand="0" w:evenVBand="0" w:oddHBand="0" w:evenHBand="0" w:firstRowFirstColumn="0" w:firstRowLastColumn="0" w:lastRowFirstColumn="0" w:lastRowLastColumn="0"/>
-                                  <w:tcW w:w="954" w:type="dxa"/>
+                                  <w:tcW w:w="953" w:type="dxa"/>
                                 </w:tcPr>
                                 <w:p>
                                   <w:pPr>
@@ -1515,7 +1425,7 @@
                               </w:tc>
                               <w:tc>
                                 <w:tcPr>
-                                  <w:tcW w:w="1403" w:type="dxa"/>
+                                  <w:tcW w:w="1402" w:type="dxa"/>
                                 </w:tcPr>
                                 <w:p>
                                   <w:pPr>
@@ -1543,7 +1453,7 @@
                               </w:tc>
                               <w:tc>
                                 <w:tcPr>
-                                  <w:tcW w:w="4406" w:type="dxa"/>
+                                  <w:tcW w:w="4394" w:type="dxa"/>
                                 </w:tcPr>
                                 <w:p>
                                   <w:pPr>
@@ -1562,7 +1472,7 @@
                               <w:tc>
                                 <w:tcPr>
                                   <w:cnfStyle w:val="001000000000" w:firstRow="0" w:lastRow="0" w:firstColumn="1" w:lastColumn="0" w:oddVBand="0" w:evenVBand="0" w:oddHBand="0" w:evenHBand="0" w:firstRowFirstColumn="0" w:firstRowLastColumn="0" w:lastRowFirstColumn="0" w:lastRowLastColumn="0"/>
-                                  <w:tcW w:w="954" w:type="dxa"/>
+                                  <w:tcW w:w="953" w:type="dxa"/>
                                 </w:tcPr>
                                 <w:p>
                                   <w:pPr>
@@ -1589,7 +1499,7 @@
                               </w:tc>
                               <w:tc>
                                 <w:tcPr>
-                                  <w:tcW w:w="1403" w:type="dxa"/>
+                                  <w:tcW w:w="1402" w:type="dxa"/>
                                 </w:tcPr>
                                 <w:p>
                                   <w:pPr>
@@ -1617,7 +1527,7 @@
                               </w:tc>
                               <w:tc>
                                 <w:tcPr>
-                                  <w:tcW w:w="4406" w:type="dxa"/>
+                                  <w:tcW w:w="4394" w:type="dxa"/>
                                 </w:tcPr>
                                 <w:p>
                                   <w:pPr>
@@ -1633,7 +1543,7 @@
                               <w:tc>
                                 <w:tcPr>
                                   <w:cnfStyle w:val="001000000000" w:firstRow="0" w:lastRow="0" w:firstColumn="1" w:lastColumn="0" w:oddVBand="0" w:evenVBand="0" w:oddHBand="0" w:evenHBand="0" w:firstRowFirstColumn="0" w:firstRowLastColumn="0" w:lastRowFirstColumn="0" w:lastRowLastColumn="0"/>
-                                  <w:tcW w:w="954" w:type="dxa"/>
+                                  <w:tcW w:w="953" w:type="dxa"/>
                                 </w:tcPr>
                                 <w:p>
                                   <w:pPr>
@@ -1660,7 +1570,7 @@
                               </w:tc>
                               <w:tc>
                                 <w:tcPr>
-                                  <w:tcW w:w="1403" w:type="dxa"/>
+                                  <w:tcW w:w="1402" w:type="dxa"/>
                                 </w:tcPr>
                                 <w:p>
                                   <w:pPr>
@@ -1688,7 +1598,7 @@
                               </w:tc>
                               <w:tc>
                                 <w:tcPr>
-                                  <w:tcW w:w="4406" w:type="dxa"/>
+                                  <w:tcW w:w="4394" w:type="dxa"/>
                                 </w:tcPr>
                                 <w:p>
                                   <w:pPr>
@@ -1707,7 +1617,7 @@
                               <w:tc>
                                 <w:tcPr>
                                   <w:cnfStyle w:val="001000000000" w:firstRow="0" w:lastRow="0" w:firstColumn="1" w:lastColumn="0" w:oddVBand="0" w:evenVBand="0" w:oddHBand="0" w:evenHBand="0" w:firstRowFirstColumn="0" w:firstRowLastColumn="0" w:lastRowFirstColumn="0" w:lastRowLastColumn="0"/>
-                                  <w:tcW w:w="954" w:type="dxa"/>
+                                  <w:tcW w:w="953" w:type="dxa"/>
                                 </w:tcPr>
                                 <w:p>
                                   <w:pPr>
@@ -1734,7 +1644,7 @@
                               </w:tc>
                               <w:tc>
                                 <w:tcPr>
-                                  <w:tcW w:w="1403" w:type="dxa"/>
+                                  <w:tcW w:w="1402" w:type="dxa"/>
                                 </w:tcPr>
                                 <w:p>
                                   <w:pPr>
@@ -1762,7 +1672,7 @@
                               </w:tc>
                               <w:tc>
                                 <w:tcPr>
-                                  <w:tcW w:w="4406" w:type="dxa"/>
+                                  <w:tcW w:w="4394" w:type="dxa"/>
                                 </w:tcPr>
                                 <w:p>
                                   <w:pPr>
@@ -1778,7 +1688,7 @@
                               <w:tc>
                                 <w:tcPr>
                                   <w:cnfStyle w:val="001000000000" w:firstRow="0" w:lastRow="0" w:firstColumn="1" w:lastColumn="0" w:oddVBand="0" w:evenVBand="0" w:oddHBand="0" w:evenHBand="0" w:firstRowFirstColumn="0" w:firstRowLastColumn="0" w:lastRowFirstColumn="0" w:lastRowLastColumn="0"/>
-                                  <w:tcW w:w="954" w:type="dxa"/>
+                                  <w:tcW w:w="953" w:type="dxa"/>
                                 </w:tcPr>
                                 <w:p>
                                   <w:pPr>
@@ -1805,7 +1715,7 @@
                               </w:tc>
                               <w:tc>
                                 <w:tcPr>
-                                  <w:tcW w:w="1403" w:type="dxa"/>
+                                  <w:tcW w:w="1402" w:type="dxa"/>
                                 </w:tcPr>
                                 <w:p>
                                   <w:pPr>
@@ -1833,7 +1743,7 @@
                               </w:tc>
                               <w:tc>
                                 <w:tcPr>
-                                  <w:tcW w:w="4406" w:type="dxa"/>
+                                  <w:tcW w:w="4394" w:type="dxa"/>
                                 </w:tcPr>
                                 <w:p>
                                   <w:pPr>
@@ -1852,7 +1762,7 @@
                               <w:tc>
                                 <w:tcPr>
                                   <w:cnfStyle w:val="001000000000" w:firstRow="0" w:lastRow="0" w:firstColumn="1" w:lastColumn="0" w:oddVBand="0" w:evenVBand="0" w:oddHBand="0" w:evenHBand="0" w:firstRowFirstColumn="0" w:firstRowLastColumn="0" w:lastRowFirstColumn="0" w:lastRowLastColumn="0"/>
-                                  <w:tcW w:w="954" w:type="dxa"/>
+                                  <w:tcW w:w="953" w:type="dxa"/>
                                 </w:tcPr>
                                 <w:p>
                                   <w:pPr>
@@ -1879,7 +1789,7 @@
                               </w:tc>
                               <w:tc>
                                 <w:tcPr>
-                                  <w:tcW w:w="1403" w:type="dxa"/>
+                                  <w:tcW w:w="1402" w:type="dxa"/>
                                 </w:tcPr>
                                 <w:p>
                                   <w:pPr>
@@ -1907,14 +1817,165 @@
                               </w:tc>
                               <w:tc>
                                 <w:tcPr>
-                                  <w:tcW w:w="4406" w:type="dxa"/>
+                                  <w:tcW w:w="4394" w:type="dxa"/>
                                 </w:tcPr>
                                 <w:p>
                                   <w:pPr>
                                     <w:cnfStyle w:val="000000100000" w:firstRow="0" w:lastRow="0" w:firstColumn="0" w:lastColumn="0" w:oddVBand="0" w:evenVBand="0" w:oddHBand="1" w:evenHBand="0" w:firstRowFirstColumn="0" w:firstRowLastColumn="0" w:lastRowFirstColumn="0" w:lastRowLastColumn="0"/>
                                   </w:pPr>
                                   <w:r>
-                                    <w:t>Replaced NHTV logo with BUAS logo</w:t>
+                                    <w:t>Replaced NHTV logo with BU</w:t>
+                                  </w:r>
+                                  <w:r>
+                                    <w:t>as</w:t>
+                                  </w:r>
+                                  <w:r>
+                                    <w:t xml:space="preserve"> logo</w:t>
+                                  </w:r>
+                                </w:p>
+                              </w:tc>
+                            </w:tr>
+                            <w:tr>
+                              <w:tc>
+                                <w:tcPr>
+                                  <w:cnfStyle w:val="001000000000" w:firstRow="0" w:lastRow="0" w:firstColumn="1" w:lastColumn="0" w:oddVBand="0" w:evenVBand="0" w:oddHBand="0" w:evenHBand="0" w:firstRowFirstColumn="0" w:firstRowLastColumn="0" w:lastRowFirstColumn="0" w:lastRowLastColumn="0"/>
+                                  <w:tcW w:w="953" w:type="dxa"/>
+                                </w:tcPr>
+                                <w:p>
+                                  <w:pPr>
+                                    <w:jc w:val="center"/>
+                                  </w:pPr>
+                                  <w:r>
+                                    <w:t>2.0</w:t>
+                                  </w:r>
+                                </w:p>
+                              </w:tc>
+                              <w:tc>
+                                <w:tcPr>
+                                  <w:tcW w:w="1172" w:type="dxa"/>
+                                </w:tcPr>
+                                <w:p>
+                                  <w:pPr>
+                                    <w:jc w:val="center"/>
+                                    <w:cnfStyle w:val="000000000000" w:firstRow="0" w:lastRow="0" w:firstColumn="0" w:lastColumn="0" w:oddVBand="0" w:evenVBand="0" w:oddHBand="0" w:evenHBand="0" w:firstRowFirstColumn="0" w:firstRowLastColumn="0" w:lastRowFirstColumn="0" w:lastRowLastColumn="0"/>
+                                  </w:pPr>
+                                  <w:r>
+                                    <w:t>Revised</w:t>
+                                  </w:r>
+                                </w:p>
+                              </w:tc>
+                              <w:tc>
+                                <w:tcPr>
+                                  <w:tcW w:w="1402" w:type="dxa"/>
+                                </w:tcPr>
+                                <w:p>
+                                  <w:pPr>
+                                    <w:jc w:val="center"/>
+                                    <w:cnfStyle w:val="000000000000" w:firstRow="0" w:lastRow="0" w:firstColumn="0" w:lastColumn="0" w:oddVBand="0" w:evenVBand="0" w:oddHBand="0" w:evenHBand="0" w:firstRowFirstColumn="0" w:firstRowLastColumn="0" w:lastRowFirstColumn="0" w:lastRowLastColumn="0"/>
+                                  </w:pPr>
+                                  <w:r>
+                                    <w:t>5/04/2024</w:t>
+                                  </w:r>
+                                </w:p>
+                              </w:tc>
+                              <w:tc>
+                                <w:tcPr>
+                                  <w:tcW w:w="785" w:type="dxa"/>
+                                </w:tcPr>
+                                <w:p>
+                                  <w:pPr>
+                                    <w:jc w:val="center"/>
+                                    <w:cnfStyle w:val="000000000000" w:firstRow="0" w:lastRow="0" w:firstColumn="0" w:lastColumn="0" w:oddVBand="0" w:evenVBand="0" w:oddHBand="0" w:evenHBand="0" w:firstRowFirstColumn="0" w:firstRowLastColumn="0" w:lastRowFirstColumn="0" w:lastRowLastColumn="0"/>
+                                  </w:pPr>
+                                  <w:r>
+                                    <w:t>JS</w:t>
+                                  </w:r>
+                                </w:p>
+                              </w:tc>
+                              <w:tc>
+                                <w:tcPr>
+                                  <w:tcW w:w="4394" w:type="dxa"/>
+                                </w:tcPr>
+                                <w:p>
+                                  <w:pPr>
+                                    <w:cnfStyle w:val="000000000000" w:firstRow="0" w:lastRow="0" w:firstColumn="0" w:lastColumn="0" w:oddVBand="0" w:evenVBand="0" w:oddHBand="0" w:evenHBand="0" w:firstRowFirstColumn="0" w:firstRowLastColumn="0" w:lastRowFirstColumn="0" w:lastRowLastColumn="0"/>
+                                  </w:pPr>
+                                  <w:r>
+                                    <w:t>Ecoscope project update</w:t>
+                                  </w:r>
+                                </w:p>
+                              </w:tc>
+                            </w:tr>
+                            <w:tr>
+                              <w:trPr>
+                                <w:cnfStyle w:val="000000100000" w:firstRow="0" w:lastRow="0" w:firstColumn="0" w:lastColumn="0" w:oddVBand="0" w:evenVBand="0" w:oddHBand="1" w:evenHBand="0" w:firstRowFirstColumn="0" w:firstRowLastColumn="0" w:lastRowFirstColumn="0" w:lastRowLastColumn="0"/>
+                              </w:trPr>
+                              <w:tc>
+                                <w:tcPr>
+                                  <w:cnfStyle w:val="001000000000" w:firstRow="0" w:lastRow="0" w:firstColumn="1" w:lastColumn="0" w:oddVBand="0" w:evenVBand="0" w:oddHBand="0" w:evenHBand="0" w:firstRowFirstColumn="0" w:firstRowLastColumn="0" w:lastRowFirstColumn="0" w:lastRowLastColumn="0"/>
+                                  <w:tcW w:w="953" w:type="dxa"/>
+                                </w:tcPr>
+                                <w:p>
+                                  <w:pPr>
+                                    <w:jc w:val="center"/>
+                                  </w:pPr>
+                                  <w:r>
+                                    <w:t>2.1</w:t>
+                                  </w:r>
+                                </w:p>
+                              </w:tc>
+                              <w:tc>
+                                <w:tcPr>
+                                  <w:tcW w:w="1172" w:type="dxa"/>
+                                </w:tcPr>
+                                <w:p>
+                                  <w:pPr>
+                                    <w:jc w:val="center"/>
+                                    <w:cnfStyle w:val="000000100000" w:firstRow="0" w:lastRow="0" w:firstColumn="0" w:lastColumn="0" w:oddVBand="0" w:evenVBand="0" w:oddHBand="1" w:evenHBand="0" w:firstRowFirstColumn="0" w:firstRowLastColumn="0" w:lastRowFirstColumn="0" w:lastRowLastColumn="0"/>
+                                  </w:pPr>
+                                  <w:r>
+                                    <w:t>Revised</w:t>
+                                  </w:r>
+                                </w:p>
+                              </w:tc>
+                              <w:tc>
+                                <w:tcPr>
+                                  <w:tcW w:w="1402" w:type="dxa"/>
+                                </w:tcPr>
+                                <w:p>
+                                  <w:pPr>
+                                    <w:jc w:val="center"/>
+                                    <w:cnfStyle w:val="000000100000" w:firstRow="0" w:lastRow="0" w:firstColumn="0" w:lastColumn="0" w:oddVBand="0" w:evenVBand="0" w:oddHBand="1" w:evenHBand="0" w:firstRowFirstColumn="0" w:firstRowLastColumn="0" w:lastRowFirstColumn="0" w:lastRowLastColumn="0"/>
+                                  </w:pPr>
+                                  <w:r>
+                                    <w:t>25/07/2024</w:t>
+                                  </w:r>
+                                </w:p>
+                              </w:tc>
+                              <w:tc>
+                                <w:tcPr>
+                                  <w:tcW w:w="785" w:type="dxa"/>
+                                </w:tcPr>
+                                <w:p>
+                                  <w:pPr>
+                                    <w:jc w:val="center"/>
+                                    <w:cnfStyle w:val="000000100000" w:firstRow="0" w:lastRow="0" w:firstColumn="0" w:lastColumn="0" w:oddVBand="0" w:evenVBand="0" w:oddHBand="1" w:evenHBand="0" w:firstRowFirstColumn="0" w:firstRowLastColumn="0" w:lastRowFirstColumn="0" w:lastRowLastColumn="0"/>
+                                  </w:pPr>
+                                  <w:r>
+                                    <w:t>JS</w:t>
+                                  </w:r>
+                                </w:p>
+                              </w:tc>
+                              <w:tc>
+                                <w:tcPr>
+                                  <w:tcW w:w="4394" w:type="dxa"/>
+                                </w:tcPr>
+                                <w:p>
+                                  <w:pPr>
+                                    <w:cnfStyle w:val="000000100000" w:firstRow="0" w:lastRow="0" w:firstColumn="0" w:lastColumn="0" w:oddVBand="0" w:evenVBand="0" w:oddHBand="1" w:evenHBand="0" w:firstRowFirstColumn="0" w:firstRowLastColumn="0" w:lastRowFirstColumn="0" w:lastRowLastColumn="0"/>
+                                  </w:pPr>
+                                  <w:r>
+                                    <w:t>Checks and debugging</w:t>
                                   </w:r>
                                 </w:p>
                               </w:tc>
@@ -1926,13 +1987,7 @@
                             </w:pPr>
                             <w:r>
                               <w:br/>
-                              <w:t>Copyright © 201</w:t>
-                            </w:r>
-                            <w:r>
-                              <w:t>8</w:t>
-                            </w:r>
-                            <w:r>
-                              <w:t xml:space="preserve"> Ecopath International Initiative Research Association, Barcelona, Spain</w:t>
+                              <w:t>Copyright © 2017- Ecopath International Initiative Research Association, Barcelona, Spain</w:t>
                             </w:r>
                           </w:p>
                         </w:txbxContent>
@@ -1965,15 +2020,15 @@
                     <w:tbl>
                       <w:tblPr>
                         <w:tblStyle w:val="MediumList2"/>
-                        <w:tblW w:w="4638" w:type="pct"/>
+                        <w:tblW w:w="4630" w:type="pct"/>
                         <w:tblLook w:val="04A0" w:firstRow="1" w:lastRow="0" w:firstColumn="1" w:lastColumn="0" w:noHBand="0" w:noVBand="1"/>
                       </w:tblPr>
                       <w:tblGrid>
-                        <w:gridCol w:w="953"/>
+                        <w:gridCol w:w="952"/>
                         <w:gridCol w:w="1172"/>
-                        <w:gridCol w:w="1402"/>
+                        <w:gridCol w:w="1401"/>
                         <w:gridCol w:w="785"/>
-                        <w:gridCol w:w="4394"/>
+                        <w:gridCol w:w="4381"/>
                       </w:tblGrid>
                       <w:tr>
                         <w:trPr>
@@ -1982,7 +2037,7 @@
                         <w:tc>
                           <w:tcPr>
                             <w:cnfStyle w:val="001000000100" w:firstRow="0" w:lastRow="0" w:firstColumn="1" w:lastColumn="0" w:oddVBand="0" w:evenVBand="0" w:oddHBand="0" w:evenHBand="0" w:firstRowFirstColumn="1" w:firstRowLastColumn="0" w:lastRowFirstColumn="0" w:lastRowLastColumn="0"/>
-                            <w:tcW w:w="954" w:type="dxa"/>
+                            <w:tcW w:w="953" w:type="dxa"/>
                           </w:tcPr>
                           <w:p>
                             <w:pPr>
@@ -2009,7 +2064,7 @@
                         </w:tc>
                         <w:tc>
                           <w:tcPr>
-                            <w:tcW w:w="1403" w:type="dxa"/>
+                            <w:tcW w:w="1402" w:type="dxa"/>
                           </w:tcPr>
                           <w:p>
                             <w:pPr>
@@ -2037,7 +2092,7 @@
                         </w:tc>
                         <w:tc>
                           <w:tcPr>
-                            <w:tcW w:w="4406" w:type="dxa"/>
+                            <w:tcW w:w="4394" w:type="dxa"/>
                           </w:tcPr>
                           <w:p>
                             <w:pPr>
@@ -2056,7 +2111,7 @@
                         <w:tc>
                           <w:tcPr>
                             <w:cnfStyle w:val="001000000000" w:firstRow="0" w:lastRow="0" w:firstColumn="1" w:lastColumn="0" w:oddVBand="0" w:evenVBand="0" w:oddHBand="0" w:evenHBand="0" w:firstRowFirstColumn="0" w:firstRowLastColumn="0" w:lastRowFirstColumn="0" w:lastRowLastColumn="0"/>
-                            <w:tcW w:w="954" w:type="dxa"/>
+                            <w:tcW w:w="953" w:type="dxa"/>
                           </w:tcPr>
                           <w:p>
                             <w:pPr>
@@ -2083,7 +2138,7 @@
                         </w:tc>
                         <w:tc>
                           <w:tcPr>
-                            <w:tcW w:w="1403" w:type="dxa"/>
+                            <w:tcW w:w="1402" w:type="dxa"/>
                           </w:tcPr>
                           <w:p>
                             <w:pPr>
@@ -2111,7 +2166,7 @@
                         </w:tc>
                         <w:tc>
                           <w:tcPr>
-                            <w:tcW w:w="4406" w:type="dxa"/>
+                            <w:tcW w:w="4394" w:type="dxa"/>
                           </w:tcPr>
                           <w:p>
                             <w:pPr>
@@ -2127,7 +2182,7 @@
                         <w:tc>
                           <w:tcPr>
                             <w:cnfStyle w:val="001000000000" w:firstRow="0" w:lastRow="0" w:firstColumn="1" w:lastColumn="0" w:oddVBand="0" w:evenVBand="0" w:oddHBand="0" w:evenHBand="0" w:firstRowFirstColumn="0" w:firstRowLastColumn="0" w:lastRowFirstColumn="0" w:lastRowLastColumn="0"/>
-                            <w:tcW w:w="954" w:type="dxa"/>
+                            <w:tcW w:w="953" w:type="dxa"/>
                           </w:tcPr>
                           <w:p>
                             <w:pPr>
@@ -2154,7 +2209,7 @@
                         </w:tc>
                         <w:tc>
                           <w:tcPr>
-                            <w:tcW w:w="1403" w:type="dxa"/>
+                            <w:tcW w:w="1402" w:type="dxa"/>
                           </w:tcPr>
                           <w:p>
                             <w:pPr>
@@ -2182,7 +2237,7 @@
                         </w:tc>
                         <w:tc>
                           <w:tcPr>
-                            <w:tcW w:w="4406" w:type="dxa"/>
+                            <w:tcW w:w="4394" w:type="dxa"/>
                           </w:tcPr>
                           <w:p>
                             <w:pPr>
@@ -2201,7 +2256,7 @@
                         <w:tc>
                           <w:tcPr>
                             <w:cnfStyle w:val="001000000000" w:firstRow="0" w:lastRow="0" w:firstColumn="1" w:lastColumn="0" w:oddVBand="0" w:evenVBand="0" w:oddHBand="0" w:evenHBand="0" w:firstRowFirstColumn="0" w:firstRowLastColumn="0" w:lastRowFirstColumn="0" w:lastRowLastColumn="0"/>
-                            <w:tcW w:w="954" w:type="dxa"/>
+                            <w:tcW w:w="953" w:type="dxa"/>
                           </w:tcPr>
                           <w:p>
                             <w:pPr>
@@ -2228,7 +2283,7 @@
                         </w:tc>
                         <w:tc>
                           <w:tcPr>
-                            <w:tcW w:w="1403" w:type="dxa"/>
+                            <w:tcW w:w="1402" w:type="dxa"/>
                           </w:tcPr>
                           <w:p>
                             <w:pPr>
@@ -2256,7 +2311,7 @@
                         </w:tc>
                         <w:tc>
                           <w:tcPr>
-                            <w:tcW w:w="4406" w:type="dxa"/>
+                            <w:tcW w:w="4394" w:type="dxa"/>
                           </w:tcPr>
                           <w:p>
                             <w:pPr>
@@ -2272,7 +2327,7 @@
                         <w:tc>
                           <w:tcPr>
                             <w:cnfStyle w:val="001000000000" w:firstRow="0" w:lastRow="0" w:firstColumn="1" w:lastColumn="0" w:oddVBand="0" w:evenVBand="0" w:oddHBand="0" w:evenHBand="0" w:firstRowFirstColumn="0" w:firstRowLastColumn="0" w:lastRowFirstColumn="0" w:lastRowLastColumn="0"/>
-                            <w:tcW w:w="954" w:type="dxa"/>
+                            <w:tcW w:w="953" w:type="dxa"/>
                           </w:tcPr>
                           <w:p>
                             <w:pPr>
@@ -2299,7 +2354,7 @@
                         </w:tc>
                         <w:tc>
                           <w:tcPr>
-                            <w:tcW w:w="1403" w:type="dxa"/>
+                            <w:tcW w:w="1402" w:type="dxa"/>
                           </w:tcPr>
                           <w:p>
                             <w:pPr>
@@ -2327,7 +2382,7 @@
                         </w:tc>
                         <w:tc>
                           <w:tcPr>
-                            <w:tcW w:w="4406" w:type="dxa"/>
+                            <w:tcW w:w="4394" w:type="dxa"/>
                           </w:tcPr>
                           <w:p>
                             <w:pPr>
@@ -2346,7 +2401,7 @@
                         <w:tc>
                           <w:tcPr>
                             <w:cnfStyle w:val="001000000000" w:firstRow="0" w:lastRow="0" w:firstColumn="1" w:lastColumn="0" w:oddVBand="0" w:evenVBand="0" w:oddHBand="0" w:evenHBand="0" w:firstRowFirstColumn="0" w:firstRowLastColumn="0" w:lastRowFirstColumn="0" w:lastRowLastColumn="0"/>
-                            <w:tcW w:w="954" w:type="dxa"/>
+                            <w:tcW w:w="953" w:type="dxa"/>
                           </w:tcPr>
                           <w:p>
                             <w:pPr>
@@ -2373,7 +2428,7 @@
                         </w:tc>
                         <w:tc>
                           <w:tcPr>
-                            <w:tcW w:w="1403" w:type="dxa"/>
+                            <w:tcW w:w="1402" w:type="dxa"/>
                           </w:tcPr>
                           <w:p>
                             <w:pPr>
@@ -2401,7 +2456,7 @@
                         </w:tc>
                         <w:tc>
                           <w:tcPr>
-                            <w:tcW w:w="4406" w:type="dxa"/>
+                            <w:tcW w:w="4394" w:type="dxa"/>
                           </w:tcPr>
                           <w:p>
                             <w:pPr>
@@ -2417,7 +2472,7 @@
                         <w:tc>
                           <w:tcPr>
                             <w:cnfStyle w:val="001000000000" w:firstRow="0" w:lastRow="0" w:firstColumn="1" w:lastColumn="0" w:oddVBand="0" w:evenVBand="0" w:oddHBand="0" w:evenHBand="0" w:firstRowFirstColumn="0" w:firstRowLastColumn="0" w:lastRowFirstColumn="0" w:lastRowLastColumn="0"/>
-                            <w:tcW w:w="954" w:type="dxa"/>
+                            <w:tcW w:w="953" w:type="dxa"/>
                           </w:tcPr>
                           <w:p>
                             <w:pPr>
@@ -2444,7 +2499,7 @@
                         </w:tc>
                         <w:tc>
                           <w:tcPr>
-                            <w:tcW w:w="1403" w:type="dxa"/>
+                            <w:tcW w:w="1402" w:type="dxa"/>
                           </w:tcPr>
                           <w:p>
                             <w:pPr>
@@ -2472,7 +2527,7 @@
                         </w:tc>
                         <w:tc>
                           <w:tcPr>
-                            <w:tcW w:w="4406" w:type="dxa"/>
+                            <w:tcW w:w="4394" w:type="dxa"/>
                           </w:tcPr>
                           <w:p>
                             <w:pPr>
@@ -2491,7 +2546,7 @@
                         <w:tc>
                           <w:tcPr>
                             <w:cnfStyle w:val="001000000000" w:firstRow="0" w:lastRow="0" w:firstColumn="1" w:lastColumn="0" w:oddVBand="0" w:evenVBand="0" w:oddHBand="0" w:evenHBand="0" w:firstRowFirstColumn="0" w:firstRowLastColumn="0" w:lastRowFirstColumn="0" w:lastRowLastColumn="0"/>
-                            <w:tcW w:w="954" w:type="dxa"/>
+                            <w:tcW w:w="953" w:type="dxa"/>
                           </w:tcPr>
                           <w:p>
                             <w:pPr>
@@ -2518,7 +2573,7 @@
                         </w:tc>
                         <w:tc>
                           <w:tcPr>
-                            <w:tcW w:w="1403" w:type="dxa"/>
+                            <w:tcW w:w="1402" w:type="dxa"/>
                           </w:tcPr>
                           <w:p>
                             <w:pPr>
@@ -2546,7 +2601,7 @@
                         </w:tc>
                         <w:tc>
                           <w:tcPr>
-                            <w:tcW w:w="4406" w:type="dxa"/>
+                            <w:tcW w:w="4394" w:type="dxa"/>
                           </w:tcPr>
                           <w:p>
                             <w:pPr>
@@ -2562,7 +2617,7 @@
                         <w:tc>
                           <w:tcPr>
                             <w:cnfStyle w:val="001000000000" w:firstRow="0" w:lastRow="0" w:firstColumn="1" w:lastColumn="0" w:oddVBand="0" w:evenVBand="0" w:oddHBand="0" w:evenHBand="0" w:firstRowFirstColumn="0" w:firstRowLastColumn="0" w:lastRowFirstColumn="0" w:lastRowLastColumn="0"/>
-                            <w:tcW w:w="954" w:type="dxa"/>
+                            <w:tcW w:w="953" w:type="dxa"/>
                           </w:tcPr>
                           <w:p>
                             <w:pPr>
@@ -2589,7 +2644,7 @@
                         </w:tc>
                         <w:tc>
                           <w:tcPr>
-                            <w:tcW w:w="1403" w:type="dxa"/>
+                            <w:tcW w:w="1402" w:type="dxa"/>
                           </w:tcPr>
                           <w:p>
                             <w:pPr>
@@ -2617,7 +2672,7 @@
                         </w:tc>
                         <w:tc>
                           <w:tcPr>
-                            <w:tcW w:w="4406" w:type="dxa"/>
+                            <w:tcW w:w="4394" w:type="dxa"/>
                           </w:tcPr>
                           <w:p>
                             <w:pPr>
@@ -2636,7 +2691,7 @@
                         <w:tc>
                           <w:tcPr>
                             <w:cnfStyle w:val="001000000000" w:firstRow="0" w:lastRow="0" w:firstColumn="1" w:lastColumn="0" w:oddVBand="0" w:evenVBand="0" w:oddHBand="0" w:evenHBand="0" w:firstRowFirstColumn="0" w:firstRowLastColumn="0" w:lastRowFirstColumn="0" w:lastRowLastColumn="0"/>
-                            <w:tcW w:w="954" w:type="dxa"/>
+                            <w:tcW w:w="953" w:type="dxa"/>
                           </w:tcPr>
                           <w:p>
                             <w:pPr>
@@ -2663,7 +2718,7 @@
                         </w:tc>
                         <w:tc>
                           <w:tcPr>
-                            <w:tcW w:w="1403" w:type="dxa"/>
+                            <w:tcW w:w="1402" w:type="dxa"/>
                           </w:tcPr>
                           <w:p>
                             <w:pPr>
@@ -2691,7 +2746,7 @@
                         </w:tc>
                         <w:tc>
                           <w:tcPr>
-                            <w:tcW w:w="4406" w:type="dxa"/>
+                            <w:tcW w:w="4394" w:type="dxa"/>
                           </w:tcPr>
                           <w:p>
                             <w:pPr>
@@ -2707,7 +2762,7 @@
                         <w:tc>
                           <w:tcPr>
                             <w:cnfStyle w:val="001000000000" w:firstRow="0" w:lastRow="0" w:firstColumn="1" w:lastColumn="0" w:oddVBand="0" w:evenVBand="0" w:oddHBand="0" w:evenHBand="0" w:firstRowFirstColumn="0" w:firstRowLastColumn="0" w:lastRowFirstColumn="0" w:lastRowLastColumn="0"/>
-                            <w:tcW w:w="954" w:type="dxa"/>
+                            <w:tcW w:w="953" w:type="dxa"/>
                           </w:tcPr>
                           <w:p>
                             <w:pPr>
@@ -2734,7 +2789,7 @@
                         </w:tc>
                         <w:tc>
                           <w:tcPr>
-                            <w:tcW w:w="1403" w:type="dxa"/>
+                            <w:tcW w:w="1402" w:type="dxa"/>
                           </w:tcPr>
                           <w:p>
                             <w:pPr>
@@ -2762,7 +2817,7 @@
                         </w:tc>
                         <w:tc>
                           <w:tcPr>
-                            <w:tcW w:w="4406" w:type="dxa"/>
+                            <w:tcW w:w="4394" w:type="dxa"/>
                           </w:tcPr>
                           <w:p>
                             <w:pPr>
@@ -2781,7 +2836,7 @@
                         <w:tc>
                           <w:tcPr>
                             <w:cnfStyle w:val="001000000000" w:firstRow="0" w:lastRow="0" w:firstColumn="1" w:lastColumn="0" w:oddVBand="0" w:evenVBand="0" w:oddHBand="0" w:evenHBand="0" w:firstRowFirstColumn="0" w:firstRowLastColumn="0" w:lastRowFirstColumn="0" w:lastRowLastColumn="0"/>
-                            <w:tcW w:w="954" w:type="dxa"/>
+                            <w:tcW w:w="953" w:type="dxa"/>
                           </w:tcPr>
                           <w:p>
                             <w:pPr>
@@ -2808,7 +2863,7 @@
                         </w:tc>
                         <w:tc>
                           <w:tcPr>
-                            <w:tcW w:w="1403" w:type="dxa"/>
+                            <w:tcW w:w="1402" w:type="dxa"/>
                           </w:tcPr>
                           <w:p>
                             <w:pPr>
@@ -2836,7 +2891,7 @@
                         </w:tc>
                         <w:tc>
                           <w:tcPr>
-                            <w:tcW w:w="4406" w:type="dxa"/>
+                            <w:tcW w:w="4394" w:type="dxa"/>
                           </w:tcPr>
                           <w:p>
                             <w:pPr>
@@ -2852,7 +2907,7 @@
                         <w:tc>
                           <w:tcPr>
                             <w:cnfStyle w:val="001000000000" w:firstRow="0" w:lastRow="0" w:firstColumn="1" w:lastColumn="0" w:oddVBand="0" w:evenVBand="0" w:oddHBand="0" w:evenHBand="0" w:firstRowFirstColumn="0" w:firstRowLastColumn="0" w:lastRowFirstColumn="0" w:lastRowLastColumn="0"/>
-                            <w:tcW w:w="954" w:type="dxa"/>
+                            <w:tcW w:w="953" w:type="dxa"/>
                           </w:tcPr>
                           <w:p>
                             <w:pPr>
@@ -2879,7 +2934,7 @@
                         </w:tc>
                         <w:tc>
                           <w:tcPr>
-                            <w:tcW w:w="1403" w:type="dxa"/>
+                            <w:tcW w:w="1402" w:type="dxa"/>
                           </w:tcPr>
                           <w:p>
                             <w:pPr>
@@ -2907,7 +2962,7 @@
                         </w:tc>
                         <w:tc>
                           <w:tcPr>
-                            <w:tcW w:w="4406" w:type="dxa"/>
+                            <w:tcW w:w="4394" w:type="dxa"/>
                           </w:tcPr>
                           <w:p>
                             <w:pPr>
@@ -2926,7 +2981,7 @@
                         <w:tc>
                           <w:tcPr>
                             <w:cnfStyle w:val="001000000000" w:firstRow="0" w:lastRow="0" w:firstColumn="1" w:lastColumn="0" w:oddVBand="0" w:evenVBand="0" w:oddHBand="0" w:evenHBand="0" w:firstRowFirstColumn="0" w:firstRowLastColumn="0" w:lastRowFirstColumn="0" w:lastRowLastColumn="0"/>
-                            <w:tcW w:w="954" w:type="dxa"/>
+                            <w:tcW w:w="953" w:type="dxa"/>
                           </w:tcPr>
                           <w:p>
                             <w:pPr>
@@ -2953,7 +3008,7 @@
                         </w:tc>
                         <w:tc>
                           <w:tcPr>
-                            <w:tcW w:w="1403" w:type="dxa"/>
+                            <w:tcW w:w="1402" w:type="dxa"/>
                           </w:tcPr>
                           <w:p>
                             <w:pPr>
@@ -2981,7 +3036,7 @@
                         </w:tc>
                         <w:tc>
                           <w:tcPr>
-                            <w:tcW w:w="4406" w:type="dxa"/>
+                            <w:tcW w:w="4394" w:type="dxa"/>
                           </w:tcPr>
                           <w:p>
                             <w:pPr>
@@ -2997,7 +3052,7 @@
                         <w:tc>
                           <w:tcPr>
                             <w:cnfStyle w:val="001000000000" w:firstRow="0" w:lastRow="0" w:firstColumn="1" w:lastColumn="0" w:oddVBand="0" w:evenVBand="0" w:oddHBand="0" w:evenHBand="0" w:firstRowFirstColumn="0" w:firstRowLastColumn="0" w:lastRowFirstColumn="0" w:lastRowLastColumn="0"/>
-                            <w:tcW w:w="954" w:type="dxa"/>
+                            <w:tcW w:w="953" w:type="dxa"/>
                           </w:tcPr>
                           <w:p>
                             <w:pPr>
@@ -3024,7 +3079,7 @@
                         </w:tc>
                         <w:tc>
                           <w:tcPr>
-                            <w:tcW w:w="1403" w:type="dxa"/>
+                            <w:tcW w:w="1402" w:type="dxa"/>
                           </w:tcPr>
                           <w:p>
                             <w:pPr>
@@ -3052,7 +3107,7 @@
                         </w:tc>
                         <w:tc>
                           <w:tcPr>
-                            <w:tcW w:w="4406" w:type="dxa"/>
+                            <w:tcW w:w="4394" w:type="dxa"/>
                           </w:tcPr>
                           <w:p>
                             <w:pPr>
@@ -3071,7 +3126,7 @@
                         <w:tc>
                           <w:tcPr>
                             <w:cnfStyle w:val="001000000000" w:firstRow="0" w:lastRow="0" w:firstColumn="1" w:lastColumn="0" w:oddVBand="0" w:evenVBand="0" w:oddHBand="0" w:evenHBand="0" w:firstRowFirstColumn="0" w:firstRowLastColumn="0" w:lastRowFirstColumn="0" w:lastRowLastColumn="0"/>
-                            <w:tcW w:w="954" w:type="dxa"/>
+                            <w:tcW w:w="953" w:type="dxa"/>
                           </w:tcPr>
                           <w:p>
                             <w:pPr>
@@ -3098,7 +3153,7 @@
                         </w:tc>
                         <w:tc>
                           <w:tcPr>
-                            <w:tcW w:w="1403" w:type="dxa"/>
+                            <w:tcW w:w="1402" w:type="dxa"/>
                           </w:tcPr>
                           <w:p>
                             <w:pPr>
@@ -3126,7 +3181,7 @@
                         </w:tc>
                         <w:tc>
                           <w:tcPr>
-                            <w:tcW w:w="4406" w:type="dxa"/>
+                            <w:tcW w:w="4394" w:type="dxa"/>
                           </w:tcPr>
                           <w:p>
                             <w:pPr>
@@ -3142,7 +3197,7 @@
                         <w:tc>
                           <w:tcPr>
                             <w:cnfStyle w:val="001000000000" w:firstRow="0" w:lastRow="0" w:firstColumn="1" w:lastColumn="0" w:oddVBand="0" w:evenVBand="0" w:oddHBand="0" w:evenHBand="0" w:firstRowFirstColumn="0" w:firstRowLastColumn="0" w:lastRowFirstColumn="0" w:lastRowLastColumn="0"/>
-                            <w:tcW w:w="954" w:type="dxa"/>
+                            <w:tcW w:w="953" w:type="dxa"/>
                           </w:tcPr>
                           <w:p>
                             <w:pPr>
@@ -3169,7 +3224,7 @@
                         </w:tc>
                         <w:tc>
                           <w:tcPr>
-                            <w:tcW w:w="1403" w:type="dxa"/>
+                            <w:tcW w:w="1402" w:type="dxa"/>
                           </w:tcPr>
                           <w:p>
                             <w:pPr>
@@ -3197,7 +3252,7 @@
                         </w:tc>
                         <w:tc>
                           <w:tcPr>
-                            <w:tcW w:w="4406" w:type="dxa"/>
+                            <w:tcW w:w="4394" w:type="dxa"/>
                           </w:tcPr>
                           <w:p>
                             <w:pPr>
@@ -3216,7 +3271,7 @@
                         <w:tc>
                           <w:tcPr>
                             <w:cnfStyle w:val="001000000000" w:firstRow="0" w:lastRow="0" w:firstColumn="1" w:lastColumn="0" w:oddVBand="0" w:evenVBand="0" w:oddHBand="0" w:evenHBand="0" w:firstRowFirstColumn="0" w:firstRowLastColumn="0" w:lastRowFirstColumn="0" w:lastRowLastColumn="0"/>
-                            <w:tcW w:w="954" w:type="dxa"/>
+                            <w:tcW w:w="953" w:type="dxa"/>
                           </w:tcPr>
                           <w:p>
                             <w:pPr>
@@ -3243,7 +3298,7 @@
                         </w:tc>
                         <w:tc>
                           <w:tcPr>
-                            <w:tcW w:w="1403" w:type="dxa"/>
+                            <w:tcW w:w="1402" w:type="dxa"/>
                           </w:tcPr>
                           <w:p>
                             <w:pPr>
@@ -3271,14 +3326,165 @@
                         </w:tc>
                         <w:tc>
                           <w:tcPr>
-                            <w:tcW w:w="4406" w:type="dxa"/>
+                            <w:tcW w:w="4394" w:type="dxa"/>
                           </w:tcPr>
                           <w:p>
                             <w:pPr>
                               <w:cnfStyle w:val="000000100000" w:firstRow="0" w:lastRow="0" w:firstColumn="0" w:lastColumn="0" w:oddVBand="0" w:evenVBand="0" w:oddHBand="1" w:evenHBand="0" w:firstRowFirstColumn="0" w:firstRowLastColumn="0" w:lastRowFirstColumn="0" w:lastRowLastColumn="0"/>
                             </w:pPr>
                             <w:r>
-                              <w:t>Replaced NHTV logo with BUAS logo</w:t>
+                              <w:t>Replaced NHTV logo with BU</w:t>
+                            </w:r>
+                            <w:r>
+                              <w:t>as</w:t>
+                            </w:r>
+                            <w:r>
+                              <w:t xml:space="preserve"> logo</w:t>
+                            </w:r>
+                          </w:p>
+                        </w:tc>
+                      </w:tr>
+                      <w:tr>
+                        <w:tc>
+                          <w:tcPr>
+                            <w:cnfStyle w:val="001000000000" w:firstRow="0" w:lastRow="0" w:firstColumn="1" w:lastColumn="0" w:oddVBand="0" w:evenVBand="0" w:oddHBand="0" w:evenHBand="0" w:firstRowFirstColumn="0" w:firstRowLastColumn="0" w:lastRowFirstColumn="0" w:lastRowLastColumn="0"/>
+                            <w:tcW w:w="953" w:type="dxa"/>
+                          </w:tcPr>
+                          <w:p>
+                            <w:pPr>
+                              <w:jc w:val="center"/>
+                            </w:pPr>
+                            <w:r>
+                              <w:t>2.0</w:t>
+                            </w:r>
+                          </w:p>
+                        </w:tc>
+                        <w:tc>
+                          <w:tcPr>
+                            <w:tcW w:w="1172" w:type="dxa"/>
+                          </w:tcPr>
+                          <w:p>
+                            <w:pPr>
+                              <w:jc w:val="center"/>
+                              <w:cnfStyle w:val="000000000000" w:firstRow="0" w:lastRow="0" w:firstColumn="0" w:lastColumn="0" w:oddVBand="0" w:evenVBand="0" w:oddHBand="0" w:evenHBand="0" w:firstRowFirstColumn="0" w:firstRowLastColumn="0" w:lastRowFirstColumn="0" w:lastRowLastColumn="0"/>
+                            </w:pPr>
+                            <w:r>
+                              <w:t>Revised</w:t>
+                            </w:r>
+                          </w:p>
+                        </w:tc>
+                        <w:tc>
+                          <w:tcPr>
+                            <w:tcW w:w="1402" w:type="dxa"/>
+                          </w:tcPr>
+                          <w:p>
+                            <w:pPr>
+                              <w:jc w:val="center"/>
+                              <w:cnfStyle w:val="000000000000" w:firstRow="0" w:lastRow="0" w:firstColumn="0" w:lastColumn="0" w:oddVBand="0" w:evenVBand="0" w:oddHBand="0" w:evenHBand="0" w:firstRowFirstColumn="0" w:firstRowLastColumn="0" w:lastRowFirstColumn="0" w:lastRowLastColumn="0"/>
+                            </w:pPr>
+                            <w:r>
+                              <w:t>5/04/2024</w:t>
+                            </w:r>
+                          </w:p>
+                        </w:tc>
+                        <w:tc>
+                          <w:tcPr>
+                            <w:tcW w:w="785" w:type="dxa"/>
+                          </w:tcPr>
+                          <w:p>
+                            <w:pPr>
+                              <w:jc w:val="center"/>
+                              <w:cnfStyle w:val="000000000000" w:firstRow="0" w:lastRow="0" w:firstColumn="0" w:lastColumn="0" w:oddVBand="0" w:evenVBand="0" w:oddHBand="0" w:evenHBand="0" w:firstRowFirstColumn="0" w:firstRowLastColumn="0" w:lastRowFirstColumn="0" w:lastRowLastColumn="0"/>
+                            </w:pPr>
+                            <w:r>
+                              <w:t>JS</w:t>
+                            </w:r>
+                          </w:p>
+                        </w:tc>
+                        <w:tc>
+                          <w:tcPr>
+                            <w:tcW w:w="4394" w:type="dxa"/>
+                          </w:tcPr>
+                          <w:p>
+                            <w:pPr>
+                              <w:cnfStyle w:val="000000000000" w:firstRow="0" w:lastRow="0" w:firstColumn="0" w:lastColumn="0" w:oddVBand="0" w:evenVBand="0" w:oddHBand="0" w:evenHBand="0" w:firstRowFirstColumn="0" w:firstRowLastColumn="0" w:lastRowFirstColumn="0" w:lastRowLastColumn="0"/>
+                            </w:pPr>
+                            <w:r>
+                              <w:t>Ecoscope project update</w:t>
+                            </w:r>
+                          </w:p>
+                        </w:tc>
+                      </w:tr>
+                      <w:tr>
+                        <w:trPr>
+                          <w:cnfStyle w:val="000000100000" w:firstRow="0" w:lastRow="0" w:firstColumn="0" w:lastColumn="0" w:oddVBand="0" w:evenVBand="0" w:oddHBand="1" w:evenHBand="0" w:firstRowFirstColumn="0" w:firstRowLastColumn="0" w:lastRowFirstColumn="0" w:lastRowLastColumn="0"/>
+                        </w:trPr>
+                        <w:tc>
+                          <w:tcPr>
+                            <w:cnfStyle w:val="001000000000" w:firstRow="0" w:lastRow="0" w:firstColumn="1" w:lastColumn="0" w:oddVBand="0" w:evenVBand="0" w:oddHBand="0" w:evenHBand="0" w:firstRowFirstColumn="0" w:firstRowLastColumn="0" w:lastRowFirstColumn="0" w:lastRowLastColumn="0"/>
+                            <w:tcW w:w="953" w:type="dxa"/>
+                          </w:tcPr>
+                          <w:p>
+                            <w:pPr>
+                              <w:jc w:val="center"/>
+                            </w:pPr>
+                            <w:r>
+                              <w:t>2.1</w:t>
+                            </w:r>
+                          </w:p>
+                        </w:tc>
+                        <w:tc>
+                          <w:tcPr>
+                            <w:tcW w:w="1172" w:type="dxa"/>
+                          </w:tcPr>
+                          <w:p>
+                            <w:pPr>
+                              <w:jc w:val="center"/>
+                              <w:cnfStyle w:val="000000100000" w:firstRow="0" w:lastRow="0" w:firstColumn="0" w:lastColumn="0" w:oddVBand="0" w:evenVBand="0" w:oddHBand="1" w:evenHBand="0" w:firstRowFirstColumn="0" w:firstRowLastColumn="0" w:lastRowFirstColumn="0" w:lastRowLastColumn="0"/>
+                            </w:pPr>
+                            <w:r>
+                              <w:t>Revised</w:t>
+                            </w:r>
+                          </w:p>
+                        </w:tc>
+                        <w:tc>
+                          <w:tcPr>
+                            <w:tcW w:w="1402" w:type="dxa"/>
+                          </w:tcPr>
+                          <w:p>
+                            <w:pPr>
+                              <w:jc w:val="center"/>
+                              <w:cnfStyle w:val="000000100000" w:firstRow="0" w:lastRow="0" w:firstColumn="0" w:lastColumn="0" w:oddVBand="0" w:evenVBand="0" w:oddHBand="1" w:evenHBand="0" w:firstRowFirstColumn="0" w:firstRowLastColumn="0" w:lastRowFirstColumn="0" w:lastRowLastColumn="0"/>
+                            </w:pPr>
+                            <w:r>
+                              <w:t>25/07/2024</w:t>
+                            </w:r>
+                          </w:p>
+                        </w:tc>
+                        <w:tc>
+                          <w:tcPr>
+                            <w:tcW w:w="785" w:type="dxa"/>
+                          </w:tcPr>
+                          <w:p>
+                            <w:pPr>
+                              <w:jc w:val="center"/>
+                              <w:cnfStyle w:val="000000100000" w:firstRow="0" w:lastRow="0" w:firstColumn="0" w:lastColumn="0" w:oddVBand="0" w:evenVBand="0" w:oddHBand="1" w:evenHBand="0" w:firstRowFirstColumn="0" w:firstRowLastColumn="0" w:lastRowFirstColumn="0" w:lastRowLastColumn="0"/>
+                            </w:pPr>
+                            <w:r>
+                              <w:t>JS</w:t>
+                            </w:r>
+                          </w:p>
+                        </w:tc>
+                        <w:tc>
+                          <w:tcPr>
+                            <w:tcW w:w="4394" w:type="dxa"/>
+                          </w:tcPr>
+                          <w:p>
+                            <w:pPr>
+                              <w:cnfStyle w:val="000000100000" w:firstRow="0" w:lastRow="0" w:firstColumn="0" w:lastColumn="0" w:oddVBand="0" w:evenVBand="0" w:oddHBand="1" w:evenHBand="0" w:firstRowFirstColumn="0" w:firstRowLastColumn="0" w:lastRowFirstColumn="0" w:lastRowLastColumn="0"/>
+                            </w:pPr>
+                            <w:r>
+                              <w:t>Checks and debugging</w:t>
                             </w:r>
                           </w:p>
                         </w:tc>
@@ -3290,13 +3496,7 @@
                       </w:pPr>
                       <w:r>
                         <w:br/>
-                        <w:t>Copyright © 201</w:t>
-                      </w:r>
-                      <w:r>
-                        <w:t>8</w:t>
-                      </w:r>
-                      <w:r>
-                        <w:t xml:space="preserve"> Ecopath International Initiative Research Association, Barcelona, Spain</w:t>
+                        <w:t>Copyright © 2017- Ecopath International Initiative Research Association, Barcelona, Spain</w:t>
                       </w:r>
                     </w:p>
                   </w:txbxContent>
@@ -3412,15 +3612,7 @@
         <w:t xml:space="preserve">MSP </w:t>
       </w:r>
       <w:r>
-        <w:t xml:space="preserve">tools </w:t>
-      </w:r>
-      <w:proofErr w:type="gramStart"/>
-      <w:r>
-        <w:t>were developed</w:t>
-      </w:r>
-      <w:proofErr w:type="gramEnd"/>
-      <w:r>
-        <w:t xml:space="preserve"> </w:t>
+        <w:t xml:space="preserve">tools were developed </w:t>
       </w:r>
       <w:r>
         <w:t xml:space="preserve">as plug-ins to the EwE desktop. </w:t>
@@ -3433,13 +3625,8 @@
       <w:r>
         <w:t xml:space="preserve">provides a user guide to these tools, and </w:t>
       </w:r>
-      <w:proofErr w:type="gramStart"/>
-      <w:r>
-        <w:t>is intended</w:t>
-      </w:r>
-      <w:proofErr w:type="gramEnd"/>
-      <w:r>
-        <w:t xml:space="preserve"> for EwE modellers </w:t>
+      <w:r>
+        <w:t xml:space="preserve">is intended for EwE modellers </w:t>
       </w:r>
       <w:r>
         <w:t xml:space="preserve">who wish </w:t>
@@ -3494,7 +3681,13 @@
         <w:t xml:space="preserve"> or newer installed (see </w:t>
       </w:r>
       <w:r>
-        <w:t>http://ecopath.org</w:t>
+        <w:t>http</w:t>
+      </w:r>
+      <w:r>
+        <w:t>s</w:t>
+      </w:r>
+      <w:r>
+        <w:t>://ecopath.org</w:t>
       </w:r>
       <w:r>
         <w:t>)</w:t>
@@ -3512,22 +3705,16 @@
         </w:numPr>
       </w:pPr>
       <w:r>
-        <w:t>The EwE MSP plugin, available upon request from NHTV or EII</w:t>
-      </w:r>
-      <w:r>
-        <w:t>;</w:t>
-      </w:r>
-    </w:p>
-    <w:p>
-      <w:pPr>
-        <w:pStyle w:val="ListParagraph"/>
-        <w:numPr>
-          <w:ilvl w:val="0"/>
-          <w:numId w:val="1"/>
-        </w:numPr>
-      </w:pPr>
-      <w:r>
-        <w:t>The Mono file access plug-in, available upon request from NHTV or EII</w:t>
+        <w:t xml:space="preserve">The EwE MSP </w:t>
+      </w:r>
+      <w:r>
+        <w:t>tools and EwE MSP link plug-ins</w:t>
+      </w:r>
+      <w:r>
+        <w:t xml:space="preserve">, </w:t>
+      </w:r>
+      <w:r>
+        <w:t>shipped with EwE version 6.7 or newer</w:t>
       </w:r>
       <w:r>
         <w:t>.</w:t>
@@ -3541,15 +3728,7 @@
         <w:t xml:space="preserve">scientific </w:t>
       </w:r>
       <w:r>
-        <w:t xml:space="preserve">skills </w:t>
-      </w:r>
-      <w:proofErr w:type="gramStart"/>
-      <w:r>
-        <w:t>are recommended</w:t>
-      </w:r>
-      <w:proofErr w:type="gramEnd"/>
-      <w:r>
-        <w:t>:</w:t>
+        <w:t>skills are recommended:</w:t>
       </w:r>
     </w:p>
     <w:p>
@@ -3624,15 +3803,7 @@
         </w:numPr>
       </w:pPr>
       <w:r>
-        <w:t xml:space="preserve">Familiarity with </w:t>
-      </w:r>
-      <w:proofErr w:type="spellStart"/>
-      <w:r>
-        <w:t>PreBal</w:t>
-      </w:r>
-      <w:proofErr w:type="spellEnd"/>
-      <w:r>
-        <w:t xml:space="preserve"> </w:t>
+        <w:t xml:space="preserve">Familiarity with PreBal </w:t>
       </w:r>
       <w:r>
         <w:fldChar w:fldCharType="begin"/>
@@ -3699,11 +3870,7 @@
     </w:p>
     <w:p>
       <w:r>
-        <w:t xml:space="preserve">The EwE – </w:t>
-      </w:r>
-      <w:proofErr w:type="gramStart"/>
-      <w:r>
-        <w:t xml:space="preserve">MSP integration was </w:t>
+        <w:t xml:space="preserve">The EwE – MSP integration was </w:t>
       </w:r>
       <w:r>
         <w:t>funded</w:t>
@@ -3714,20 +3881,20 @@
       <w:r>
         <w:t xml:space="preserve">by </w:t>
       </w:r>
-      <w:proofErr w:type="spellStart"/>
-      <w:r>
-        <w:t>Rijkswaterstaat</w:t>
-      </w:r>
-      <w:proofErr w:type="spellEnd"/>
-      <w:r>
-        <w:t>, The</w:t>
+      <w:r>
+        <w:t>Rijkswaterstaat, The</w:t>
       </w:r>
       <w:r>
         <w:t xml:space="preserve"> Netherlands</w:t>
       </w:r>
-      <w:proofErr w:type="gramEnd"/>
-      <w:r>
-        <w:t xml:space="preserve">. </w:t>
+      <w:r>
+        <w:t xml:space="preserve">, and was extended under EU Horizon 2020 project Ecoscope funded by the </w:t>
+      </w:r>
+      <w:r>
+        <w:t>European Commission’s Horizon 2020 Research and Innovation programme under grant agreement No 101000302</w:t>
+      </w:r>
+      <w:r>
+        <w:t>.</w:t>
       </w:r>
     </w:p>
     <w:p>
@@ -3756,19 +3923,7 @@
         <w:t xml:space="preserve">in close collaboration with </w:t>
       </w:r>
       <w:r>
-        <w:t xml:space="preserve">Carlos Santos, </w:t>
-      </w:r>
-      <w:proofErr w:type="spellStart"/>
-      <w:r>
-        <w:t>Magali</w:t>
-      </w:r>
-      <w:proofErr w:type="spellEnd"/>
-      <w:r>
-        <w:t xml:space="preserve"> </w:t>
-      </w:r>
-      <w:proofErr w:type="spellStart"/>
-      <w:r>
-        <w:t>Gon</w:t>
+        <w:t>Carlos Santos, Magali Gon</w:t>
       </w:r>
       <w:r>
         <w:rPr>
@@ -3777,106 +3932,90 @@
         <w:t>ç</w:t>
       </w:r>
       <w:r>
-        <w:t>alves</w:t>
-      </w:r>
-      <w:proofErr w:type="spellEnd"/>
-      <w:r>
-        <w:t xml:space="preserve">, and Elwin </w:t>
-      </w:r>
-      <w:proofErr w:type="spellStart"/>
-      <w:r>
-        <w:t>Verploegen</w:t>
-      </w:r>
-      <w:proofErr w:type="spellEnd"/>
-      <w:r>
-        <w:t xml:space="preserve"> (</w:t>
-      </w:r>
-      <w:r>
-        <w:t>NHTV University of Applied Sciences</w:t>
+        <w:t xml:space="preserve">alves, </w:t>
+      </w:r>
+      <w:r>
+        <w:t>and Marin Hekman (</w:t>
+      </w:r>
+      <w:r>
+        <w:t>Breda University of Applied Sciences, The Netherlands</w:t>
+      </w:r>
+      <w:r>
+        <w:t>)</w:t>
+      </w:r>
+      <w:r>
+        <w:t>.</w:t>
+      </w:r>
+      <w:r>
+        <w:t xml:space="preserve"> Earlier versions were worked on by </w:t>
+      </w:r>
+      <w:r>
+        <w:t>Elwin Verploegen</w:t>
+      </w:r>
+      <w:r>
+        <w:t>.</w:t>
+      </w:r>
+    </w:p>
+    <w:p>
+      <w:r>
+        <w:t xml:space="preserve">Scientific support was provided by </w:t>
+      </w:r>
+      <w:r>
+        <w:t xml:space="preserve">Johanna J. Heymans </w:t>
+      </w:r>
+      <w:r>
+        <w:t>and Jacob Bentley (</w:t>
+      </w:r>
+      <w:r>
+        <w:t>Scottish Association of Marine Science, Scotland</w:t>
+      </w:r>
+      <w:r>
+        <w:t>)</w:t>
       </w:r>
       <w:r>
         <w:t xml:space="preserve">, </w:t>
       </w:r>
       <w:r>
-        <w:t>The Netherlands</w:t>
-      </w:r>
-      <w:r>
-        <w:t>).</w:t>
-      </w:r>
-    </w:p>
-    <w:p>
-      <w:proofErr w:type="gramStart"/>
-      <w:r>
-        <w:t xml:space="preserve">Scientific support was provided by </w:t>
-      </w:r>
-      <w:r>
-        <w:t xml:space="preserve">Johanna J. Heymans </w:t>
-      </w:r>
-      <w:r>
-        <w:t>and Jacob Bentley (</w:t>
-      </w:r>
-      <w:r>
-        <w:t>Scottish Association of Marine Science, Scotland</w:t>
+        <w:t>Giovanni Ro</w:t>
+      </w:r>
+      <w:r>
+        <w:t>ma</w:t>
+      </w:r>
+      <w:r>
+        <w:t>g</w:t>
+      </w:r>
+      <w:r>
+        <w:t xml:space="preserve">noni </w:t>
+      </w:r>
+      <w:r>
+        <w:t>(</w:t>
+      </w:r>
+      <w:r>
+        <w:t>University of Oslo</w:t>
+      </w:r>
+      <w:r>
+        <w:t>, Norway</w:t>
       </w:r>
       <w:r>
         <w:t>)</w:t>
       </w:r>
       <w:r>
+        <w:t>,</w:t>
+      </w:r>
+      <w:r>
+        <w:t xml:space="preserve"> </w:t>
+      </w:r>
+      <w:r>
+        <w:t xml:space="preserve">and Marta Coll </w:t>
+      </w:r>
+      <w:r>
+        <w:t>(Ecopath International Initiative</w:t>
+      </w:r>
+      <w:r>
         <w:t xml:space="preserve">, </w:t>
       </w:r>
       <w:r>
-        <w:t xml:space="preserve">Giovanni </w:t>
-      </w:r>
-      <w:proofErr w:type="spellStart"/>
-      <w:r>
-        <w:t>Ro</w:t>
-      </w:r>
-      <w:r>
-        <w:t>ma</w:t>
-      </w:r>
-      <w:r>
-        <w:t>g</w:t>
-      </w:r>
-      <w:r>
-        <w:t>noni</w:t>
-      </w:r>
-      <w:proofErr w:type="spellEnd"/>
-      <w:r>
-        <w:t xml:space="preserve"> </w:t>
-      </w:r>
-      <w:r>
-        <w:t>(</w:t>
-      </w:r>
-      <w:r>
-        <w:t>University of Oslo</w:t>
-      </w:r>
-      <w:r>
-        <w:t>, Norway</w:t>
-      </w:r>
-      <w:r>
-        <w:t>)</w:t>
-      </w:r>
-      <w:r>
-        <w:t>,</w:t>
-      </w:r>
-      <w:r>
-        <w:t xml:space="preserve"> </w:t>
-      </w:r>
-      <w:r>
-        <w:t xml:space="preserve">and Marta Coll </w:t>
-      </w:r>
-      <w:r>
-        <w:t>(Ecopath International Initiative</w:t>
-      </w:r>
-      <w:r>
-        <w:t xml:space="preserve">, </w:t>
-      </w:r>
-      <w:r>
-        <w:t>Spain)</w:t>
-      </w:r>
-      <w:proofErr w:type="gramEnd"/>
-      <w:r>
-        <w:t>.</w:t>
+        <w:t>Spain).</w:t>
       </w:r>
     </w:p>
     <w:sdt>
@@ -8875,14 +9014,27 @@
       <w:r>
         <w:t xml:space="preserve">Figure </w:t>
       </w:r>
-      <w:fldSimple w:instr=" SEQ Figure \* ARABIC ">
-        <w:r>
-          <w:rPr>
-            <w:noProof/>
-          </w:rPr>
-          <w:t>1</w:t>
-        </w:r>
-      </w:fldSimple>
+      <w:r>
+        <w:fldChar w:fldCharType="begin"/>
+      </w:r>
+      <w:r>
+        <w:instrText xml:space="preserve"> SEQ Figure \* ARABIC </w:instrText>
+      </w:r>
+      <w:r>
+        <w:fldChar w:fldCharType="separate"/>
+      </w:r>
+      <w:r>
+        <w:rPr>
+          <w:noProof/>
+        </w:rPr>
+        <w:t>1</w:t>
+      </w:r>
+      <w:r>
+        <w:rPr>
+          <w:noProof/>
+        </w:rPr>
+        <w:fldChar w:fldCharType="end"/>
+      </w:r>
       <w:bookmarkEnd w:id="1"/>
       <w:r>
         <w:t xml:space="preserve"> </w:t>
@@ -9165,14 +9317,27 @@
       <w:r>
         <w:t xml:space="preserve">Figure </w:t>
       </w:r>
-      <w:fldSimple w:instr=" SEQ Figure \* ARABIC ">
-        <w:r>
-          <w:rPr>
-            <w:noProof/>
-          </w:rPr>
-          <w:t>2</w:t>
-        </w:r>
-      </w:fldSimple>
+      <w:r>
+        <w:fldChar w:fldCharType="begin"/>
+      </w:r>
+      <w:r>
+        <w:instrText xml:space="preserve"> SEQ Figure \* ARABIC </w:instrText>
+      </w:r>
+      <w:r>
+        <w:fldChar w:fldCharType="separate"/>
+      </w:r>
+      <w:r>
+        <w:rPr>
+          <w:noProof/>
+        </w:rPr>
+        <w:t>2</w:t>
+      </w:r>
+      <w:r>
+        <w:rPr>
+          <w:noProof/>
+        </w:rPr>
+        <w:fldChar w:fldCharType="end"/>
+      </w:r>
       <w:bookmarkEnd w:id="3"/>
       <w:r>
         <w:t xml:space="preserve"> </w:t>
@@ -9554,14 +9719,27 @@
       <w:r>
         <w:t xml:space="preserve">Figure </w:t>
       </w:r>
-      <w:fldSimple w:instr=" SEQ Figure \* ARABIC ">
-        <w:r>
-          <w:rPr>
-            <w:noProof/>
-          </w:rPr>
-          <w:t>3</w:t>
-        </w:r>
-      </w:fldSimple>
+      <w:r>
+        <w:fldChar w:fldCharType="begin"/>
+      </w:r>
+      <w:r>
+        <w:instrText xml:space="preserve"> SEQ Figure \* ARABIC </w:instrText>
+      </w:r>
+      <w:r>
+        <w:fldChar w:fldCharType="separate"/>
+      </w:r>
+      <w:r>
+        <w:rPr>
+          <w:noProof/>
+        </w:rPr>
+        <w:t>3</w:t>
+      </w:r>
+      <w:r>
+        <w:rPr>
+          <w:noProof/>
+        </w:rPr>
+        <w:fldChar w:fldCharType="end"/>
+      </w:r>
       <w:bookmarkEnd w:id="6"/>
       <w:r>
         <w:t xml:space="preserve"> </w:t>
@@ -9635,13 +9813,8 @@
       <w:r>
         <w:br/>
       </w:r>
-      <w:proofErr w:type="gramStart"/>
-      <w:r>
-        <w:t>A</w:t>
-      </w:r>
-      <w:proofErr w:type="gramEnd"/>
-      <w:r>
-        <w:t xml:space="preserve"> </w:t>
+      <w:r>
+        <w:t xml:space="preserve">A </w:t>
       </w:r>
       <w:r>
         <w:rPr>
@@ -9682,16 +9855,11 @@
       <w:r>
         <w:t xml:space="preserve"> </w:t>
       </w:r>
-      <w:proofErr w:type="gramStart"/>
       <w:r>
         <w:t xml:space="preserve">are </w:t>
       </w:r>
       <w:r>
-        <w:t>needed</w:t>
-      </w:r>
-      <w:proofErr w:type="gramEnd"/>
-      <w:r>
-        <w:t xml:space="preserve"> to play </w:t>
+        <w:t xml:space="preserve">needed to play </w:t>
       </w:r>
       <w:r>
         <w:t xml:space="preserve">the </w:t>
@@ -9718,15 +9886,7 @@
         <w:t>cospace</w:t>
       </w:r>
       <w:r>
-        <w:t xml:space="preserve"> output </w:t>
-      </w:r>
-      <w:proofErr w:type="gramStart"/>
-      <w:r>
-        <w:t>is sent</w:t>
-      </w:r>
-      <w:proofErr w:type="gramEnd"/>
-      <w:r>
-        <w:t xml:space="preserve"> back to MSP. </w:t>
+        <w:t xml:space="preserve"> output is sent back to MSP. </w:t>
       </w:r>
       <w:r>
         <w:t>Note t</w:t>
@@ -9738,7 +9898,13 @@
         <w:t>at the</w:t>
       </w:r>
       <w:r>
-        <w:t xml:space="preserve"> NHTV design documents </w:t>
+        <w:t xml:space="preserve"> </w:t>
+      </w:r>
+      <w:r>
+        <w:t>BUas</w:t>
+      </w:r>
+      <w:r>
+        <w:t xml:space="preserve"> design documents </w:t>
       </w:r>
       <w:r>
         <w:t>use the word “mode” to refer to a “game”.</w:t>
@@ -9757,13 +9923,8 @@
       <w:r>
         <w:br/>
       </w:r>
-      <w:proofErr w:type="gramStart"/>
-      <w:r>
-        <w:t>A</w:t>
-      </w:r>
-      <w:proofErr w:type="gramEnd"/>
-      <w:r>
-        <w:t xml:space="preserve"> game is used to explore the impact of MSP player activities onto the EwE food web. </w:t>
+      <w:r>
+        <w:t xml:space="preserve">A game is used to explore the impact of MSP player activities onto the EwE food web. </w:t>
       </w:r>
       <w:r>
         <w:t xml:space="preserve">MEL (see </w:t>
@@ -9870,15 +10031,7 @@
         <w:t xml:space="preserve"> the EwE food web</w:t>
       </w:r>
       <w:r>
-        <w:t xml:space="preserve">, </w:t>
-      </w:r>
-      <w:proofErr w:type="gramStart"/>
-      <w:r>
-        <w:t>are referred</w:t>
-      </w:r>
-      <w:proofErr w:type="gramEnd"/>
-      <w:r>
-        <w:t xml:space="preserve"> to as </w:t>
+        <w:t xml:space="preserve">, are referred to as </w:t>
       </w:r>
       <w:r>
         <w:rPr>
@@ -10241,13 +10394,8 @@
       <w:r>
         <w:t xml:space="preserve">1 and 2 </w:t>
       </w:r>
-      <w:proofErr w:type="gramStart"/>
-      <w:r>
-        <w:t>are discussed</w:t>
-      </w:r>
-      <w:proofErr w:type="gramEnd"/>
-      <w:r>
-        <w:t xml:space="preserve"> in the EwE modeller checklis</w:t>
+      <w:r>
+        <w:t>are discussed in the EwE modeller checklis</w:t>
       </w:r>
       <w:r>
         <w:t>t.</w:t>
@@ -10323,7 +10471,13 @@
         <w:t xml:space="preserve">screen </w:t>
       </w:r>
       <w:r>
-        <w:t xml:space="preserve">open </w:t>
+        <w:t>open</w:t>
+      </w:r>
+      <w:r>
+        <w:t>s</w:t>
+      </w:r>
+      <w:r>
+        <w:t xml:space="preserve"> </w:t>
       </w:r>
       <w:r>
         <w:t>as shown in</w:t>
@@ -10368,9 +10522,9 @@
           <w:lang w:eastAsia="en-GB"/>
         </w:rPr>
         <w:drawing>
-          <wp:inline distT="0" distB="0" distL="0" distR="0" wp14:anchorId="29FBA100" wp14:editId="691CFF36">
-            <wp:extent cx="5310000" cy="3697200"/>
-            <wp:effectExtent l="38100" t="57150" r="81280" b="93980"/>
+          <wp:inline distT="0" distB="0" distL="0" distR="0" wp14:anchorId="29FBA100" wp14:editId="08B5E0BA">
+            <wp:extent cx="4589949" cy="3697200"/>
+            <wp:effectExtent l="38100" t="57150" r="77470" b="93980"/>
             <wp:docPr id="8" name="Picture 8"/>
             <wp:cNvGraphicFramePr>
               <a:graphicFrameLocks xmlns:a="http://schemas.openxmlformats.org/drawingml/2006/main" noChangeAspect="1"/>
@@ -10397,7 +10551,7 @@
                   <pic:spPr>
                     <a:xfrm>
                       <a:off x="0" y="0"/>
-                      <a:ext cx="5310000" cy="3697200"/>
+                      <a:ext cx="4589949" cy="3697200"/>
                     </a:xfrm>
                     <a:prstGeom prst="rect">
                       <a:avLst/>
@@ -10430,14 +10584,27 @@
       <w:r>
         <w:t xml:space="preserve">Figure </w:t>
       </w:r>
-      <w:fldSimple w:instr=" SEQ Figure \* ARABIC ">
-        <w:r>
-          <w:rPr>
-            <w:noProof/>
-          </w:rPr>
-          <w:t>4</w:t>
-        </w:r>
-      </w:fldSimple>
+      <w:r>
+        <w:fldChar w:fldCharType="begin"/>
+      </w:r>
+      <w:r>
+        <w:instrText xml:space="preserve"> SEQ Figure \* ARABIC </w:instrText>
+      </w:r>
+      <w:r>
+        <w:fldChar w:fldCharType="separate"/>
+      </w:r>
+      <w:r>
+        <w:rPr>
+          <w:noProof/>
+        </w:rPr>
+        <w:t>4</w:t>
+      </w:r>
+      <w:r>
+        <w:rPr>
+          <w:noProof/>
+        </w:rPr>
+        <w:fldChar w:fldCharType="end"/>
+      </w:r>
       <w:bookmarkEnd w:id="10"/>
       <w:r>
         <w:t xml:space="preserve"> </w:t>
@@ -11032,7 +11199,6 @@
       <w:r>
         <w:t xml:space="preserve">sets </w:t>
       </w:r>
-      <w:proofErr w:type="gramStart"/>
       <w:r>
         <w:t>cann</w:t>
       </w:r>
@@ -11040,11 +11206,7 @@
         <w:t>ot</w:t>
       </w:r>
       <w:r>
-        <w:t xml:space="preserve"> be altered</w:t>
-      </w:r>
-      <w:proofErr w:type="gramEnd"/>
-      <w:r>
-        <w:t xml:space="preserve"> while </w:t>
+        <w:t xml:space="preserve"> be altered while </w:t>
       </w:r>
       <w:r>
         <w:t>Ecospace is running</w:t>
@@ -11110,7 +11272,7 @@
       <w:pPr>
         <w:pStyle w:val="Caption"/>
         <w:keepNext/>
-        <w:framePr w:w="6154" w:h="1251" w:hRule="exact" w:hSpace="181" w:wrap="around" w:vAnchor="text" w:hAnchor="page" w:x="4205" w:y="-1"/>
+        <w:framePr w:w="6154" w:h="912" w:hRule="exact" w:hSpace="181" w:wrap="around" w:vAnchor="text" w:hAnchor="page" w:x="4205" w:y="3"/>
       </w:pPr>
       <w:bookmarkStart w:id="15" w:name="_Ref477729959"/>
       <w:r>
@@ -11119,9 +11281,9 @@
           <w:lang w:eastAsia="en-GB"/>
         </w:rPr>
         <w:drawing>
-          <wp:inline distT="0" distB="0" distL="0" distR="0" wp14:anchorId="7F2F0925" wp14:editId="56BA4208">
-            <wp:extent cx="3787253" cy="416257"/>
-            <wp:effectExtent l="38100" t="57150" r="80010" b="98425"/>
+          <wp:inline distT="0" distB="0" distL="0" distR="0" wp14:anchorId="7F2F0925" wp14:editId="33FA1B84">
+            <wp:extent cx="3394075" cy="170177"/>
+            <wp:effectExtent l="38100" t="57150" r="73025" b="97155"/>
             <wp:docPr id="24" name="Picture 24"/>
             <wp:cNvGraphicFramePr>
               <a:graphicFrameLocks xmlns:a="http://schemas.openxmlformats.org/drawingml/2006/main" noChangeAspect="1"/>
@@ -11141,13 +11303,13 @@
                         </a:ext>
                       </a:extLst>
                     </a:blip>
-                    <a:srcRect l="26390" t="19733" r="2328" b="69012"/>
+                    <a:srcRect l="25273" t="16409" r="7970" b="79436"/>
                     <a:stretch/>
                   </pic:blipFill>
                   <pic:spPr bwMode="auto">
                     <a:xfrm>
                       <a:off x="0" y="0"/>
-                      <a:ext cx="3790950" cy="416663"/>
+                      <a:ext cx="3856087" cy="193342"/>
                     </a:xfrm>
                     <a:prstGeom prst="rect">
                       <a:avLst/>
@@ -11178,21 +11340,34 @@
     <w:p>
       <w:pPr>
         <w:pStyle w:val="Caption"/>
-        <w:framePr w:w="6154" w:h="1251" w:hRule="exact" w:hSpace="181" w:wrap="around" w:vAnchor="text" w:hAnchor="page" w:x="4205" w:y="-1"/>
+        <w:framePr w:w="6154" w:h="912" w:hRule="exact" w:hSpace="181" w:wrap="around" w:vAnchor="text" w:hAnchor="page" w:x="4205" w:y="3"/>
       </w:pPr>
       <w:bookmarkStart w:id="16" w:name="_Ref478480812"/>
       <w:bookmarkStart w:id="17" w:name="_Toc494889536"/>
       <w:r>
         <w:t xml:space="preserve">Figure </w:t>
       </w:r>
-      <w:fldSimple w:instr=" SEQ Figure \* ARABIC ">
-        <w:r>
-          <w:rPr>
-            <w:noProof/>
-          </w:rPr>
-          <w:t>5</w:t>
-        </w:r>
-      </w:fldSimple>
+      <w:r>
+        <w:fldChar w:fldCharType="begin"/>
+      </w:r>
+      <w:r>
+        <w:instrText xml:space="preserve"> SEQ Figure \* ARABIC </w:instrText>
+      </w:r>
+      <w:r>
+        <w:fldChar w:fldCharType="separate"/>
+      </w:r>
+      <w:r>
+        <w:rPr>
+          <w:noProof/>
+        </w:rPr>
+        <w:t>5</w:t>
+      </w:r>
+      <w:r>
+        <w:rPr>
+          <w:noProof/>
+        </w:rPr>
+        <w:fldChar w:fldCharType="end"/>
+      </w:r>
       <w:bookmarkEnd w:id="16"/>
       <w:r>
         <w:t xml:space="preserve"> </w:t>
@@ -11262,15 +11437,12 @@
         <w:t>)</w:t>
       </w:r>
       <w:r>
-        <w:t xml:space="preserve">. Games defined within in the current loaded model </w:t>
-      </w:r>
-      <w:proofErr w:type="gramStart"/>
-      <w:r>
-        <w:t>are shown</w:t>
-      </w:r>
-      <w:proofErr w:type="gramEnd"/>
-      <w:r>
-        <w:t>; note that also the names of the Ecosim and Ecospace scenario used by the game are shown in the games list.</w:t>
+        <w:t>. Games defined within in the current loaded model are shown; note that also the names of the Ecosim and Ecospace scenario used by the game are shown in the games list.</w:t>
+      </w:r>
+    </w:p>
+    <w:p>
+      <w:r>
+        <w:t>Note that the game management section has been compacted in release 2.0.</w:t>
       </w:r>
     </w:p>
     <w:p>
@@ -11403,16 +11575,11 @@
       <w:r>
         <w:t xml:space="preserve">The new game </w:t>
       </w:r>
-      <w:proofErr w:type="gramStart"/>
       <w:r>
         <w:t>is</w:t>
       </w:r>
       <w:r>
-        <w:t xml:space="preserve"> created</w:t>
-      </w:r>
-      <w:proofErr w:type="gramEnd"/>
-      <w:r>
-        <w:t xml:space="preserve"> and </w:t>
+        <w:t xml:space="preserve"> created and </w:t>
       </w:r>
       <w:r>
         <w:t xml:space="preserve">is </w:t>
@@ -11715,7 +11882,6 @@
       <w:bookmarkStart w:id="20" w:name="_Ref480145118"/>
       <w:bookmarkStart w:id="21" w:name="_Toc494889497"/>
       <w:r>
-        <w:lastRenderedPageBreak/>
         <w:t>Loading a game from an MSP definition file</w:t>
       </w:r>
       <w:bookmarkEnd w:id="20"/>
@@ -11741,6 +11907,7 @@
         </w:numPr>
       </w:pPr>
       <w:r>
+        <w:lastRenderedPageBreak/>
         <w:t>Validate Ecospace compatibility with the MSP game requirements</w:t>
       </w:r>
       <w:r>
@@ -11803,7 +11970,13 @@
         </w:numPr>
       </w:pPr>
       <w:r>
-        <w:t>Press the load JSON file button (</w:t>
+        <w:t xml:space="preserve">Press the </w:t>
+      </w:r>
+      <w:r>
+        <w:t>import</w:t>
+      </w:r>
+      <w:r>
+        <w:t xml:space="preserve"> button (</w:t>
       </w:r>
       <w:r>
         <w:rPr>
@@ -11818,8 +11991,8 @@
           <w:lang w:eastAsia="en-GB"/>
         </w:rPr>
         <w:drawing>
-          <wp:inline distT="0" distB="0" distL="0" distR="0" wp14:anchorId="556974AE" wp14:editId="49AE2A73">
-            <wp:extent cx="466914" cy="152462"/>
+          <wp:inline distT="0" distB="0" distL="0" distR="0" wp14:anchorId="556974AE" wp14:editId="054E6D7F">
+            <wp:extent cx="152462" cy="152462"/>
             <wp:effectExtent l="0" t="0" r="0" b="0"/>
             <wp:docPr id="27" name="Picture 27"/>
             <wp:cNvGraphicFramePr>
@@ -11847,7 +12020,7 @@
                   <pic:spPr>
                     <a:xfrm>
                       <a:off x="0" y="0"/>
-                      <a:ext cx="466914" cy="152462"/>
+                      <a:ext cx="152462" cy="152462"/>
                     </a:xfrm>
                     <a:prstGeom prst="rect">
                       <a:avLst/>
@@ -11919,7 +12092,7 @@
           <w:lang w:eastAsia="en-GB"/>
         </w:rPr>
         <w:drawing>
-          <wp:inline distT="0" distB="0" distL="0" distR="0" wp14:anchorId="0E328E27" wp14:editId="2B9F6597">
+          <wp:inline distT="0" distB="0" distL="0" distR="0" wp14:anchorId="0E328E27" wp14:editId="1117CA16">
             <wp:extent cx="152400" cy="152400"/>
             <wp:effectExtent l="0" t="0" r="0" b="0"/>
             <wp:docPr id="32" name="Picture 32"/>
@@ -11961,15 +12134,7 @@
         </w:drawing>
       </w:r>
       <w:r>
-        <w:t xml:space="preserve"> ). The XML file </w:t>
-      </w:r>
-      <w:proofErr w:type="gramStart"/>
-      <w:r>
-        <w:t>will be placed</w:t>
-      </w:r>
-      <w:proofErr w:type="gramEnd"/>
-      <w:r>
-        <w:t xml:space="preserve"> beside your model file.</w:t>
+        <w:t xml:space="preserve"> ). The XML file will be placed beside your model file.</w:t>
       </w:r>
     </w:p>
     <w:p>
@@ -12059,53 +12224,14 @@
       <w:r>
         <w:t xml:space="preserve">Figure </w:t>
       </w:r>
-      <w:fldSimple w:instr=" SEQ Figure \* ARABIC ">
-        <w:r>
-          <w:rPr>
-            <w:noProof/>
-          </w:rPr>
-          <w:t>6</w:t>
-        </w:r>
-      </w:fldSimple>
-      <w:bookmarkEnd w:id="23"/>
-      <w:r>
-        <w:t xml:space="preserve"> – </w:t>
-      </w:r>
-      <w:r>
-        <w:t xml:space="preserve">The MSP tools section to configure </w:t>
-      </w:r>
-      <w:r>
-        <w:t xml:space="preserve">the run settings of a </w:t>
-      </w:r>
-      <w:r>
-        <w:t>game</w:t>
-      </w:r>
-      <w:r>
-        <w:t>, and to check whether the EwE and game setup may conflict with MSP game play.</w:t>
-      </w:r>
-      <w:bookmarkEnd w:id="24"/>
-    </w:p>
-    <w:p>
-      <w:pPr>
-        <w:keepNext/>
-      </w:pPr>
-      <w:r>
-        <w:t xml:space="preserve">The game settings section </w:t>
-      </w:r>
-      <w:r>
-        <w:t>(</w:t>
-      </w:r>
       <w:r>
         <w:fldChar w:fldCharType="begin"/>
       </w:r>
       <w:r>
-        <w:instrText xml:space="preserve"> REF _Ref482460265 \h </w:instrText>
+        <w:instrText xml:space="preserve"> SEQ Figure \* ARABIC </w:instrText>
       </w:r>
       <w:r>
         <w:fldChar w:fldCharType="separate"/>
-      </w:r>
-      <w:r>
-        <w:t xml:space="preserve">Figure </w:t>
       </w:r>
       <w:r>
         <w:rPr>
@@ -12114,18 +12240,65 @@
         <w:t>6</w:t>
       </w:r>
       <w:r>
+        <w:rPr>
+          <w:noProof/>
+        </w:rPr>
         <w:fldChar w:fldCharType="end"/>
       </w:r>
+      <w:bookmarkEnd w:id="23"/>
+      <w:r>
+        <w:t xml:space="preserve"> – </w:t>
+      </w:r>
+      <w:r>
+        <w:t xml:space="preserve">The MSP tools section to configure </w:t>
+      </w:r>
+      <w:r>
+        <w:t xml:space="preserve">the run settings of a </w:t>
+      </w:r>
+      <w:r>
+        <w:t>game</w:t>
+      </w:r>
+      <w:r>
+        <w:t>, and to check whether the EwE and game setup may conflict with MSP game play.</w:t>
+      </w:r>
+      <w:bookmarkEnd w:id="24"/>
+    </w:p>
+    <w:p>
+      <w:pPr>
+        <w:keepNext/>
+      </w:pPr>
+      <w:r>
+        <w:t xml:space="preserve">The game settings section </w:t>
+      </w:r>
+      <w:r>
+        <w:t>(</w:t>
+      </w:r>
+      <w:r>
+        <w:fldChar w:fldCharType="begin"/>
+      </w:r>
+      <w:r>
+        <w:instrText xml:space="preserve"> REF _Ref482460265 \h </w:instrText>
+      </w:r>
+      <w:r>
+        <w:fldChar w:fldCharType="separate"/>
+      </w:r>
+      <w:r>
+        <w:t xml:space="preserve">Figure </w:t>
+      </w:r>
+      <w:r>
+        <w:rPr>
+          <w:noProof/>
+        </w:rPr>
+        <w:t>6</w:t>
+      </w:r>
+      <w:r>
+        <w:fldChar w:fldCharType="end"/>
+      </w:r>
       <w:r>
         <w:t xml:space="preserve">) </w:t>
       </w:r>
-      <w:proofErr w:type="gramStart"/>
-      <w:r>
-        <w:t>is used</w:t>
-      </w:r>
-      <w:proofErr w:type="gramEnd"/>
-      <w:r>
-        <w:t xml:space="preserve"> to configure Ecospace model execution parameters specific for MSP game play, and provides a validation whether </w:t>
+      <w:r>
+        <w:t xml:space="preserve">is used to configure Ecospace model execution parameters specific for MSP game play, and provides a validation whether </w:t>
       </w:r>
       <w:r>
         <w:t xml:space="preserve">unwanted </w:t>
@@ -12158,15 +12331,7 @@
     </w:p>
     <w:p>
       <w:r>
-        <w:t xml:space="preserve">The ‘Use current scenario’ button </w:t>
-      </w:r>
-      <w:proofErr w:type="gramStart"/>
-      <w:r>
-        <w:t>will be enabled</w:t>
-      </w:r>
-      <w:proofErr w:type="gramEnd"/>
-      <w:r>
-        <w:t xml:space="preserve"> if the current game is linked to an Ecospace scenario that is not currently loaded. Click this button to have the game use the currently loaded scenario.</w:t>
+        <w:t>The ‘Use current scenario’ button will be enabled if the current game is linked to an Ecospace scenario that is not currently loaded. Click this button to have the game use the currently loaded scenario.</w:t>
       </w:r>
     </w:p>
     <w:p>
@@ -12260,7 +12425,6 @@
       </w:pPr>
       <w:bookmarkStart w:id="27" w:name="_Toc494889501"/>
       <w:r>
-        <w:lastRenderedPageBreak/>
         <w:t xml:space="preserve">Run </w:t>
       </w:r>
       <w:r>
@@ -12287,6 +12451,7 @@
       <w:bookmarkStart w:id="29" w:name="_Ref494281866"/>
       <w:bookmarkStart w:id="30" w:name="_Toc494889502"/>
       <w:r>
+        <w:lastRenderedPageBreak/>
         <w:t>MPA closure</w:t>
       </w:r>
       <w:bookmarkEnd w:id="28"/>
@@ -12310,15 +12475,61 @@
         <w:t>when a protection measure covers up 25% or more of a cell</w:t>
       </w:r>
       <w:r>
-        <w:t xml:space="preserve">, but this threshold </w:t>
-      </w:r>
-      <w:proofErr w:type="gramStart"/>
-      <w:r>
-        <w:t>can be changed</w:t>
-      </w:r>
-      <w:proofErr w:type="gramEnd"/>
-      <w:r>
-        <w:t>.</w:t>
+        <w:t>, but this threshold can be changed.</w:t>
+      </w:r>
+    </w:p>
+    <w:p>
+      <w:pPr>
+        <w:pStyle w:val="Heading3"/>
+      </w:pPr>
+      <w:r>
+        <w:t>Bycatch fee weight</w:t>
+      </w:r>
+    </w:p>
+    <w:p>
+      <w:r>
+        <w:t>New in version 2.0, this calculates a negative price (e.g., fee) for bycatch species to entice Ecospace fleets to avoid bycatch. Landings where no (Ecopath) off-vessel price is specified are considered bycatch species, and these off-vessel prices will be set to -1 * total off-vessel price of all non-bycatch landings. Note that the EwE user interface does not allow specification of negative off-vessel prices; we may change that in the future because this MSP Challenge “hack” works like a charm.</w:t>
+      </w:r>
+    </w:p>
+    <w:p>
+      <w:r>
+        <w:t>The negative off-vessel prices are only applied when the “ecological fishing” pressure flag is turned on; see section “</w:t>
+      </w:r>
+      <w:r>
+        <w:fldChar w:fldCharType="begin"/>
+      </w:r>
+      <w:r>
+        <w:instrText xml:space="preserve"> REF _Ref483566826 \r \h </w:instrText>
+      </w:r>
+      <w:r>
+        <w:fldChar w:fldCharType="separate"/>
+      </w:r>
+      <w:r>
+        <w:t>2.4</w:t>
+      </w:r>
+      <w:r>
+        <w:fldChar w:fldCharType="end"/>
+      </w:r>
+      <w:r>
+        <w:t xml:space="preserve">. </w:t>
+      </w:r>
+      <w:r>
+        <w:fldChar w:fldCharType="begin"/>
+      </w:r>
+      <w:r>
+        <w:instrText xml:space="preserve"> REF _Ref483566826 \h </w:instrText>
+      </w:r>
+      <w:r>
+        <w:fldChar w:fldCharType="separate"/>
+      </w:r>
+      <w:r>
+        <w:t>Configuring pressures</w:t>
+      </w:r>
+      <w:r>
+        <w:fldChar w:fldCharType="end"/>
+      </w:r>
+      <w:r>
+        <w:t>”.</w:t>
       </w:r>
     </w:p>
     <w:p>
@@ -12530,46 +12741,14 @@
       <w:r>
         <w:t xml:space="preserve">Figure </w:t>
       </w:r>
-      <w:fldSimple w:instr=" SEQ Figure \* ARABIC ">
-        <w:r>
-          <w:rPr>
-            <w:noProof/>
-          </w:rPr>
-          <w:t>7</w:t>
-        </w:r>
-      </w:fldSimple>
-      <w:bookmarkEnd w:id="34"/>
-      <w:r>
-        <w:t xml:space="preserve"> – The MSP tools game information section, where version and authorship data </w:t>
-      </w:r>
-      <w:proofErr w:type="gramStart"/>
-      <w:r>
-        <w:t>are entered</w:t>
-      </w:r>
-      <w:proofErr w:type="gramEnd"/>
-      <w:r>
-        <w:t>.</w:t>
-      </w:r>
-      <w:bookmarkEnd w:id="35"/>
-    </w:p>
-    <w:p>
-      <w:pPr>
-        <w:keepNext/>
-      </w:pPr>
-      <w:r>
-        <w:t>The section (</w:t>
-      </w:r>
       <w:r>
         <w:fldChar w:fldCharType="begin"/>
       </w:r>
       <w:r>
-        <w:instrText xml:space="preserve"> REF _Ref484097215 \h </w:instrText>
+        <w:instrText xml:space="preserve"> SEQ Figure \* ARABIC </w:instrText>
       </w:r>
       <w:r>
         <w:fldChar w:fldCharType="separate"/>
-      </w:r>
-      <w:r>
-        <w:t xml:space="preserve">Figure </w:t>
       </w:r>
       <w:r>
         <w:rPr>
@@ -12578,8 +12757,45 @@
         <w:t>7</w:t>
       </w:r>
       <w:r>
+        <w:rPr>
+          <w:noProof/>
+        </w:rPr>
         <w:fldChar w:fldCharType="end"/>
       </w:r>
+      <w:bookmarkEnd w:id="34"/>
+      <w:r>
+        <w:t xml:space="preserve"> – The MSP tools game information section, where version and authorship data are entered.</w:t>
+      </w:r>
+      <w:bookmarkEnd w:id="35"/>
+    </w:p>
+    <w:p>
+      <w:pPr>
+        <w:keepNext/>
+      </w:pPr>
+      <w:r>
+        <w:t>The section (</w:t>
+      </w:r>
+      <w:r>
+        <w:fldChar w:fldCharType="begin"/>
+      </w:r>
+      <w:r>
+        <w:instrText xml:space="preserve"> REF _Ref484097215 \h </w:instrText>
+      </w:r>
+      <w:r>
+        <w:fldChar w:fldCharType="separate"/>
+      </w:r>
+      <w:r>
+        <w:t xml:space="preserve">Figure </w:t>
+      </w:r>
+      <w:r>
+        <w:rPr>
+          <w:noProof/>
+        </w:rPr>
+        <w:t>7</w:t>
+      </w:r>
+      <w:r>
+        <w:fldChar w:fldCharType="end"/>
+      </w:r>
       <w:r>
         <w:t xml:space="preserve">) </w:t>
       </w:r>
@@ -12714,6 +12930,7 @@
       </w:pPr>
       <w:bookmarkStart w:id="38" w:name="_Toc494889508"/>
       <w:r>
+        <w:lastRenderedPageBreak/>
         <w:t>Contact</w:t>
       </w:r>
       <w:bookmarkEnd w:id="38"/>
@@ -12726,15 +12943,7 @@
         <w:t xml:space="preserve">email address, phone number, social network </w:t>
       </w:r>
       <w:r>
-        <w:t xml:space="preserve">ID, </w:t>
-      </w:r>
-      <w:proofErr w:type="spellStart"/>
-      <w:r>
-        <w:t>etc</w:t>
-      </w:r>
-      <w:proofErr w:type="spellEnd"/>
-      <w:r>
-        <w:t>) here</w:t>
+        <w:t>ID, etc) here</w:t>
       </w:r>
       <w:r>
         <w:t>. This information is optional</w:t>
@@ -12758,7 +12967,6 @@
       </w:pPr>
       <w:bookmarkStart w:id="39" w:name="_Toc494889509"/>
       <w:r>
-        <w:lastRenderedPageBreak/>
         <w:t>Description</w:t>
       </w:r>
       <w:bookmarkEnd w:id="39"/>
@@ -12834,7 +13042,7 @@
     <w:p>
       <w:pPr>
         <w:keepNext/>
-        <w:framePr w:w="6513" w:h="4996" w:hRule="exact" w:hSpace="181" w:wrap="around" w:vAnchor="text" w:hAnchor="page" w:x="3900" w:y="1"/>
+        <w:framePr w:w="6513" w:h="4776" w:hRule="exact" w:hSpace="181" w:wrap="around" w:vAnchor="text" w:hAnchor="page" w:x="3900" w:y="3"/>
       </w:pPr>
       <w:r>
         <w:rPr>
@@ -12842,9 +13050,9 @@
           <w:lang w:eastAsia="en-GB"/>
         </w:rPr>
         <w:drawing>
-          <wp:inline distT="0" distB="0" distL="0" distR="0" wp14:anchorId="4D8CC3B5" wp14:editId="39A411C4">
-            <wp:extent cx="4042800" cy="2314800"/>
-            <wp:effectExtent l="38100" t="57150" r="72390" b="104775"/>
+          <wp:inline distT="0" distB="0" distL="0" distR="0" wp14:anchorId="4D8CC3B5" wp14:editId="4FDF3B00">
+            <wp:extent cx="4042800" cy="2273014"/>
+            <wp:effectExtent l="38100" t="57150" r="72390" b="89535"/>
             <wp:docPr id="9" name="Picture 9"/>
             <wp:cNvGraphicFramePr>
               <a:graphicFrameLocks xmlns:a="http://schemas.openxmlformats.org/drawingml/2006/main" noChangeAspect="1"/>
@@ -12856,7 +13064,7 @@
                     <pic:cNvPr id="9" name="534F6D8.tmp"/>
                     <pic:cNvPicPr/>
                   </pic:nvPicPr>
-                  <pic:blipFill rotWithShape="1">
+                  <pic:blipFill>
                     <a:blip r:embed="rId24">
                       <a:extLst>
                         <a:ext uri="{28A0092B-C50C-407E-A947-70E740481C1C}">
@@ -12864,13 +13072,14 @@
                         </a:ext>
                       </a:extLst>
                     </a:blip>
-                    <a:srcRect l="26673" t="26520" r="2392" b="22706"/>
-                    <a:stretch/>
+                    <a:stretch>
+                      <a:fillRect/>
+                    </a:stretch>
                   </pic:blipFill>
                   <pic:spPr bwMode="auto">
                     <a:xfrm>
                       <a:off x="0" y="0"/>
-                      <a:ext cx="4042800" cy="2314800"/>
+                      <a:ext cx="4042800" cy="2273014"/>
                     </a:xfrm>
                     <a:prstGeom prst="rect">
                       <a:avLst/>
@@ -12901,7 +13110,7 @@
     <w:p>
       <w:pPr>
         <w:pStyle w:val="Caption"/>
-        <w:framePr w:w="6513" w:h="4996" w:hRule="exact" w:hSpace="181" w:wrap="around" w:vAnchor="text" w:hAnchor="page" w:x="3900" w:y="1"/>
+        <w:framePr w:w="6513" w:h="4776" w:hRule="exact" w:hSpace="181" w:wrap="around" w:vAnchor="text" w:hAnchor="page" w:x="3900" w:y="3"/>
         <w:rPr>
           <w:noProof/>
           <w:lang w:eastAsia="en-GB"/>
@@ -12912,14 +13121,27 @@
       <w:r>
         <w:t xml:space="preserve">Figure </w:t>
       </w:r>
-      <w:fldSimple w:instr=" SEQ Figure \* ARABIC ">
-        <w:r>
-          <w:rPr>
-            <w:noProof/>
-          </w:rPr>
-          <w:t>8</w:t>
-        </w:r>
-      </w:fldSimple>
+      <w:r>
+        <w:fldChar w:fldCharType="begin"/>
+      </w:r>
+      <w:r>
+        <w:instrText xml:space="preserve"> SEQ Figure \* ARABIC </w:instrText>
+      </w:r>
+      <w:r>
+        <w:fldChar w:fldCharType="separate"/>
+      </w:r>
+      <w:r>
+        <w:rPr>
+          <w:noProof/>
+        </w:rPr>
+        <w:t>8</w:t>
+      </w:r>
+      <w:r>
+        <w:rPr>
+          <w:noProof/>
+        </w:rPr>
+        <w:fldChar w:fldCharType="end"/>
+      </w:r>
       <w:bookmarkEnd w:id="42"/>
       <w:r>
         <w:t xml:space="preserve"> </w:t>
@@ -12955,15 +13177,7 @@
         <w:t xml:space="preserve"> </w:t>
       </w:r>
       <w:r>
-        <w:t xml:space="preserve">all MSP pressures for the North SEE case study </w:t>
-      </w:r>
-      <w:proofErr w:type="gramStart"/>
-      <w:r>
-        <w:t>are connected</w:t>
-      </w:r>
-      <w:proofErr w:type="gramEnd"/>
-      <w:r>
-        <w:t xml:space="preserve"> to </w:t>
+        <w:t xml:space="preserve">all MSP pressures for the North SEE case study are connected to </w:t>
       </w:r>
       <w:r>
         <w:t>Ecospace drivers.</w:t>
@@ -13029,15 +13243,7 @@
         <w:t>EwE</w:t>
       </w:r>
       <w:r>
-        <w:t xml:space="preserve"> during game play </w:t>
-      </w:r>
-      <w:proofErr w:type="gramStart"/>
-      <w:r>
-        <w:t>is identified</w:t>
-      </w:r>
-      <w:proofErr w:type="gramEnd"/>
-      <w:r>
-        <w:t xml:space="preserve"> by these names</w:t>
+        <w:t xml:space="preserve"> during game play is identified by these names</w:t>
       </w:r>
       <w:r>
         <w:t xml:space="preserve">. </w:t>
@@ -13051,15 +13257,7 @@
         <w:t>,</w:t>
       </w:r>
       <w:r>
-        <w:t xml:space="preserve"> to </w:t>
-      </w:r>
-      <w:proofErr w:type="gramStart"/>
-      <w:r>
-        <w:t>impact</w:t>
-      </w:r>
-      <w:proofErr w:type="gramEnd"/>
-      <w:r>
-        <w:t xml:space="preserve"> the ecological calculations.</w:t>
+        <w:t xml:space="preserve"> to impact the ecological calculations.</w:t>
       </w:r>
     </w:p>
     <w:p>
@@ -13140,14 +13338,27 @@
       <w:r>
         <w:t xml:space="preserve">Table </w:t>
       </w:r>
-      <w:fldSimple w:instr=" SEQ Table \* ARABIC ">
-        <w:r>
-          <w:rPr>
-            <w:noProof/>
-          </w:rPr>
-          <w:t>1</w:t>
-        </w:r>
-      </w:fldSimple>
+      <w:r>
+        <w:fldChar w:fldCharType="begin"/>
+      </w:r>
+      <w:r>
+        <w:instrText xml:space="preserve"> SEQ Table \* ARABIC </w:instrText>
+      </w:r>
+      <w:r>
+        <w:fldChar w:fldCharType="separate"/>
+      </w:r>
+      <w:r>
+        <w:rPr>
+          <w:noProof/>
+        </w:rPr>
+        <w:t>1</w:t>
+      </w:r>
+      <w:r>
+        <w:rPr>
+          <w:noProof/>
+        </w:rPr>
+        <w:fldChar w:fldCharType="end"/>
+      </w:r>
       <w:bookmarkEnd w:id="44"/>
       <w:r>
         <w:t xml:space="preserve"> - Available Ecospace driver</w:t>
@@ -13167,10 +13378,10 @@
         <w:tblLook w:val="04A0" w:firstRow="1" w:lastRow="0" w:firstColumn="1" w:lastColumn="0" w:noHBand="0" w:noVBand="1"/>
       </w:tblPr>
       <w:tblGrid>
-        <w:gridCol w:w="1985"/>
-        <w:gridCol w:w="5103"/>
-        <w:gridCol w:w="709"/>
-        <w:gridCol w:w="1229"/>
+        <w:gridCol w:w="1967"/>
+        <w:gridCol w:w="5026"/>
+        <w:gridCol w:w="816"/>
+        <w:gridCol w:w="1217"/>
       </w:tblGrid>
       <w:tr>
         <w:trPr>
@@ -13302,17 +13513,8 @@
                 <w:sz w:val="18"/>
                 <w:szCs w:val="18"/>
               </w:rPr>
-              <w:t xml:space="preserve"> ‘</w:t>
-            </w:r>
-            <w:proofErr w:type="gramStart"/>
-            <w:r>
-              <w:rPr>
-                <w:sz w:val="18"/>
-                <w:szCs w:val="18"/>
-              </w:rPr>
-              <w:t>..’</w:t>
-            </w:r>
-            <w:proofErr w:type="gramEnd"/>
+              <w:t xml:space="preserve"> ‘..’</w:t>
+            </w:r>
           </w:p>
         </w:tc>
         <w:tc>
@@ -13587,17 +13789,8 @@
                 <w:sz w:val="18"/>
                 <w:szCs w:val="18"/>
               </w:rPr>
-              <w:t xml:space="preserve"> ‘</w:t>
-            </w:r>
-            <w:proofErr w:type="gramStart"/>
-            <w:r>
-              <w:rPr>
-                <w:sz w:val="18"/>
-                <w:szCs w:val="18"/>
-              </w:rPr>
-              <w:t>..’</w:t>
-            </w:r>
-            <w:proofErr w:type="gramEnd"/>
+              <w:t xml:space="preserve"> ‘..’</w:t>
+            </w:r>
           </w:p>
         </w:tc>
         <w:tc>
@@ -13751,39 +13944,7 @@
                 <w:sz w:val="18"/>
                 <w:szCs w:val="18"/>
               </w:rPr>
-              <w:t xml:space="preserve">Map of </w:t>
-            </w:r>
-            <w:proofErr w:type="spellStart"/>
-            <w:r>
-              <w:rPr>
-                <w:sz w:val="18"/>
-                <w:szCs w:val="18"/>
-              </w:rPr>
-              <w:t>Env</w:t>
-            </w:r>
-            <w:proofErr w:type="spellEnd"/>
-            <w:r>
-              <w:rPr>
-                <w:sz w:val="18"/>
-                <w:szCs w:val="18"/>
-              </w:rPr>
-              <w:t>. Driver ‘</w:t>
-            </w:r>
-            <w:proofErr w:type="gramStart"/>
-            <w:r>
-              <w:rPr>
-                <w:sz w:val="18"/>
-                <w:szCs w:val="18"/>
-              </w:rPr>
-              <w:t>..’</w:t>
-            </w:r>
-            <w:proofErr w:type="gramEnd"/>
-            <w:r>
-              <w:rPr>
-                <w:sz w:val="18"/>
-                <w:szCs w:val="18"/>
-              </w:rPr>
-              <w:t xml:space="preserve"> </w:t>
+              <w:t xml:space="preserve">Map of Env. Driver ‘..’ </w:t>
             </w:r>
           </w:p>
         </w:tc>
@@ -13890,17 +14051,15 @@
                 <w:sz w:val="18"/>
                 <w:szCs w:val="18"/>
               </w:rPr>
-              <w:t>Multiplier effort ‘</w:t>
-            </w:r>
-            <w:proofErr w:type="gramStart"/>
+              <w:t>Fishing</w:t>
+            </w:r>
             <w:r>
               <w:rPr>
                 <w:sz w:val="18"/>
                 <w:szCs w:val="18"/>
               </w:rPr>
-              <w:t>..’</w:t>
-            </w:r>
-            <w:proofErr w:type="gramEnd"/>
+              <w:t xml:space="preserve"> effort ‘..’</w:t>
+            </w:r>
           </w:p>
         </w:tc>
         <w:tc>
@@ -13946,7 +14105,23 @@
                 <w:sz w:val="18"/>
                 <w:szCs w:val="18"/>
               </w:rPr>
-              <w:t>effort multiplier acts as a multiplier onto base effort of a fleet (Ecospace &gt; Input &gt; Ecospace fishery &gt; Fleet Dynamics &gt; Total effort multiplier)</w:t>
+              <w:t xml:space="preserve">effort multiplier onto </w:t>
+            </w:r>
+            <w:r>
+              <w:rPr>
+                <w:b w:val="0"/>
+                <w:sz w:val="18"/>
+                <w:szCs w:val="18"/>
+              </w:rPr>
+              <w:t xml:space="preserve">the </w:t>
+            </w:r>
+            <w:r>
+              <w:rPr>
+                <w:b w:val="0"/>
+                <w:sz w:val="18"/>
+                <w:szCs w:val="18"/>
+              </w:rPr>
+              <w:t>base effort of a fleet (Ecospace &gt; Input &gt; Ecospace fishery &gt; Fleet Dynamics &gt; Total effort multiplier)</w:t>
             </w:r>
           </w:p>
         </w:tc>
@@ -13999,115 +14174,208 @@
           </w:p>
         </w:tc>
       </w:tr>
+      <w:tr>
+        <w:trPr>
+          <w:cnfStyle w:val="100000000000" w:firstRow="1" w:lastRow="0" w:firstColumn="0" w:lastColumn="0" w:oddVBand="0" w:evenVBand="0" w:oddHBand="0" w:evenHBand="0" w:firstRowFirstColumn="0" w:firstRowLastColumn="0" w:lastRowFirstColumn="0" w:lastRowLastColumn="0"/>
+          <w:cantSplit/>
+          <w:tblHeader/>
+        </w:trPr>
+        <w:tc>
+          <w:tcPr>
+            <w:cnfStyle w:val="001000000000" w:firstRow="0" w:lastRow="0" w:firstColumn="1" w:lastColumn="0" w:oddVBand="0" w:evenVBand="0" w:oddHBand="0" w:evenHBand="0" w:firstRowFirstColumn="0" w:firstRowLastColumn="0" w:lastRowFirstColumn="0" w:lastRowLastColumn="0"/>
+            <w:tcW w:w="1985" w:type="dxa"/>
+          </w:tcPr>
+          <w:p>
+            <w:pPr>
+              <w:rPr>
+                <w:sz w:val="18"/>
+                <w:szCs w:val="18"/>
+              </w:rPr>
+            </w:pPr>
+            <w:r>
+              <w:rPr>
+                <w:sz w:val="18"/>
+                <w:szCs w:val="18"/>
+              </w:rPr>
+              <w:t xml:space="preserve">Fishing </w:t>
+            </w:r>
+            <w:r>
+              <w:rPr>
+                <w:sz w:val="18"/>
+                <w:szCs w:val="18"/>
+              </w:rPr>
+              <w:t>ecologically</w:t>
+            </w:r>
+            <w:r>
+              <w:rPr>
+                <w:sz w:val="18"/>
+                <w:szCs w:val="18"/>
+              </w:rPr>
+              <w:t xml:space="preserve"> ‘..’</w:t>
+            </w:r>
+          </w:p>
+        </w:tc>
+        <w:tc>
+          <w:tcPr>
+            <w:tcW w:w="5103" w:type="dxa"/>
+          </w:tcPr>
+          <w:p>
+            <w:pPr>
+              <w:cnfStyle w:val="100000000000" w:firstRow="1" w:lastRow="0" w:firstColumn="0" w:lastColumn="0" w:oddVBand="0" w:evenVBand="0" w:oddHBand="0" w:evenHBand="0" w:firstRowFirstColumn="0" w:firstRowLastColumn="0" w:lastRowFirstColumn="0" w:lastRowLastColumn="0"/>
+              <w:rPr>
+                <w:b w:val="0"/>
+                <w:sz w:val="18"/>
+                <w:szCs w:val="18"/>
+              </w:rPr>
+            </w:pPr>
+            <w:r>
+              <w:rPr>
+                <w:b w:val="0"/>
+                <w:sz w:val="18"/>
+                <w:szCs w:val="18"/>
+              </w:rPr>
+              <w:t xml:space="preserve">A </w:t>
+            </w:r>
+            <w:r>
+              <w:rPr>
+                <w:b w:val="0"/>
+                <w:sz w:val="18"/>
+                <w:szCs w:val="18"/>
+              </w:rPr>
+              <w:t>Boolean flag that enables or disables bycatch avoidance</w:t>
+            </w:r>
+          </w:p>
+        </w:tc>
+        <w:tc>
+          <w:tcPr>
+            <w:tcW w:w="709" w:type="dxa"/>
+          </w:tcPr>
+          <w:p>
+            <w:pPr>
+              <w:jc w:val="center"/>
+              <w:cnfStyle w:val="100000000000" w:firstRow="1" w:lastRow="0" w:firstColumn="0" w:lastColumn="0" w:oddVBand="0" w:evenVBand="0" w:oddHBand="0" w:evenHBand="0" w:firstRowFirstColumn="0" w:firstRowLastColumn="0" w:lastRowFirstColumn="0" w:lastRowLastColumn="0"/>
+              <w:rPr>
+                <w:b w:val="0"/>
+                <w:sz w:val="18"/>
+                <w:szCs w:val="18"/>
+              </w:rPr>
+            </w:pPr>
+            <w:r>
+              <w:rPr>
+                <w:b w:val="0"/>
+                <w:sz w:val="18"/>
+                <w:szCs w:val="18"/>
+              </w:rPr>
+              <w:t>Boolean</w:t>
+            </w:r>
+          </w:p>
+        </w:tc>
+        <w:tc>
+          <w:tcPr>
+            <w:tcW w:w="1229" w:type="dxa"/>
+          </w:tcPr>
+          <w:p>
+            <w:pPr>
+              <w:jc w:val="center"/>
+              <w:cnfStyle w:val="100000000000" w:firstRow="1" w:lastRow="0" w:firstColumn="0" w:lastColumn="0" w:oddVBand="0" w:evenVBand="0" w:oddHBand="0" w:evenHBand="0" w:firstRowFirstColumn="0" w:firstRowLastColumn="0" w:lastRowFirstColumn="0" w:lastRowLastColumn="0"/>
+              <w:rPr>
+                <w:b w:val="0"/>
+                <w:sz w:val="18"/>
+                <w:szCs w:val="18"/>
+              </w:rPr>
+            </w:pPr>
+            <w:r>
+              <w:rPr>
+                <w:b w:val="0"/>
+                <w:sz w:val="18"/>
+                <w:szCs w:val="18"/>
+              </w:rPr>
+              <w:t>True | False</w:t>
+            </w:r>
+          </w:p>
+        </w:tc>
+      </w:tr>
     </w:tbl>
     <w:p>
+      <w:r>
+        <w:br/>
+      </w:r>
+      <w:r>
+        <w:t xml:space="preserve">Please be aware </w:t>
+      </w:r>
+      <w:r>
+        <w:t xml:space="preserve">that MSP </w:t>
+      </w:r>
+      <w:r>
+        <w:t xml:space="preserve">specifies </w:t>
+      </w:r>
+      <w:r>
+        <w:t>e</w:t>
+      </w:r>
+      <w:r>
+        <w:t xml:space="preserve">ffort multipliers on a range of [0, 1], </w:t>
+      </w:r>
+      <w:r>
+        <w:t xml:space="preserve">representing </w:t>
+      </w:r>
+      <w:r>
+        <w:t xml:space="preserve">minimal </w:t>
+      </w:r>
+      <w:r>
+        <w:t xml:space="preserve">to maximal </w:t>
+      </w:r>
+      <w:r>
+        <w:t>fishing</w:t>
+      </w:r>
+      <w:r>
+        <w:t>,</w:t>
+      </w:r>
+      <w:r>
+        <w:t xml:space="preserve"> while the Ecospace Effort Multiplier has no upper bound. MSP modellers will need to define </w:t>
+      </w:r>
+      <w:r>
+        <w:t xml:space="preserve">a value for this </w:t>
+      </w:r>
+      <w:r>
+        <w:t xml:space="preserve">upper bound, which </w:t>
+      </w:r>
+      <w:r>
+        <w:t xml:space="preserve">should be set to </w:t>
+      </w:r>
+      <w:r>
+        <w:t xml:space="preserve">the relative Ecosim effort needed to </w:t>
+      </w:r>
+      <w:r>
+        <w:lastRenderedPageBreak/>
+        <w:t>wipe</w:t>
+      </w:r>
+      <w:r>
+        <w:t xml:space="preserve"> out targeted groups within </w:t>
+      </w:r>
+      <w:r>
+        <w:t>four</w:t>
+      </w:r>
+      <w:r>
+        <w:t xml:space="preserve"> year</w:t>
+      </w:r>
+      <w:r>
+        <w:t>s</w:t>
+      </w:r>
+      <w:r>
+        <w:t>, and is entered in the pressures grid. This maximum effort value is used to scale MSP effort values of [0, 1] to actual Ecospace Effort Multiplier values.</w:t>
+      </w:r>
+    </w:p>
+    <w:p>
+      <w:r>
+        <w:t>Note that the pressure tab will show an error when there are no pressures defined, an alert when there are less than four pressures defined, and success indicator if four or more pressures have been defined.</w:t>
+      </w:r>
+    </w:p>
+    <w:p>
       <w:pPr>
         <w:pStyle w:val="Heading3"/>
-        <w:numPr>
-          <w:ilvl w:val="0"/>
-          <w:numId w:val="0"/>
-        </w:numPr>
-        <w:ind w:left="720" w:hanging="720"/>
-      </w:pPr>
-    </w:p>
-    <w:p>
-      <w:r>
-        <w:t xml:space="preserve">Please be aware </w:t>
-      </w:r>
-      <w:r>
-        <w:t xml:space="preserve">that MSP </w:t>
-      </w:r>
-      <w:r>
-        <w:t xml:space="preserve">specifies </w:t>
-      </w:r>
-      <w:r>
-        <w:t>e</w:t>
-      </w:r>
-      <w:r>
-        <w:t>ffort multipliers on a range of [</w:t>
-      </w:r>
-      <w:proofErr w:type="gramStart"/>
-      <w:r>
-        <w:t>0</w:t>
-      </w:r>
-      <w:proofErr w:type="gramEnd"/>
-      <w:r>
-        <w:t xml:space="preserve">, 1], </w:t>
-      </w:r>
-      <w:r>
-        <w:t xml:space="preserve">representing </w:t>
-      </w:r>
-      <w:r>
-        <w:t xml:space="preserve">minimal </w:t>
-      </w:r>
-      <w:r>
-        <w:t xml:space="preserve">to maximal </w:t>
-      </w:r>
-      <w:r>
-        <w:t>fishing</w:t>
-      </w:r>
-      <w:r>
-        <w:t>,</w:t>
-      </w:r>
-      <w:r>
-        <w:t xml:space="preserve"> while the Ecospace Effort Multiplier has no upper bound. MSP modellers will need to define </w:t>
-      </w:r>
-      <w:r>
-        <w:t xml:space="preserve">a value for this </w:t>
-      </w:r>
-      <w:r>
-        <w:t xml:space="preserve">upper bound, which </w:t>
-      </w:r>
-      <w:r>
-        <w:t xml:space="preserve">should be set to </w:t>
-      </w:r>
-      <w:r>
-        <w:t>the relative Ecosim effort needed to wipe</w:t>
-      </w:r>
-      <w:r>
-        <w:t xml:space="preserve"> out targeted groups within </w:t>
-      </w:r>
-      <w:r>
-        <w:t>four</w:t>
-      </w:r>
-      <w:r>
-        <w:t xml:space="preserve"> year</w:t>
-      </w:r>
-      <w:r>
-        <w:t>s</w:t>
-      </w:r>
-      <w:r>
-        <w:t xml:space="preserve">, and </w:t>
-      </w:r>
-      <w:proofErr w:type="gramStart"/>
-      <w:r>
-        <w:t>is entered</w:t>
-      </w:r>
-      <w:proofErr w:type="gramEnd"/>
-      <w:r>
-        <w:t xml:space="preserve"> in the pressures grid. This maximum effort value is used to scale MSP effort values of [</w:t>
-      </w:r>
-      <w:proofErr w:type="gramStart"/>
-      <w:r>
-        <w:t>0</w:t>
-      </w:r>
-      <w:proofErr w:type="gramEnd"/>
-      <w:r>
-        <w:t>, 1] to actual Ecospace Effort Multiplier values.</w:t>
-      </w:r>
-    </w:p>
-    <w:p>
-      <w:r>
-        <w:br w:type="page"/>
-      </w:r>
-    </w:p>
-    <w:p>
-      <w:pPr>
-        <w:pStyle w:val="Heading3"/>
       </w:pPr>
       <w:bookmarkStart w:id="46" w:name="_Toc494889511"/>
       <w:r>
-        <w:lastRenderedPageBreak/>
         <w:t>Creating a pressure</w:t>
       </w:r>
       <w:bookmarkEnd w:id="46"/>
@@ -14162,7 +14430,13 @@
         <w:t>pressure value</w:t>
       </w:r>
       <w:r>
-        <w:t>s, destined for a Ecospace map layer)</w:t>
+        <w:t>s, destined for a</w:t>
+      </w:r>
+      <w:r>
+        <w:t>n</w:t>
+      </w:r>
+      <w:r>
+        <w:t xml:space="preserve"> Ecospace map layer)</w:t>
       </w:r>
       <w:r>
         <w:t xml:space="preserve"> or a </w:t>
@@ -14300,15 +14574,7 @@
         <w:t xml:space="preserve">pressure </w:t>
       </w:r>
       <w:r>
-        <w:t xml:space="preserve">will </w:t>
-      </w:r>
-      <w:proofErr w:type="gramStart"/>
-      <w:r>
-        <w:t>be created</w:t>
-      </w:r>
-      <w:proofErr w:type="gramEnd"/>
-      <w:r>
-        <w:t xml:space="preserve"> and </w:t>
+        <w:t xml:space="preserve">will be created and </w:t>
       </w:r>
       <w:r>
         <w:t>will be added to the pressure / drivers table</w:t>
@@ -14332,15 +14598,7 @@
     </w:p>
     <w:p>
       <w:r>
-        <w:t xml:space="preserve">The name of a pressure </w:t>
-      </w:r>
-      <w:proofErr w:type="gramStart"/>
-      <w:r>
-        <w:t>can be changed</w:t>
-      </w:r>
-      <w:proofErr w:type="gramEnd"/>
-      <w:r>
-        <w:t xml:space="preserve"> as follows: </w:t>
+        <w:t xml:space="preserve">The name of a pressure can be changed as follows: </w:t>
       </w:r>
     </w:p>
     <w:p>
@@ -14596,15 +14854,7 @@
     </w:p>
     <w:p>
       <w:r>
-        <w:t xml:space="preserve">If the default pressures need to </w:t>
-      </w:r>
-      <w:proofErr w:type="gramStart"/>
-      <w:r>
-        <w:t>be restored</w:t>
-      </w:r>
-      <w:proofErr w:type="gramEnd"/>
-      <w:r>
-        <w:t>, do the following:</w:t>
+        <w:t>If the default pressures need to be restored, do the following:</w:t>
       </w:r>
     </w:p>
     <w:p>
@@ -14616,11 +14866,7 @@
         </w:numPr>
       </w:pPr>
       <w:r>
-        <w:t xml:space="preserve">Press the default pressures button </w:t>
-      </w:r>
-      <w:proofErr w:type="gramStart"/>
-      <w:r>
-        <w:t>(</w:t>
+        <w:t>Press the default pressures button (</w:t>
       </w:r>
       <w:r>
         <w:rPr>
@@ -14676,7 +14922,6 @@
           </wp:inline>
         </w:drawing>
       </w:r>
-      <w:proofErr w:type="gramEnd"/>
       <w:r>
         <w:t xml:space="preserve"> Defaults).</w:t>
       </w:r>
@@ -14693,18 +14938,10 @@
     </w:p>
     <w:p>
       <w:r>
-        <w:t xml:space="preserve">Once all MSP pressures </w:t>
-      </w:r>
-      <w:proofErr w:type="gramStart"/>
-      <w:r>
-        <w:t xml:space="preserve">have been </w:t>
-      </w:r>
-      <w:r>
-        <w:t>defined</w:t>
-      </w:r>
-      <w:proofErr w:type="gramEnd"/>
-      <w:r>
-        <w:t>,</w:t>
+        <w:t xml:space="preserve">Once all MSP pressures have been </w:t>
+      </w:r>
+      <w:r>
+        <w:t>defined,</w:t>
       </w:r>
       <w:r>
         <w:t xml:space="preserve"> the ecological model must be made to respond to these pressures. </w:t>
@@ -14731,15 +14968,7 @@
         <w:fldChar w:fldCharType="end"/>
       </w:r>
       <w:r>
-        <w:t xml:space="preserve"> shows the limited range of driver variables that pressures </w:t>
-      </w:r>
-      <w:proofErr w:type="gramStart"/>
-      <w:r>
-        <w:t>are allowed</w:t>
-      </w:r>
-      <w:proofErr w:type="gramEnd"/>
-      <w:r>
-        <w:t xml:space="preserve"> to impact.</w:t>
+        <w:t xml:space="preserve"> shows the limited range of driver variables that pressures are allowed to impact.</w:t>
       </w:r>
     </w:p>
     <w:p>
@@ -14819,6 +15048,7 @@
       </w:pPr>
       <w:bookmarkStart w:id="50" w:name="_Toc494889515"/>
       <w:r>
+        <w:lastRenderedPageBreak/>
         <w:t>Disconnecting a driver from a pressure</w:t>
       </w:r>
       <w:bookmarkEnd w:id="50"/>
@@ -14858,7 +15088,6 @@
       </w:pPr>
       <w:bookmarkStart w:id="51" w:name="_Toc494889516"/>
       <w:r>
-        <w:lastRenderedPageBreak/>
         <w:t xml:space="preserve">Configuring </w:t>
       </w:r>
       <w:r>
@@ -14946,14 +15175,27 @@
       <w:r>
         <w:t xml:space="preserve">Figure </w:t>
       </w:r>
-      <w:fldSimple w:instr=" SEQ Figure \* ARABIC ">
-        <w:r>
-          <w:rPr>
-            <w:noProof/>
-          </w:rPr>
-          <w:t>9</w:t>
-        </w:r>
-      </w:fldSimple>
+      <w:r>
+        <w:fldChar w:fldCharType="begin"/>
+      </w:r>
+      <w:r>
+        <w:instrText xml:space="preserve"> SEQ Figure \* ARABIC </w:instrText>
+      </w:r>
+      <w:r>
+        <w:fldChar w:fldCharType="separate"/>
+      </w:r>
+      <w:r>
+        <w:rPr>
+          <w:noProof/>
+        </w:rPr>
+        <w:t>9</w:t>
+      </w:r>
+      <w:r>
+        <w:rPr>
+          <w:noProof/>
+        </w:rPr>
+        <w:fldChar w:fldCharType="end"/>
+      </w:r>
       <w:r>
         <w:t xml:space="preserve"> –</w:t>
       </w:r>
@@ -14990,13 +15232,8 @@
       <w:r>
         <w:t xml:space="preserve">” </w:t>
       </w:r>
-      <w:proofErr w:type="gramStart"/>
-      <w:r>
-        <w:t>is configured</w:t>
-      </w:r>
-      <w:proofErr w:type="gramEnd"/>
-      <w:r>
-        <w:t xml:space="preserve"> </w:t>
+      <w:r>
+        <w:t xml:space="preserve">is configured </w:t>
       </w:r>
       <w:r>
         <w:t xml:space="preserve">as a portion of predicted </w:t>
@@ -15011,15 +15248,7 @@
     </w:p>
     <w:p>
       <w:r>
-        <w:t xml:space="preserve">Outcomes are Ecospace predictions that </w:t>
-      </w:r>
-      <w:proofErr w:type="gramStart"/>
-      <w:r>
-        <w:t>are sent</w:t>
-      </w:r>
-      <w:proofErr w:type="gramEnd"/>
-      <w:r>
-        <w:t xml:space="preserve"> back to MEL for dissemination to MSP game participants</w:t>
+        <w:t>Outcomes are Ecospace predictions that are sent back to MEL for dissemination to MSP game participants</w:t>
       </w:r>
       <w:r>
         <w:t xml:space="preserve">. </w:t>
@@ -15067,7 +15296,25 @@
         <w:t xml:space="preserve">a grid with </w:t>
       </w:r>
       <w:r>
-        <w:t>an aggregation of one or more Ecospace predictions, which can be functional group biomasses (for biomass outcomes), functional group catches (for catch outcomes), fleet effort (for effort outcomes), or a biodiversity indicator (for diversity outcomes).</w:t>
+        <w:t>an aggregation of one or more Ecospace predictions, which can be functional group biomasse</w:t>
+      </w:r>
+      <w:r>
+        <w:t>s</w:t>
+      </w:r>
+      <w:r>
+        <w:t>, catches</w:t>
+      </w:r>
+      <w:r>
+        <w:t xml:space="preserve">, bycatches or discards; </w:t>
+      </w:r>
+      <w:r>
+        <w:t>fleet effort</w:t>
+      </w:r>
+      <w:r>
+        <w:t>;</w:t>
+      </w:r>
+      <w:r>
+        <w:t xml:space="preserve"> or a biodiversity indicator.</w:t>
       </w:r>
     </w:p>
     <w:p>
@@ -15080,14 +15327,27 @@
       <w:r>
         <w:t xml:space="preserve">Table </w:t>
       </w:r>
-      <w:fldSimple w:instr=" SEQ Table \* ARABIC ">
-        <w:r>
-          <w:rPr>
-            <w:noProof/>
-          </w:rPr>
-          <w:t>2</w:t>
-        </w:r>
-      </w:fldSimple>
+      <w:r>
+        <w:fldChar w:fldCharType="begin"/>
+      </w:r>
+      <w:r>
+        <w:instrText xml:space="preserve"> SEQ Table \* ARABIC </w:instrText>
+      </w:r>
+      <w:r>
+        <w:fldChar w:fldCharType="separate"/>
+      </w:r>
+      <w:r>
+        <w:rPr>
+          <w:noProof/>
+        </w:rPr>
+        <w:t>2</w:t>
+      </w:r>
+      <w:r>
+        <w:rPr>
+          <w:noProof/>
+        </w:rPr>
+        <w:fldChar w:fldCharType="end"/>
+      </w:r>
       <w:bookmarkEnd w:id="53"/>
       <w:r>
         <w:t xml:space="preserve"> - Available </w:t>
@@ -15119,7 +15379,7 @@
         <w:tc>
           <w:tcPr>
             <w:cnfStyle w:val="001000000000" w:firstRow="0" w:lastRow="0" w:firstColumn="1" w:lastColumn="0" w:oddVBand="0" w:evenVBand="0" w:oddHBand="0" w:evenHBand="0" w:firstRowFirstColumn="0" w:firstRowLastColumn="0" w:lastRowFirstColumn="0" w:lastRowLastColumn="0"/>
-            <w:tcW w:w="2235" w:type="dxa"/>
+            <w:tcW w:w="2180" w:type="dxa"/>
           </w:tcPr>
           <w:p>
             <w:pPr>
@@ -15139,7 +15399,7 @@
         </w:tc>
         <w:tc>
           <w:tcPr>
-            <w:tcW w:w="4110" w:type="dxa"/>
+            <w:tcW w:w="3986" w:type="dxa"/>
           </w:tcPr>
           <w:p>
             <w:pPr>
@@ -15160,7 +15420,7 @@
         </w:tc>
         <w:tc>
           <w:tcPr>
-            <w:tcW w:w="1418" w:type="dxa"/>
+            <w:tcW w:w="1406" w:type="dxa"/>
           </w:tcPr>
           <w:p>
             <w:pPr>
@@ -15182,7 +15442,7 @@
         </w:tc>
         <w:tc>
           <w:tcPr>
-            <w:tcW w:w="1479" w:type="dxa"/>
+            <w:tcW w:w="1454" w:type="dxa"/>
           </w:tcPr>
           <w:p>
             <w:pPr>
@@ -15210,7 +15470,7 @@
         <w:tc>
           <w:tcPr>
             <w:cnfStyle w:val="001000000000" w:firstRow="0" w:lastRow="0" w:firstColumn="1" w:lastColumn="0" w:oddVBand="0" w:evenVBand="0" w:oddHBand="0" w:evenHBand="0" w:firstRowFirstColumn="0" w:firstRowLastColumn="0" w:lastRowFirstColumn="0" w:lastRowLastColumn="0"/>
-            <w:tcW w:w="2235" w:type="dxa"/>
+            <w:tcW w:w="2180" w:type="dxa"/>
           </w:tcPr>
           <w:p>
             <w:pPr>
@@ -15230,7 +15490,7 @@
         </w:tc>
         <w:tc>
           <w:tcPr>
-            <w:tcW w:w="4110" w:type="dxa"/>
+            <w:tcW w:w="3986" w:type="dxa"/>
           </w:tcPr>
           <w:p>
             <w:pPr>
@@ -15251,7 +15511,7 @@
         </w:tc>
         <w:tc>
           <w:tcPr>
-            <w:tcW w:w="1418" w:type="dxa"/>
+            <w:tcW w:w="1406" w:type="dxa"/>
           </w:tcPr>
           <w:p>
             <w:pPr>
@@ -15273,7 +15533,7 @@
         </w:tc>
         <w:tc>
           <w:tcPr>
-            <w:tcW w:w="1479" w:type="dxa"/>
+            <w:tcW w:w="1454" w:type="dxa"/>
           </w:tcPr>
           <w:p>
             <w:pPr>
@@ -15298,7 +15558,7 @@
         <w:tc>
           <w:tcPr>
             <w:cnfStyle w:val="001000000000" w:firstRow="0" w:lastRow="0" w:firstColumn="1" w:lastColumn="0" w:oddVBand="0" w:evenVBand="0" w:oddHBand="0" w:evenHBand="0" w:firstRowFirstColumn="0" w:firstRowLastColumn="0" w:lastRowFirstColumn="0" w:lastRowLastColumn="0"/>
-            <w:tcW w:w="2235" w:type="dxa"/>
+            <w:tcW w:w="2180" w:type="dxa"/>
           </w:tcPr>
           <w:p>
             <w:pPr>
@@ -15318,7 +15578,7 @@
         </w:tc>
         <w:tc>
           <w:tcPr>
-            <w:tcW w:w="4110" w:type="dxa"/>
+            <w:tcW w:w="3986" w:type="dxa"/>
           </w:tcPr>
           <w:p>
             <w:pPr>
@@ -15339,7 +15599,7 @@
         </w:tc>
         <w:tc>
           <w:tcPr>
-            <w:tcW w:w="1418" w:type="dxa"/>
+            <w:tcW w:w="1406" w:type="dxa"/>
           </w:tcPr>
           <w:p>
             <w:pPr>
@@ -15361,7 +15621,7 @@
         </w:tc>
         <w:tc>
           <w:tcPr>
-            <w:tcW w:w="1479" w:type="dxa"/>
+            <w:tcW w:w="1454" w:type="dxa"/>
           </w:tcPr>
           <w:p>
             <w:pPr>
@@ -15389,7 +15649,7 @@
         <w:tc>
           <w:tcPr>
             <w:cnfStyle w:val="001000000000" w:firstRow="0" w:lastRow="0" w:firstColumn="1" w:lastColumn="0" w:oddVBand="0" w:evenVBand="0" w:oddHBand="0" w:evenHBand="0" w:firstRowFirstColumn="0" w:firstRowLastColumn="0" w:lastRowFirstColumn="0" w:lastRowLastColumn="0"/>
-            <w:tcW w:w="2235" w:type="dxa"/>
+            <w:tcW w:w="2180" w:type="dxa"/>
           </w:tcPr>
           <w:p>
             <w:pPr>
@@ -15403,13 +15663,13 @@
                 <w:sz w:val="18"/>
                 <w:szCs w:val="18"/>
               </w:rPr>
-              <w:t>Effort</w:t>
+              <w:t>Bycatch</w:t>
             </w:r>
           </w:p>
         </w:tc>
         <w:tc>
           <w:tcPr>
-            <w:tcW w:w="4110" w:type="dxa"/>
+            <w:tcW w:w="3986" w:type="dxa"/>
           </w:tcPr>
           <w:p>
             <w:pPr>
@@ -15424,13 +15684,27 @@
                 <w:sz w:val="18"/>
                 <w:szCs w:val="18"/>
               </w:rPr>
-              <w:t>Map of the sum of fishing effort of one or more fleets</w:t>
+              <w:t xml:space="preserve">Map of the sum of </w:t>
+            </w:r>
+            <w:r>
+              <w:rPr>
+                <w:sz w:val="18"/>
+                <w:szCs w:val="18"/>
+              </w:rPr>
+              <w:t>by</w:t>
+            </w:r>
+            <w:r>
+              <w:rPr>
+                <w:sz w:val="18"/>
+                <w:szCs w:val="18"/>
+              </w:rPr>
+              <w:t>catch of one or more functional groups across all fleets</w:t>
             </w:r>
           </w:p>
         </w:tc>
         <w:tc>
           <w:tcPr>
-            <w:tcW w:w="1418" w:type="dxa"/>
+            <w:tcW w:w="1406" w:type="dxa"/>
           </w:tcPr>
           <w:p>
             <w:pPr>
@@ -15446,13 +15720,13 @@
                 <w:sz w:val="18"/>
                 <w:szCs w:val="18"/>
               </w:rPr>
-              <w:t>Fleet</w:t>
+              <w:t>Functional group</w:t>
             </w:r>
           </w:p>
         </w:tc>
         <w:tc>
           <w:tcPr>
-            <w:tcW w:w="1479" w:type="dxa"/>
+            <w:tcW w:w="1454" w:type="dxa"/>
           </w:tcPr>
           <w:p>
             <w:pPr>
@@ -15477,7 +15751,7 @@
         <w:tc>
           <w:tcPr>
             <w:cnfStyle w:val="001000000000" w:firstRow="0" w:lastRow="0" w:firstColumn="1" w:lastColumn="0" w:oddVBand="0" w:evenVBand="0" w:oddHBand="0" w:evenHBand="0" w:firstRowFirstColumn="0" w:firstRowLastColumn="0" w:lastRowFirstColumn="0" w:lastRowLastColumn="0"/>
-            <w:tcW w:w="2235" w:type="dxa"/>
+            <w:tcW w:w="2180" w:type="dxa"/>
           </w:tcPr>
           <w:p>
             <w:pPr>
@@ -15491,13 +15765,13 @@
                 <w:sz w:val="18"/>
                 <w:szCs w:val="18"/>
               </w:rPr>
-              <w:t>Indicator</w:t>
+              <w:t>Discards</w:t>
             </w:r>
           </w:p>
         </w:tc>
         <w:tc>
           <w:tcPr>
-            <w:tcW w:w="4110" w:type="dxa"/>
+            <w:tcW w:w="3986" w:type="dxa"/>
           </w:tcPr>
           <w:p>
             <w:pPr>
@@ -15512,13 +15786,27 @@
                 <w:sz w:val="18"/>
                 <w:szCs w:val="18"/>
               </w:rPr>
-              <w:t>Map with the spatial distribution of a biodiversity indicator</w:t>
+              <w:t xml:space="preserve">Map of the sum of </w:t>
+            </w:r>
+            <w:r>
+              <w:rPr>
+                <w:sz w:val="18"/>
+                <w:szCs w:val="18"/>
+              </w:rPr>
+              <w:t xml:space="preserve">discards </w:t>
+            </w:r>
+            <w:r>
+              <w:rPr>
+                <w:sz w:val="18"/>
+                <w:szCs w:val="18"/>
+              </w:rPr>
+              <w:t>of one or more functional groups across all fleets</w:t>
             </w:r>
           </w:p>
         </w:tc>
         <w:tc>
           <w:tcPr>
-            <w:tcW w:w="1418" w:type="dxa"/>
+            <w:tcW w:w="1406" w:type="dxa"/>
           </w:tcPr>
           <w:p>
             <w:pPr>
@@ -15534,13 +15822,13 @@
                 <w:sz w:val="18"/>
                 <w:szCs w:val="18"/>
               </w:rPr>
-              <w:t>N/A</w:t>
+              <w:t>Functional group</w:t>
             </w:r>
           </w:p>
         </w:tc>
         <w:tc>
           <w:tcPr>
-            <w:tcW w:w="1479" w:type="dxa"/>
+            <w:tcW w:w="1454" w:type="dxa"/>
           </w:tcPr>
           <w:p>
             <w:pPr>
@@ -15556,6 +15844,185 @@
                 <w:sz w:val="18"/>
                 <w:szCs w:val="18"/>
               </w:rPr>
+              <w:t>t/km2</w:t>
+            </w:r>
+          </w:p>
+        </w:tc>
+      </w:tr>
+      <w:tr>
+        <w:trPr>
+          <w:cnfStyle w:val="000000100000" w:firstRow="0" w:lastRow="0" w:firstColumn="0" w:lastColumn="0" w:oddVBand="0" w:evenVBand="0" w:oddHBand="1" w:evenHBand="0" w:firstRowFirstColumn="0" w:firstRowLastColumn="0" w:lastRowFirstColumn="0" w:lastRowLastColumn="0"/>
+        </w:trPr>
+        <w:tc>
+          <w:tcPr>
+            <w:cnfStyle w:val="001000000000" w:firstRow="0" w:lastRow="0" w:firstColumn="1" w:lastColumn="0" w:oddVBand="0" w:evenVBand="0" w:oddHBand="0" w:evenHBand="0" w:firstRowFirstColumn="0" w:firstRowLastColumn="0" w:lastRowFirstColumn="0" w:lastRowLastColumn="0"/>
+            <w:tcW w:w="2180" w:type="dxa"/>
+          </w:tcPr>
+          <w:p>
+            <w:pPr>
+              <w:rPr>
+                <w:sz w:val="18"/>
+                <w:szCs w:val="18"/>
+              </w:rPr>
+            </w:pPr>
+            <w:r>
+              <w:rPr>
+                <w:sz w:val="18"/>
+                <w:szCs w:val="18"/>
+              </w:rPr>
+              <w:t>Effort</w:t>
+            </w:r>
+          </w:p>
+        </w:tc>
+        <w:tc>
+          <w:tcPr>
+            <w:tcW w:w="3986" w:type="dxa"/>
+          </w:tcPr>
+          <w:p>
+            <w:pPr>
+              <w:cnfStyle w:val="000000100000" w:firstRow="0" w:lastRow="0" w:firstColumn="0" w:lastColumn="0" w:oddVBand="0" w:evenVBand="0" w:oddHBand="1" w:evenHBand="0" w:firstRowFirstColumn="0" w:firstRowLastColumn="0" w:lastRowFirstColumn="0" w:lastRowLastColumn="0"/>
+              <w:rPr>
+                <w:sz w:val="18"/>
+                <w:szCs w:val="18"/>
+              </w:rPr>
+            </w:pPr>
+            <w:r>
+              <w:rPr>
+                <w:sz w:val="18"/>
+                <w:szCs w:val="18"/>
+              </w:rPr>
+              <w:t>Map of the sum of fishing effort of one or more fleets</w:t>
+            </w:r>
+          </w:p>
+        </w:tc>
+        <w:tc>
+          <w:tcPr>
+            <w:tcW w:w="1406" w:type="dxa"/>
+          </w:tcPr>
+          <w:p>
+            <w:pPr>
+              <w:jc w:val="center"/>
+              <w:cnfStyle w:val="000000100000" w:firstRow="0" w:lastRow="0" w:firstColumn="0" w:lastColumn="0" w:oddVBand="0" w:evenVBand="0" w:oddHBand="1" w:evenHBand="0" w:firstRowFirstColumn="0" w:firstRowLastColumn="0" w:lastRowFirstColumn="0" w:lastRowLastColumn="0"/>
+              <w:rPr>
+                <w:sz w:val="18"/>
+                <w:szCs w:val="18"/>
+              </w:rPr>
+            </w:pPr>
+            <w:r>
+              <w:rPr>
+                <w:sz w:val="18"/>
+                <w:szCs w:val="18"/>
+              </w:rPr>
+              <w:t>Fleet</w:t>
+            </w:r>
+          </w:p>
+        </w:tc>
+        <w:tc>
+          <w:tcPr>
+            <w:tcW w:w="1454" w:type="dxa"/>
+          </w:tcPr>
+          <w:p>
+            <w:pPr>
+              <w:jc w:val="center"/>
+              <w:cnfStyle w:val="000000100000" w:firstRow="0" w:lastRow="0" w:firstColumn="0" w:lastColumn="0" w:oddVBand="0" w:evenVBand="0" w:oddHBand="1" w:evenHBand="0" w:firstRowFirstColumn="0" w:firstRowLastColumn="0" w:lastRowFirstColumn="0" w:lastRowLastColumn="0"/>
+              <w:rPr>
+                <w:sz w:val="18"/>
+                <w:szCs w:val="18"/>
+              </w:rPr>
+            </w:pPr>
+            <w:r>
+              <w:rPr>
+                <w:sz w:val="18"/>
+                <w:szCs w:val="18"/>
+              </w:rPr>
+              <w:t>t/km2</w:t>
+            </w:r>
+          </w:p>
+        </w:tc>
+      </w:tr>
+      <w:tr>
+        <w:tc>
+          <w:tcPr>
+            <w:cnfStyle w:val="001000000000" w:firstRow="0" w:lastRow="0" w:firstColumn="1" w:lastColumn="0" w:oddVBand="0" w:evenVBand="0" w:oddHBand="0" w:evenHBand="0" w:firstRowFirstColumn="0" w:firstRowLastColumn="0" w:lastRowFirstColumn="0" w:lastRowLastColumn="0"/>
+            <w:tcW w:w="2180" w:type="dxa"/>
+          </w:tcPr>
+          <w:p>
+            <w:pPr>
+              <w:rPr>
+                <w:sz w:val="18"/>
+                <w:szCs w:val="18"/>
+              </w:rPr>
+            </w:pPr>
+            <w:r>
+              <w:rPr>
+                <w:sz w:val="18"/>
+                <w:szCs w:val="18"/>
+              </w:rPr>
+              <w:t>Indicator</w:t>
+            </w:r>
+          </w:p>
+        </w:tc>
+        <w:tc>
+          <w:tcPr>
+            <w:tcW w:w="3986" w:type="dxa"/>
+          </w:tcPr>
+          <w:p>
+            <w:pPr>
+              <w:cnfStyle w:val="000000000000" w:firstRow="0" w:lastRow="0" w:firstColumn="0" w:lastColumn="0" w:oddVBand="0" w:evenVBand="0" w:oddHBand="0" w:evenHBand="0" w:firstRowFirstColumn="0" w:firstRowLastColumn="0" w:lastRowFirstColumn="0" w:lastRowLastColumn="0"/>
+              <w:rPr>
+                <w:sz w:val="18"/>
+                <w:szCs w:val="18"/>
+              </w:rPr>
+            </w:pPr>
+            <w:r>
+              <w:rPr>
+                <w:sz w:val="18"/>
+                <w:szCs w:val="18"/>
+              </w:rPr>
+              <w:t>Map with the spatial distribution of a biodiversity indicator</w:t>
+            </w:r>
+          </w:p>
+        </w:tc>
+        <w:tc>
+          <w:tcPr>
+            <w:tcW w:w="1406" w:type="dxa"/>
+          </w:tcPr>
+          <w:p>
+            <w:pPr>
+              <w:jc w:val="center"/>
+              <w:cnfStyle w:val="000000000000" w:firstRow="0" w:lastRow="0" w:firstColumn="0" w:lastColumn="0" w:oddVBand="0" w:evenVBand="0" w:oddHBand="0" w:evenHBand="0" w:firstRowFirstColumn="0" w:firstRowLastColumn="0" w:lastRowFirstColumn="0" w:lastRowLastColumn="0"/>
+              <w:rPr>
+                <w:sz w:val="18"/>
+                <w:szCs w:val="18"/>
+              </w:rPr>
+            </w:pPr>
+            <w:r>
+              <w:rPr>
+                <w:sz w:val="18"/>
+                <w:szCs w:val="18"/>
+              </w:rPr>
+              <w:t>N/A</w:t>
+            </w:r>
+          </w:p>
+        </w:tc>
+        <w:tc>
+          <w:tcPr>
+            <w:tcW w:w="1454" w:type="dxa"/>
+          </w:tcPr>
+          <w:p>
+            <w:pPr>
+              <w:jc w:val="center"/>
+              <w:cnfStyle w:val="000000000000" w:firstRow="0" w:lastRow="0" w:firstColumn="0" w:lastColumn="0" w:oddVBand="0" w:evenVBand="0" w:oddHBand="0" w:evenHBand="0" w:firstRowFirstColumn="0" w:firstRowLastColumn="0" w:lastRowFirstColumn="0" w:lastRowLastColumn="0"/>
+              <w:rPr>
+                <w:sz w:val="18"/>
+                <w:szCs w:val="18"/>
+              </w:rPr>
+            </w:pPr>
+            <w:r>
+              <w:rPr>
+                <w:sz w:val="18"/>
+                <w:szCs w:val="18"/>
+              </w:rPr>
               <w:t>Depends</w:t>
             </w:r>
           </w:p>
@@ -15563,10 +16030,36 @@
       </w:tr>
     </w:tbl>
     <w:p>
+      <w:bookmarkStart w:id="55" w:name="_Toc494889517"/>
+      <w:r>
+        <w:br/>
+      </w:r>
+      <w:r>
+        <w:t xml:space="preserve">Note that </w:t>
+      </w:r>
+      <w:r>
+        <w:t xml:space="preserve">just like the pressures tab, </w:t>
+      </w:r>
+      <w:r>
+        <w:t xml:space="preserve">the </w:t>
+      </w:r>
+      <w:r>
+        <w:t xml:space="preserve">outcomes </w:t>
+      </w:r>
+      <w:r>
+        <w:t xml:space="preserve">tab will show an error when there are no </w:t>
+      </w:r>
+      <w:r>
+        <w:t xml:space="preserve">outcomes </w:t>
+      </w:r>
+      <w:r>
+        <w:t>defined, an alert when there are less than four outcomes defined, and success indicator if four or more outcomes have been defined.</w:t>
+      </w:r>
+    </w:p>
+    <w:p>
       <w:pPr>
         <w:pStyle w:val="Heading3"/>
       </w:pPr>
-      <w:bookmarkStart w:id="55" w:name="_Toc494889517"/>
       <w:r>
         <w:t>Creating an outcome</w:t>
       </w:r>
@@ -15700,15 +16193,8 @@
     </w:p>
     <w:p>
       <w:r>
-        <w:t xml:space="preserve">The new outcome will </w:t>
-      </w:r>
-      <w:proofErr w:type="gramStart"/>
-      <w:r>
-        <w:t>be created</w:t>
-      </w:r>
-      <w:proofErr w:type="gramEnd"/>
-      <w:r>
-        <w:t xml:space="preserve"> and will be added to the outcomes table. </w:t>
+        <w:lastRenderedPageBreak/>
+        <w:t xml:space="preserve">The new outcome will be created and will be added to the outcomes table. </w:t>
       </w:r>
       <w:r>
         <w:t>Note that outcome names are limited to 128 characters in length.</w:t>
@@ -15726,15 +16212,7 @@
     </w:p>
     <w:p>
       <w:r>
-        <w:t xml:space="preserve">The name and type of an outcome </w:t>
-      </w:r>
-      <w:proofErr w:type="gramStart"/>
-      <w:r>
-        <w:t>can be changed</w:t>
-      </w:r>
-      <w:proofErr w:type="gramEnd"/>
-      <w:r>
-        <w:t xml:space="preserve"> as follows: </w:t>
+        <w:t xml:space="preserve">The name and type of an outcome can be changed as follows: </w:t>
       </w:r>
     </w:p>
     <w:p>
@@ -15853,15 +16331,7 @@
         <w:pStyle w:val="Note"/>
       </w:pPr>
       <w:r>
-        <w:t xml:space="preserve">Note that the MSP tools do not enforce unique outcome names. Outcome names should be unique and </w:t>
-      </w:r>
-      <w:proofErr w:type="gramStart"/>
-      <w:r>
-        <w:t>should be spelled</w:t>
-      </w:r>
-      <w:proofErr w:type="gramEnd"/>
-      <w:r>
-        <w:t xml:space="preserve"> exactly as defined in the MSP game.</w:t>
+        <w:t>Note that the MSP tools do not enforce unique outcome names. Outcome names should be unique and should be spelled exactly as defined in the MSP game.</w:t>
       </w:r>
     </w:p>
     <w:p>
@@ -15884,7 +16354,6 @@
         </w:numPr>
       </w:pPr>
       <w:r>
-        <w:lastRenderedPageBreak/>
         <w:t>Select a</w:t>
       </w:r>
       <w:r>
@@ -15993,15 +16462,7 @@
         <w:t xml:space="preserve">group or fleet </w:t>
       </w:r>
       <w:r>
-        <w:t xml:space="preserve">predictions, these groups or fleets </w:t>
-      </w:r>
-      <w:proofErr w:type="gramStart"/>
-      <w:r>
-        <w:t>will be shown</w:t>
-      </w:r>
-      <w:proofErr w:type="gramEnd"/>
-      <w:r>
-        <w:t xml:space="preserve">. To define </w:t>
+        <w:t xml:space="preserve">predictions, these groups or fleets will be shown. To define </w:t>
       </w:r>
       <w:r>
         <w:t xml:space="preserve">how much of each </w:t>
@@ -16033,15 +16494,7 @@
     </w:p>
     <w:p>
       <w:r>
-        <w:t xml:space="preserve">For indicator outcomes, weights </w:t>
-      </w:r>
-      <w:proofErr w:type="gramStart"/>
-      <w:r>
-        <w:t>can also be entered</w:t>
-      </w:r>
-      <w:proofErr w:type="gramEnd"/>
-      <w:r>
-        <w:t xml:space="preserve"> </w:t>
+        <w:t xml:space="preserve">For indicator outcomes, weights can also be entered </w:t>
       </w:r>
       <w:r>
         <w:t xml:space="preserve">for </w:t>
@@ -16082,13 +16535,8 @@
       <w:r>
         <w:t xml:space="preserve"> </w:t>
       </w:r>
-      <w:proofErr w:type="gramStart"/>
-      <w:r>
-        <w:t>is then simply defined</w:t>
-      </w:r>
-      <w:proofErr w:type="gramEnd"/>
-      <w:r>
-        <w:t xml:space="preserve"> as </w:t>
+      <w:r>
+        <w:t xml:space="preserve">is then simply defined as </w:t>
       </w:r>
     </w:p>
     <w:p>
@@ -16299,19 +16747,11 @@
       </m:oMathPara>
     </w:p>
     <w:p>
-      <w:proofErr w:type="gramStart"/>
       <w:r>
         <w:rPr>
           <w:rFonts w:eastAsiaTheme="minorEastAsia"/>
         </w:rPr>
-        <w:t>where</w:t>
-      </w:r>
-      <w:proofErr w:type="gramEnd"/>
-      <w:r>
-        <w:rPr>
-          <w:rFonts w:eastAsiaTheme="minorEastAsia"/>
-        </w:rPr>
-        <w:t xml:space="preserve"> </w:t>
+        <w:t xml:space="preserve">where </w:t>
       </w:r>
       <w:r>
         <w:rPr>
@@ -16378,7 +16818,6 @@
         </w:rPr>
         <w:t xml:space="preserve"> </w:t>
       </w:r>
-      <w:proofErr w:type="spellStart"/>
       <w:r>
         <w:rPr>
           <w:rFonts w:eastAsiaTheme="minorEastAsia"/>
@@ -16386,7 +16825,6 @@
         </w:rPr>
         <w:t>i</w:t>
       </w:r>
-      <w:proofErr w:type="spellEnd"/>
       <w:r>
         <w:rPr>
           <w:rFonts w:eastAsiaTheme="minorEastAsia"/>
@@ -16399,7 +16837,6 @@
         </w:rPr>
         <w:t xml:space="preserve">, </w:t>
       </w:r>
-      <w:proofErr w:type="spellStart"/>
       <w:r>
         <w:rPr>
           <w:rFonts w:eastAsiaTheme="minorEastAsia"/>
@@ -16415,7 +16852,6 @@
         </w:rPr>
         <w:t>i</w:t>
       </w:r>
-      <w:proofErr w:type="spellEnd"/>
       <w:r>
         <w:rPr>
           <w:rFonts w:eastAsiaTheme="minorEastAsia"/>
@@ -16446,7 +16882,6 @@
         </w:rPr>
         <w:t xml:space="preserve">group </w:t>
       </w:r>
-      <w:proofErr w:type="spellStart"/>
       <w:r>
         <w:rPr>
           <w:rFonts w:eastAsiaTheme="minorEastAsia"/>
@@ -16454,7 +16889,6 @@
         </w:rPr>
         <w:t>i</w:t>
       </w:r>
-      <w:proofErr w:type="spellEnd"/>
       <w:r>
         <w:rPr>
           <w:rFonts w:eastAsiaTheme="minorEastAsia"/>
@@ -16494,7 +16928,6 @@
         </w:rPr>
         <w:t xml:space="preserve">group </w:t>
       </w:r>
-      <w:proofErr w:type="spellStart"/>
       <w:r>
         <w:rPr>
           <w:rFonts w:eastAsiaTheme="minorEastAsia"/>
@@ -16502,7 +16935,6 @@
         </w:rPr>
         <w:t>i</w:t>
       </w:r>
-      <w:proofErr w:type="spellEnd"/>
       <w:r>
         <w:rPr>
           <w:rFonts w:eastAsiaTheme="minorEastAsia"/>
@@ -16607,73 +17039,14 @@
       <w:r>
         <w:t xml:space="preserve">Figure </w:t>
       </w:r>
-      <w:fldSimple w:instr=" SEQ Figure \* ARABIC ">
-        <w:r>
-          <w:rPr>
-            <w:noProof/>
-          </w:rPr>
-          <w:t>10</w:t>
-        </w:r>
-      </w:fldSimple>
-      <w:bookmarkEnd w:id="59"/>
-      <w:r>
-        <w:t xml:space="preserve"> </w:t>
-      </w:r>
-      <w:r>
-        <w:t>–</w:t>
-      </w:r>
-      <w:r>
-        <w:t xml:space="preserve"> </w:t>
-      </w:r>
-      <w:r>
-        <w:t xml:space="preserve">The MSP tools </w:t>
-      </w:r>
-      <w:r>
-        <w:t>MEL emulator</w:t>
-      </w:r>
-      <w:r>
-        <w:t xml:space="preserve"> section</w:t>
-      </w:r>
-      <w:r>
-        <w:t xml:space="preserve">, with options to define and use </w:t>
-      </w:r>
-      <w:r>
-        <w:t xml:space="preserve">simulated pressure data (test sets), </w:t>
-      </w:r>
-      <w:r>
-        <w:t xml:space="preserve">and </w:t>
-      </w:r>
-      <w:r>
-        <w:t xml:space="preserve">to interrupt and resume an </w:t>
-      </w:r>
-      <w:r>
-        <w:t>Ecospace run.</w:t>
-      </w:r>
-      <w:bookmarkEnd w:id="60"/>
-    </w:p>
-    <w:p>
-      <w:r>
-        <w:t>Once a game is defined, pressures are connected to drivers, and outcomes are provided with content, MEL emulator can be used to test the response of the food web to fictional MSP pressure content, and MEL outputs can be saved to disk for detailed scrutiny.</w:t>
-      </w:r>
-    </w:p>
-    <w:p>
-      <w:r>
-        <w:t xml:space="preserve">The MEL emulator section </w:t>
-      </w:r>
-      <w:r>
-        <w:t>(</w:t>
-      </w:r>
       <w:r>
         <w:fldChar w:fldCharType="begin"/>
       </w:r>
       <w:r>
-        <w:instrText xml:space="preserve"> REF _Ref478424317 \h </w:instrText>
+        <w:instrText xml:space="preserve"> SEQ Figure \* ARABIC </w:instrText>
       </w:r>
       <w:r>
         <w:fldChar w:fldCharType="separate"/>
-      </w:r>
-      <w:r>
-        <w:t xml:space="preserve">Figure </w:t>
       </w:r>
       <w:r>
         <w:rPr>
@@ -16682,8 +17055,80 @@
         <w:t>10</w:t>
       </w:r>
       <w:r>
+        <w:rPr>
+          <w:noProof/>
+        </w:rPr>
         <w:fldChar w:fldCharType="end"/>
       </w:r>
+      <w:bookmarkEnd w:id="59"/>
+      <w:r>
+        <w:t xml:space="preserve"> </w:t>
+      </w:r>
+      <w:r>
+        <w:t>–</w:t>
+      </w:r>
+      <w:r>
+        <w:t xml:space="preserve"> </w:t>
+      </w:r>
+      <w:r>
+        <w:t xml:space="preserve">The MSP tools </w:t>
+      </w:r>
+      <w:r>
+        <w:t>MEL emulator</w:t>
+      </w:r>
+      <w:r>
+        <w:t xml:space="preserve"> section</w:t>
+      </w:r>
+      <w:r>
+        <w:t xml:space="preserve">, with options to define and use </w:t>
+      </w:r>
+      <w:r>
+        <w:t xml:space="preserve">simulated pressure data (test sets), </w:t>
+      </w:r>
+      <w:r>
+        <w:t xml:space="preserve">and </w:t>
+      </w:r>
+      <w:r>
+        <w:t xml:space="preserve">to interrupt and resume an </w:t>
+      </w:r>
+      <w:r>
+        <w:t>Ecospace run.</w:t>
+      </w:r>
+      <w:bookmarkEnd w:id="60"/>
+    </w:p>
+    <w:p>
+      <w:r>
+        <w:t>Once a game is defined, pressures are connected to drivers, and outcomes are provided with content, MEL emulator can be used to test the response of the food web to fictional MSP pressure content, and MEL outputs can be saved to disk for detailed scrutiny.</w:t>
+      </w:r>
+    </w:p>
+    <w:p>
+      <w:r>
+        <w:t xml:space="preserve">The MEL emulator section </w:t>
+      </w:r>
+      <w:r>
+        <w:t>(</w:t>
+      </w:r>
+      <w:r>
+        <w:fldChar w:fldCharType="begin"/>
+      </w:r>
+      <w:r>
+        <w:instrText xml:space="preserve"> REF _Ref478424317 \h </w:instrText>
+      </w:r>
+      <w:r>
+        <w:fldChar w:fldCharType="separate"/>
+      </w:r>
+      <w:r>
+        <w:t xml:space="preserve">Figure </w:t>
+      </w:r>
+      <w:r>
+        <w:rPr>
+          <w:noProof/>
+        </w:rPr>
+        <w:t>10</w:t>
+      </w:r>
+      <w:r>
+        <w:fldChar w:fldCharType="end"/>
+      </w:r>
       <w:r>
         <w:t xml:space="preserve">) </w:t>
       </w:r>
@@ -16697,29 +17142,13 @@
         <w:t>pressure data into the running scenario, and continue running.</w:t>
       </w:r>
       <w:r>
-        <w:t xml:space="preserve"> If desired, MSP outcomes </w:t>
-      </w:r>
-      <w:proofErr w:type="gramStart"/>
-      <w:r>
-        <w:t>can be saved</w:t>
-      </w:r>
-      <w:proofErr w:type="gramEnd"/>
-      <w:r>
-        <w:t xml:space="preserve"> to disk.</w:t>
+        <w:t xml:space="preserve"> If desired, MSP outcomes can be saved to disk.</w:t>
       </w:r>
       <w:r>
         <w:t xml:space="preserve"> </w:t>
       </w:r>
       <w:r>
-        <w:t>Outcome layer grids will be written to a path defines as: [Ecospace output location]\MSP</w:t>
-      </w:r>
-      <w:proofErr w:type="gramStart"/>
-      <w:r>
-        <w:t>\[</w:t>
-      </w:r>
-      <w:proofErr w:type="gramEnd"/>
-      <w:r>
-        <w:t xml:space="preserve">Game name]. The EwE status panel will show notifications when output grids have been written to file, and the </w:t>
+        <w:t xml:space="preserve">Outcome layer grids will be written to a path defines as: [Ecospace output location]\MSP\[Game name]. The EwE status panel will show notifications when output grids have been written to file, and the </w:t>
       </w:r>
       <w:r>
         <w:t>MEL emulator sec</w:t>
@@ -16805,15 +17234,7 @@
         <w:t xml:space="preserve"> in 100 discrete intervals on a </w:t>
       </w:r>
       <w:r>
-        <w:t xml:space="preserve">scale from </w:t>
-      </w:r>
-      <w:proofErr w:type="gramStart"/>
-      <w:r>
-        <w:t>0</w:t>
-      </w:r>
-      <w:proofErr w:type="gramEnd"/>
-      <w:r>
-        <w:t xml:space="preserve"> to 1, where 0.5 represents no change in relation to the Ecopath baseline value, </w:t>
+        <w:t xml:space="preserve">scale from 0 to 1, where 0.5 represents no change in relation to the Ecopath baseline value, </w:t>
       </w:r>
       <w:r>
         <w:t>while to upper limits of 0 and 1 represent a deviation of 1/</w:t>
@@ -16843,15 +17264,7 @@
         <w:t>n</w:t>
       </w:r>
       <w:r>
-        <w:t xml:space="preserve"> </w:t>
-      </w:r>
-      <w:proofErr w:type="gramStart"/>
-      <w:r>
-        <w:t>is controlled</w:t>
-      </w:r>
-      <w:proofErr w:type="gramEnd"/>
-      <w:r>
-        <w:t xml:space="preserve"> though the </w:t>
+        <w:t xml:space="preserve"> is controlled though the </w:t>
       </w:r>
       <w:r>
         <w:t>output range parameter</w:t>
@@ -16914,15 +17327,7 @@
         <w:t>simplest MEL emulator scenario</w:t>
       </w:r>
       <w:r>
-        <w:t xml:space="preserve">, where MEL emulator </w:t>
-      </w:r>
-      <w:proofErr w:type="gramStart"/>
-      <w:r>
-        <w:t>is only used</w:t>
-      </w:r>
-      <w:proofErr w:type="gramEnd"/>
-      <w:r>
-        <w:t xml:space="preserve"> to pause Ecospace at a known interval,</w:t>
+        <w:t>, where MEL emulator is only used to pause Ecospace at a known interval,</w:t>
       </w:r>
       <w:r>
         <w:t xml:space="preserve"> as follows:</w:t>
@@ -17088,15 +17493,7 @@
       </w:pPr>
       <w:r>
         <w:lastRenderedPageBreak/>
-        <w:t xml:space="preserve">Note that test sets are stored in [user profile]\Roaming\Ecopath with Ecosim\MSP_testsets.xml. Test sets </w:t>
-      </w:r>
-      <w:proofErr w:type="gramStart"/>
-      <w:r>
-        <w:t>are shared</w:t>
-      </w:r>
-      <w:proofErr w:type="gramEnd"/>
-      <w:r>
-        <w:t xml:space="preserve"> between all MSP games created for the same EwE model and Ecospace scenario.</w:t>
+        <w:t>Note that test sets are stored in [user profile]\Roaming\Ecopath with Ecosim\MSP_testsets.xml. Test sets are shared between all MSP games created for the same EwE model and Ecospace scenario.</w:t>
       </w:r>
     </w:p>
     <w:p>
@@ -17204,15 +17601,7 @@
     </w:p>
     <w:p>
       <w:r>
-        <w:t xml:space="preserve">The new test set will </w:t>
-      </w:r>
-      <w:proofErr w:type="gramStart"/>
-      <w:r>
-        <w:t>be created</w:t>
-      </w:r>
-      <w:proofErr w:type="gramEnd"/>
-      <w:r>
-        <w:t xml:space="preserve">, will be selected, and its content will be shown for editing. </w:t>
+        <w:t xml:space="preserve">The new test set will be created, will be selected, and its content will be shown for editing. </w:t>
       </w:r>
     </w:p>
     <w:p>
@@ -17227,15 +17616,7 @@
     </w:p>
     <w:p>
       <w:r>
-        <w:t xml:space="preserve">The name and type of a test set </w:t>
-      </w:r>
-      <w:proofErr w:type="gramStart"/>
-      <w:r>
-        <w:t>can be changed</w:t>
-      </w:r>
-      <w:proofErr w:type="gramEnd"/>
-      <w:r>
-        <w:t xml:space="preserve"> as follows: </w:t>
+        <w:t xml:space="preserve">The name and type of a test set can be changed as follows: </w:t>
       </w:r>
     </w:p>
     <w:p>
@@ -17480,15 +17861,7 @@
         <w:t>, pressure data</w:t>
       </w:r>
       <w:r>
-        <w:t xml:space="preserve"> </w:t>
-      </w:r>
-      <w:proofErr w:type="gramStart"/>
-      <w:r>
-        <w:t>can be fed</w:t>
-      </w:r>
-      <w:proofErr w:type="gramEnd"/>
-      <w:r>
-        <w:t xml:space="preserve"> to two types of Ecospace drivers</w:t>
+        <w:t xml:space="preserve"> can be fed to two types of Ecospace drivers</w:t>
       </w:r>
       <w:r>
         <w:t>:</w:t>
@@ -17532,15 +17905,7 @@
         <w:t xml:space="preserve">test </w:t>
       </w:r>
       <w:r>
-        <w:t xml:space="preserve">data </w:t>
-      </w:r>
-      <w:proofErr w:type="gramStart"/>
-      <w:r>
-        <w:t>can be read</w:t>
-      </w:r>
-      <w:proofErr w:type="gramEnd"/>
-      <w:r>
-        <w:t xml:space="preserve"> from </w:t>
+        <w:t xml:space="preserve">data can be read from </w:t>
       </w:r>
       <w:r>
         <w:t xml:space="preserve">ESRI ASCII </w:t>
@@ -17564,31 +17929,7 @@
         <w:t>by MEL.</w:t>
       </w:r>
       <w:r>
-        <w:t xml:space="preserve"> Map values can range from zero to one, or can hold a </w:t>
-      </w:r>
-      <w:proofErr w:type="spellStart"/>
-      <w:r>
-        <w:t>NoData</w:t>
-      </w:r>
-      <w:proofErr w:type="spellEnd"/>
-      <w:r>
-        <w:t xml:space="preserve"> value that </w:t>
-      </w:r>
-      <w:proofErr w:type="gramStart"/>
-      <w:r>
-        <w:t>must be specified</w:t>
-      </w:r>
-      <w:proofErr w:type="gramEnd"/>
-      <w:r>
-        <w:t xml:space="preserve"> in the map format. EwE uses a default </w:t>
-      </w:r>
-      <w:proofErr w:type="spellStart"/>
-      <w:r>
-        <w:t>NoData</w:t>
-      </w:r>
-      <w:proofErr w:type="spellEnd"/>
-      <w:r>
-        <w:t xml:space="preserve"> value of -9999.</w:t>
+        <w:t xml:space="preserve"> Map values can range from zero to one, or can hold a NoData value that must be specified in the map format. EwE uses a default NoData value of -9999.</w:t>
       </w:r>
     </w:p>
     <w:p>
@@ -17641,34 +17982,10 @@
         <w:t>data is entered as a single number</w:t>
       </w:r>
       <w:r>
-        <w:t xml:space="preserve"> between zero and one, or </w:t>
-      </w:r>
-      <w:proofErr w:type="spellStart"/>
-      <w:r>
-        <w:t>NoData</w:t>
-      </w:r>
-      <w:proofErr w:type="spellEnd"/>
-      <w:r>
-        <w:t xml:space="preserve"> (-9999) if a scalar should not affect the model.</w:t>
-      </w:r>
-      <w:r>
-        <w:t xml:space="preserve"> When you clear a scalar pressure cell </w:t>
-      </w:r>
-      <w:proofErr w:type="spellStart"/>
-      <w:r>
-        <w:t>NoData</w:t>
-      </w:r>
-      <w:proofErr w:type="spellEnd"/>
-      <w:r>
-        <w:t xml:space="preserve"> </w:t>
-      </w:r>
-      <w:proofErr w:type="gramStart"/>
-      <w:r>
-        <w:t>is assumed</w:t>
-      </w:r>
-      <w:proofErr w:type="gramEnd"/>
-      <w:r>
-        <w:t>.</w:t>
+        <w:t xml:space="preserve"> between zero and one, or NoData (-9999) if a scalar should not affect the model.</w:t>
+      </w:r>
+      <w:r>
+        <w:t xml:space="preserve"> When you clear a scalar pressure cell NoData is assumed.</w:t>
       </w:r>
     </w:p>
     <w:p>
@@ -17741,15 +18058,7 @@
         <w:t>Note that t</w:t>
       </w:r>
       <w:r>
-        <w:t xml:space="preserve">est data </w:t>
-      </w:r>
-      <w:proofErr w:type="gramStart"/>
-      <w:r>
-        <w:t>can only be assigned</w:t>
-      </w:r>
-      <w:proofErr w:type="gramEnd"/>
-      <w:r>
-        <w:t xml:space="preserve"> to pressures that are connected to Ecospace drivers</w:t>
+        <w:t>est data can only be assigned to pressures that are connected to Ecospace drivers</w:t>
       </w:r>
       <w:r>
         <w:t>.</w:t>
@@ -17760,15 +18069,7 @@
         <w:pStyle w:val="Note"/>
       </w:pPr>
       <w:r>
-        <w:t xml:space="preserve">Note that test data </w:t>
-      </w:r>
-      <w:proofErr w:type="gramStart"/>
-      <w:r>
-        <w:t>can only be defined or edited when Ecospace is not running</w:t>
-      </w:r>
-      <w:proofErr w:type="gramEnd"/>
-      <w:r>
-        <w:t>.</w:t>
+        <w:t>Note that test data can only be defined or edited when Ecospace is not running.</w:t>
       </w:r>
     </w:p>
     <w:p>
@@ -17900,15 +18201,7 @@
         </w:numPr>
       </w:pPr>
       <w:r>
-        <w:t xml:space="preserve">Export the map content to an ASCII file. The map file is now ready to </w:t>
-      </w:r>
-      <w:proofErr w:type="gramStart"/>
-      <w:r>
-        <w:t>be used</w:t>
-      </w:r>
-      <w:proofErr w:type="gramEnd"/>
-      <w:r>
-        <w:t xml:space="preserve"> as pressure test data.</w:t>
+        <w:t>Export the map content to an ASCII file. The map file is now ready to be used as pressure test data.</w:t>
       </w:r>
     </w:p>
     <w:p>
@@ -18086,16 +18379,11 @@
         </w:rPr>
         <w:br/>
       </w:r>
-      <w:proofErr w:type="gramStart"/>
       <w:r>
         <w:t>S</w:t>
       </w:r>
       <w:r>
-        <w:t>imulated</w:t>
-      </w:r>
-      <w:proofErr w:type="gramEnd"/>
-      <w:r>
-        <w:t xml:space="preserve"> pressure data </w:t>
+        <w:t xml:space="preserve">imulated pressure data </w:t>
       </w:r>
       <w:r>
         <w:t xml:space="preserve">will be loaded straight into Ecospace input variables. </w:t>
@@ -18106,13 +18394,8 @@
       <w:r>
         <w:t xml:space="preserve">data </w:t>
       </w:r>
-      <w:proofErr w:type="gramStart"/>
-      <w:r>
-        <w:t>is saved</w:t>
-      </w:r>
-      <w:proofErr w:type="gramEnd"/>
-      <w:r>
-        <w:t>, your Ecospace scenario will be permanently altered!</w:t>
+      <w:r>
+        <w:t>is saved, your Ecospace scenario will be permanently altered!</w:t>
       </w:r>
     </w:p>
     <w:p>
@@ -18135,15 +18418,7 @@
     </w:p>
     <w:p>
       <w:r>
-        <w:t xml:space="preserve">The impact of emulated MSP pressures </w:t>
-      </w:r>
-      <w:proofErr w:type="gramStart"/>
-      <w:r>
-        <w:t>can be assessed</w:t>
-      </w:r>
-      <w:proofErr w:type="gramEnd"/>
-      <w:r>
-        <w:t xml:space="preserve"> through the usual Ecospace diagnostics: the maps and graph in the Run Ecospace screen, the Ecospace </w:t>
+        <w:t xml:space="preserve">The impact of emulated MSP pressures can be assessed through the usual Ecospace diagnostics: the maps and graph in the Run Ecospace screen, the Ecospace </w:t>
       </w:r>
       <w:r>
         <w:t xml:space="preserve">run </w:t>
@@ -18169,26 +18444,10 @@
     </w:p>
     <w:p>
       <w:r>
-        <w:t xml:space="preserve">Working experience with MSP tools </w:t>
-      </w:r>
-      <w:proofErr w:type="gramStart"/>
-      <w:r>
-        <w:t>is now needed</w:t>
-      </w:r>
-      <w:proofErr w:type="gramEnd"/>
-      <w:r>
-        <w:t xml:space="preserve"> to determine if these diagnostics are sufficient to assess the impact of MSP pressures onto the EwE model. Other diagnostics tools </w:t>
-      </w:r>
-      <w:r>
-        <w:t xml:space="preserve">may </w:t>
-      </w:r>
-      <w:proofErr w:type="gramStart"/>
-      <w:r>
-        <w:t>be needed</w:t>
-      </w:r>
-      <w:proofErr w:type="gramEnd"/>
-      <w:r>
-        <w:t xml:space="preserve"> and can be foreseen, such as </w:t>
+        <w:t xml:space="preserve">Working experience with MSP tools is now needed to determine if these diagnostics are sufficient to assess the impact of MSP pressures onto the EwE model. Other diagnostics tools </w:t>
+      </w:r>
+      <w:r>
+        <w:t xml:space="preserve">may be needed and can be foreseen, such as </w:t>
       </w:r>
       <w:r>
         <w:t>a way to visual</w:t>
@@ -18565,14 +18824,27 @@
             <w:r>
               <w:t xml:space="preserve">Figure </w:t>
             </w:r>
-            <w:fldSimple w:instr=" SEQ Figure \* ARABIC ">
-              <w:r>
-                <w:rPr>
-                  <w:noProof/>
-                </w:rPr>
-                <w:t>11</w:t>
-              </w:r>
-            </w:fldSimple>
+            <w:r>
+              <w:fldChar w:fldCharType="begin"/>
+            </w:r>
+            <w:r>
+              <w:instrText xml:space="preserve"> SEQ Figure \* ARABIC </w:instrText>
+            </w:r>
+            <w:r>
+              <w:fldChar w:fldCharType="separate"/>
+            </w:r>
+            <w:r>
+              <w:rPr>
+                <w:noProof/>
+              </w:rPr>
+              <w:t>11</w:t>
+            </w:r>
+            <w:r>
+              <w:rPr>
+                <w:noProof/>
+              </w:rPr>
+              <w:fldChar w:fldCharType="end"/>
+            </w:r>
             <w:bookmarkEnd w:id="69"/>
             <w:r>
               <w:t xml:space="preserve"> –</w:t>
@@ -18636,15 +18908,7 @@
         <w:t>E</w:t>
       </w:r>
       <w:r>
-        <w:t xml:space="preserve">wE model is prepared for MSP game play, it will need to </w:t>
-      </w:r>
-      <w:proofErr w:type="gramStart"/>
-      <w:r>
-        <w:t>be converted</w:t>
-      </w:r>
-      <w:proofErr w:type="gramEnd"/>
-      <w:r>
-        <w:t xml:space="preserve"> to </w:t>
+        <w:t xml:space="preserve">wE model is prepared for MSP game play, it will need to be converted to </w:t>
       </w:r>
       <w:r>
         <w:t>an</w:t>
@@ -18653,64 +18917,32 @@
         <w:t xml:space="preserve"> </w:t>
       </w:r>
       <w:r>
-        <w:t>.</w:t>
-      </w:r>
-      <w:proofErr w:type="spellStart"/>
-      <w:r>
-        <w:t>eiixml</w:t>
-      </w:r>
-      <w:proofErr w:type="spellEnd"/>
+        <w:t xml:space="preserve">.eiixml </w:t>
+      </w:r>
+      <w:r>
+        <w:t xml:space="preserve">file. The .eiixml format is </w:t>
+      </w:r>
+      <w:r>
+        <w:t xml:space="preserve">a flat text </w:t>
+      </w:r>
+      <w:r>
+        <w:t xml:space="preserve">version of </w:t>
+      </w:r>
+      <w:r>
+        <w:t xml:space="preserve">the </w:t>
+      </w:r>
+      <w:r>
+        <w:t xml:space="preserve">EwE model database </w:t>
+      </w:r>
+      <w:r>
+        <w:t xml:space="preserve">that allows loading EwE models on computer systems where Microsoft Access is not available. The .eiixml format is used in MSP to avoid having to maintain database drivers on the </w:t>
+      </w:r>
+      <w:r>
+        <w:t>MSP game server.</w:t>
+      </w:r>
       <w:r>
         <w:t xml:space="preserve"> </w:t>
       </w:r>
-      <w:r>
-        <w:t>file. The .</w:t>
-      </w:r>
-      <w:proofErr w:type="spellStart"/>
-      <w:r>
-        <w:t>eiixml</w:t>
-      </w:r>
-      <w:proofErr w:type="spellEnd"/>
-      <w:r>
-        <w:t xml:space="preserve"> format is </w:t>
-      </w:r>
-      <w:r>
-        <w:t xml:space="preserve">a flat text </w:t>
-      </w:r>
-      <w:r>
-        <w:t xml:space="preserve">version of </w:t>
-      </w:r>
-      <w:r>
-        <w:t xml:space="preserve">the </w:t>
-      </w:r>
-      <w:r>
-        <w:t xml:space="preserve">EwE model database </w:t>
-      </w:r>
-      <w:r>
-        <w:t>that allows loading EwE models on computer systems where Microsoft Access is not available. The .</w:t>
-      </w:r>
-      <w:proofErr w:type="spellStart"/>
-      <w:r>
-        <w:t>eiixml</w:t>
-      </w:r>
-      <w:proofErr w:type="spellEnd"/>
-      <w:r>
-        <w:t xml:space="preserve"> format </w:t>
-      </w:r>
-      <w:proofErr w:type="gramStart"/>
-      <w:r>
-        <w:t>is used</w:t>
-      </w:r>
-      <w:proofErr w:type="gramEnd"/>
-      <w:r>
-        <w:t xml:space="preserve"> in MSP to avoid having to maintain database drivers on the </w:t>
-      </w:r>
-      <w:r>
-        <w:t>MSP game server.</w:t>
-      </w:r>
-      <w:r>
-        <w:t xml:space="preserve"> </w:t>
-      </w:r>
     </w:p>
     <w:p>
       <w:r>
@@ -18731,15 +18963,7 @@
     </w:p>
     <w:p>
       <w:r>
-        <w:t>With the MSP model loaded in the EwE6 desktop software, convert it to an .</w:t>
-      </w:r>
-      <w:proofErr w:type="spellStart"/>
-      <w:r>
-        <w:t>eiixml</w:t>
-      </w:r>
-      <w:proofErr w:type="spellEnd"/>
-      <w:r>
-        <w:t xml:space="preserve"> file as follows:</w:t>
+        <w:t>With the MSP model loaded in the EwE6 desktop software, convert it to an .eiixml file as follows:</w:t>
       </w:r>
     </w:p>
     <w:p>
@@ -18784,15 +19008,7 @@
         </w:numPr>
       </w:pPr>
       <w:r>
-        <w:t>The EwE status panel will show a clickable link to the exported .</w:t>
-      </w:r>
-      <w:proofErr w:type="spellStart"/>
-      <w:r>
-        <w:t>eiixml</w:t>
-      </w:r>
-      <w:proofErr w:type="spellEnd"/>
-      <w:r>
-        <w:t xml:space="preserve"> file.</w:t>
+        <w:t>The EwE status panel will show a clickable link to the exported .eiixml file.</w:t>
       </w:r>
     </w:p>
     <w:p>
@@ -18804,38 +19020,26 @@
       </w:r>
     </w:p>
     <w:p>
-      <w:r>
-        <w:t>The EwE status panel will show a message whether the file export process was successful. If the process was successful, the .</w:t>
-      </w:r>
-      <w:proofErr w:type="spellStart"/>
-      <w:r>
-        <w:t>eiixml</w:t>
-      </w:r>
-      <w:proofErr w:type="spellEnd"/>
-      <w:r>
-        <w:t xml:space="preserve"> file </w:t>
-      </w:r>
-      <w:proofErr w:type="gramStart"/>
-      <w:r>
-        <w:t>will be created</w:t>
-      </w:r>
-      <w:proofErr w:type="gramEnd"/>
-      <w:r>
-        <w:t xml:space="preserve"> beside the loaded model database. This file </w:t>
+      <w:pPr>
+        <w:jc w:val="both"/>
+      </w:pPr>
+      <w:r>
+        <w:t xml:space="preserve">The EwE status panel will show a message whether the file export process was successful. If the process was successful, the .eiixml file will be created beside the loaded model database. This file </w:t>
       </w:r>
       <w:r>
         <w:t xml:space="preserve">now </w:t>
       </w:r>
-      <w:proofErr w:type="gramStart"/>
       <w:r>
         <w:t xml:space="preserve">can </w:t>
       </w:r>
       <w:r>
-        <w:t>be sent</w:t>
-      </w:r>
-      <w:proofErr w:type="gramEnd"/>
-      <w:r>
-        <w:t xml:space="preserve"> to NHTV for integration with the MSP game server.</w:t>
+        <w:t xml:space="preserve">be sent to </w:t>
+      </w:r>
+      <w:r>
+        <w:t>BUas</w:t>
+      </w:r>
+      <w:r>
+        <w:t xml:space="preserve"> for integration with the MSP game server.</w:t>
       </w:r>
     </w:p>
     <w:p>
@@ -18846,28 +19050,13 @@
         <w:t xml:space="preserve">Note that EwE 6 can also load and run </w:t>
       </w:r>
       <w:r>
-        <w:t>.</w:t>
-      </w:r>
-      <w:proofErr w:type="spellStart"/>
-      <w:r>
-        <w:t>eiixml</w:t>
-      </w:r>
-      <w:proofErr w:type="spellEnd"/>
+        <w:t>.eiixml</w:t>
+      </w:r>
       <w:r>
         <w:t xml:space="preserve"> files through the regular Menu &gt; File &gt; Open command. At the time of writing </w:t>
       </w:r>
       <w:r>
-        <w:t>.</w:t>
-      </w:r>
-      <w:proofErr w:type="spellStart"/>
-      <w:proofErr w:type="gramStart"/>
-      <w:r>
-        <w:t>eiixml</w:t>
-      </w:r>
-      <w:proofErr w:type="spellEnd"/>
-      <w:proofErr w:type="gramEnd"/>
-      <w:r>
-        <w:t xml:space="preserve"> </w:t>
+        <w:t xml:space="preserve">.eiixml </w:t>
       </w:r>
       <w:r>
         <w:t>model databases will be opened as read-only, since the EIIXML database format has not been extended to include dynamic object creation.</w:t>
@@ -18964,14 +19153,27 @@
       <w:r>
         <w:t xml:space="preserve">Figure </w:t>
       </w:r>
-      <w:fldSimple w:instr=" SEQ Figure \* ARABIC ">
-        <w:r>
-          <w:rPr>
-            <w:noProof/>
-          </w:rPr>
-          <w:t>12</w:t>
-        </w:r>
-      </w:fldSimple>
+      <w:r>
+        <w:fldChar w:fldCharType="begin"/>
+      </w:r>
+      <w:r>
+        <w:instrText xml:space="preserve"> SEQ Figure \* ARABIC </w:instrText>
+      </w:r>
+      <w:r>
+        <w:fldChar w:fldCharType="separate"/>
+      </w:r>
+      <w:r>
+        <w:rPr>
+          <w:noProof/>
+        </w:rPr>
+        <w:t>12</w:t>
+      </w:r>
+      <w:r>
+        <w:rPr>
+          <w:noProof/>
+        </w:rPr>
+        <w:fldChar w:fldCharType="end"/>
+      </w:r>
       <w:r>
         <w:t xml:space="preserve"> - </w:t>
       </w:r>
@@ -19016,37 +19218,14 @@
       <w:r>
         <w:t xml:space="preserve">MSP </w:t>
       </w:r>
-      <w:bookmarkStart w:id="75" w:name="_GoBack"/>
-      <w:bookmarkEnd w:id="75"/>
       <w:r>
         <w:t>tools</w:t>
       </w:r>
       <w:r>
-        <w:t xml:space="preserve"> </w:t>
-      </w:r>
-      <w:proofErr w:type="gramStart"/>
-      <w:r>
-        <w:t>is installed</w:t>
-      </w:r>
-      <w:proofErr w:type="gramEnd"/>
-      <w:r>
-        <w:t xml:space="preserve">. A brief description of MSP tools </w:t>
-      </w:r>
-      <w:proofErr w:type="gramStart"/>
-      <w:r>
-        <w:t>is provided</w:t>
-      </w:r>
-      <w:proofErr w:type="gramEnd"/>
-      <w:r>
-        <w:t xml:space="preserve"> for unaware EwE modellers that stumble upon the plug-in. Developer and funding credits are provided. Last, logos of all project partners involved in integrating the EwE modelling approach into the ecological assessments of MSP </w:t>
-      </w:r>
-      <w:proofErr w:type="gramStart"/>
-      <w:r>
-        <w:t>are shown</w:t>
-      </w:r>
-      <w:proofErr w:type="gramEnd"/>
-      <w:r>
-        <w:t>. Clicking a logo will open the website of that partner.</w:t>
+        <w:t xml:space="preserve"> is installed</w:t>
+      </w:r>
+      <w:r>
+        <w:t>. A brief description of MSP tools is provided for unaware EwE modellers that stumble upon the plug-in. Developer and funding credits are provided. Last, logos of all project partners involved in integrating the EwE modelling approach into the ecological assessments of MSP are shown. Clicking a logo will open the website of that partner.</w:t>
       </w:r>
     </w:p>
     <w:p>
@@ -19091,12 +19270,12 @@
       <w:pPr>
         <w:pStyle w:val="Heading1"/>
       </w:pPr>
-      <w:bookmarkStart w:id="76" w:name="_Toc494889531"/>
+      <w:bookmarkStart w:id="75" w:name="_Toc494889531"/>
       <w:r>
         <w:lastRenderedPageBreak/>
         <w:t>References</w:t>
       </w:r>
-      <w:bookmarkEnd w:id="76"/>
+      <w:bookmarkEnd w:id="75"/>
     </w:p>
     <w:p>
       <w:pPr>
@@ -19263,6 +19442,8 @@
         </w:rPr>
         <w:fldChar w:fldCharType="end"/>
       </w:r>
+      <w:bookmarkStart w:id="76" w:name="_GoBack"/>
+      <w:bookmarkEnd w:id="76"/>
     </w:p>
     <w:sectPr>
       <w:footerReference w:type="default" r:id="rId32"/>
@@ -19278,7 +19459,7 @@
 </file>
 
 <file path=word/endnotes.xml><?xml version="1.0" encoding="utf-8"?>
-<w:endnotes xmlns:wpc="http://schemas.microsoft.com/office/word/2010/wordprocessingCanvas" xmlns:cx="http://schemas.microsoft.com/office/drawing/2014/chartex" xmlns:cx1="http://schemas.microsoft.com/office/drawing/2015/9/8/chartex" xmlns:mc="http://schemas.openxmlformats.org/markup-compatibility/2006" xmlns:o="urn:schemas-microsoft-com:office:office" xmlns:r="http://schemas.openxmlformats.org/officeDocument/2006/relationships" xmlns:m="http://schemas.openxmlformats.org/officeDocument/2006/math" xmlns:v="urn:schemas-microsoft-com:vml" xmlns:wp14="http://schemas.microsoft.com/office/word/2010/wordprocessingDrawing" xmlns:wp="http://schemas.openxmlformats.org/drawingml/2006/wordprocessingDrawing" xmlns:w10="urn:schemas-microsoft-com:office:word" xmlns:w="http://schemas.openxmlformats.org/wordprocessingml/2006/main" xmlns:w14="http://schemas.microsoft.com/office/word/2010/wordml" xmlns:w15="http://schemas.microsoft.com/office/word/2012/wordml" xmlns:w16se="http://schemas.microsoft.com/office/word/2015/wordml/symex" xmlns:wpg="http://schemas.microsoft.com/office/word/2010/wordprocessingGroup" xmlns:wpi="http://schemas.microsoft.com/office/word/2010/wordprocessingInk" xmlns:wne="http://schemas.microsoft.com/office/word/2006/wordml" xmlns:wps="http://schemas.microsoft.com/office/word/2010/wordprocessingShape" mc:Ignorable="w14 w15 w16se wp14">
+<w:endnotes xmlns:wpc="http://schemas.microsoft.com/office/word/2010/wordprocessingCanvas" xmlns:cx="http://schemas.microsoft.com/office/drawing/2014/chartex" xmlns:cx1="http://schemas.microsoft.com/office/drawing/2015/9/8/chartex" xmlns:cx2="http://schemas.microsoft.com/office/drawing/2015/10/21/chartex" xmlns:cx3="http://schemas.microsoft.com/office/drawing/2016/5/9/chartex" xmlns:cx4="http://schemas.microsoft.com/office/drawing/2016/5/10/chartex" xmlns:cx5="http://schemas.microsoft.com/office/drawing/2016/5/11/chartex" xmlns:cx6="http://schemas.microsoft.com/office/drawing/2016/5/12/chartex" xmlns:cx7="http://schemas.microsoft.com/office/drawing/2016/5/13/chartex" xmlns:cx8="http://schemas.microsoft.com/office/drawing/2016/5/14/chartex" xmlns:mc="http://schemas.openxmlformats.org/markup-compatibility/2006" xmlns:aink="http://schemas.microsoft.com/office/drawing/2016/ink" xmlns:am3d="http://schemas.microsoft.com/office/drawing/2017/model3d" xmlns:o="urn:schemas-microsoft-com:office:office" xmlns:r="http://schemas.openxmlformats.org/officeDocument/2006/relationships" xmlns:m="http://schemas.openxmlformats.org/officeDocument/2006/math" xmlns:v="urn:schemas-microsoft-com:vml" xmlns:wp14="http://schemas.microsoft.com/office/word/2010/wordprocessingDrawing" xmlns:wp="http://schemas.openxmlformats.org/drawingml/2006/wordprocessingDrawing" xmlns:w10="urn:schemas-microsoft-com:office:word" xmlns:w="http://schemas.openxmlformats.org/wordprocessingml/2006/main" xmlns:w14="http://schemas.microsoft.com/office/word/2010/wordml" xmlns:w15="http://schemas.microsoft.com/office/word/2012/wordml" xmlns:w16cid="http://schemas.microsoft.com/office/word/2016/wordml/cid" xmlns:w16se="http://schemas.microsoft.com/office/word/2015/wordml/symex" xmlns:wpg="http://schemas.microsoft.com/office/word/2010/wordprocessingGroup" xmlns:wpi="http://schemas.microsoft.com/office/word/2010/wordprocessingInk" xmlns:wne="http://schemas.microsoft.com/office/word/2006/wordml" xmlns:wps="http://schemas.microsoft.com/office/word/2010/wordprocessingShape" mc:Ignorable="w14 w15 w16se w16cid wp14">
   <w:endnote w:type="separator" w:id="-1">
     <w:p>
       <w:pPr>
@@ -19303,7 +19484,7 @@
 </file>
 
 <file path=word/footer1.xml><?xml version="1.0" encoding="utf-8"?>
-<w:ftr xmlns:wpc="http://schemas.microsoft.com/office/word/2010/wordprocessingCanvas" xmlns:cx="http://schemas.microsoft.com/office/drawing/2014/chartex" xmlns:cx1="http://schemas.microsoft.com/office/drawing/2015/9/8/chartex" xmlns:mc="http://schemas.openxmlformats.org/markup-compatibility/2006" xmlns:o="urn:schemas-microsoft-com:office:office" xmlns:r="http://schemas.openxmlformats.org/officeDocument/2006/relationships" xmlns:m="http://schemas.openxmlformats.org/officeDocument/2006/math" xmlns:v="urn:schemas-microsoft-com:vml" xmlns:wp14="http://schemas.microsoft.com/office/word/2010/wordprocessingDrawing" xmlns:wp="http://schemas.openxmlformats.org/drawingml/2006/wordprocessingDrawing" xmlns:w10="urn:schemas-microsoft-com:office:word" xmlns:w="http://schemas.openxmlformats.org/wordprocessingml/2006/main" xmlns:w14="http://schemas.microsoft.com/office/word/2010/wordml" xmlns:w15="http://schemas.microsoft.com/office/word/2012/wordml" xmlns:w16se="http://schemas.microsoft.com/office/word/2015/wordml/symex" xmlns:wpg="http://schemas.microsoft.com/office/word/2010/wordprocessingGroup" xmlns:wpi="http://schemas.microsoft.com/office/word/2010/wordprocessingInk" xmlns:wne="http://schemas.microsoft.com/office/word/2006/wordml" xmlns:wps="http://schemas.microsoft.com/office/word/2010/wordprocessingShape" mc:Ignorable="w14 w15 w16se wp14">
+<w:ftr xmlns:wpc="http://schemas.microsoft.com/office/word/2010/wordprocessingCanvas" xmlns:cx="http://schemas.microsoft.com/office/drawing/2014/chartex" xmlns:cx1="http://schemas.microsoft.com/office/drawing/2015/9/8/chartex" xmlns:cx2="http://schemas.microsoft.com/office/drawing/2015/10/21/chartex" xmlns:cx3="http://schemas.microsoft.com/office/drawing/2016/5/9/chartex" xmlns:cx4="http://schemas.microsoft.com/office/drawing/2016/5/10/chartex" xmlns:cx5="http://schemas.microsoft.com/office/drawing/2016/5/11/chartex" xmlns:cx6="http://schemas.microsoft.com/office/drawing/2016/5/12/chartex" xmlns:cx7="http://schemas.microsoft.com/office/drawing/2016/5/13/chartex" xmlns:cx8="http://schemas.microsoft.com/office/drawing/2016/5/14/chartex" xmlns:mc="http://schemas.openxmlformats.org/markup-compatibility/2006" xmlns:aink="http://schemas.microsoft.com/office/drawing/2016/ink" xmlns:am3d="http://schemas.microsoft.com/office/drawing/2017/model3d" xmlns:o="urn:schemas-microsoft-com:office:office" xmlns:r="http://schemas.openxmlformats.org/officeDocument/2006/relationships" xmlns:m="http://schemas.openxmlformats.org/officeDocument/2006/math" xmlns:v="urn:schemas-microsoft-com:vml" xmlns:wp14="http://schemas.microsoft.com/office/word/2010/wordprocessingDrawing" xmlns:wp="http://schemas.openxmlformats.org/drawingml/2006/wordprocessingDrawing" xmlns:w10="urn:schemas-microsoft-com:office:word" xmlns:w="http://schemas.openxmlformats.org/wordprocessingml/2006/main" xmlns:w14="http://schemas.microsoft.com/office/word/2010/wordml" xmlns:w15="http://schemas.microsoft.com/office/word/2012/wordml" xmlns:w16cid="http://schemas.microsoft.com/office/word/2016/wordml/cid" xmlns:w16se="http://schemas.microsoft.com/office/word/2015/wordml/symex" xmlns:wpg="http://schemas.microsoft.com/office/word/2010/wordprocessingGroup" xmlns:wpi="http://schemas.microsoft.com/office/word/2010/wordprocessingInk" xmlns:wne="http://schemas.microsoft.com/office/word/2006/wordml" xmlns:wps="http://schemas.microsoft.com/office/word/2010/wordprocessingShape" mc:Ignorable="w14 w15 w16se w16cid wp14">
   <w:p>
     <w:pPr>
       <w:pStyle w:val="Footer"/>
@@ -19319,7 +19500,7 @@
 </file>
 
 <file path=word/footer2.xml><?xml version="1.0" encoding="utf-8"?>
-<w:ftr xmlns:wpc="http://schemas.microsoft.com/office/word/2010/wordprocessingCanvas" xmlns:cx="http://schemas.microsoft.com/office/drawing/2014/chartex" xmlns:cx1="http://schemas.microsoft.com/office/drawing/2015/9/8/chartex" xmlns:mc="http://schemas.openxmlformats.org/markup-compatibility/2006" xmlns:o="urn:schemas-microsoft-com:office:office" xmlns:r="http://schemas.openxmlformats.org/officeDocument/2006/relationships" xmlns:m="http://schemas.openxmlformats.org/officeDocument/2006/math" xmlns:v="urn:schemas-microsoft-com:vml" xmlns:wp14="http://schemas.microsoft.com/office/word/2010/wordprocessingDrawing" xmlns:wp="http://schemas.openxmlformats.org/drawingml/2006/wordprocessingDrawing" xmlns:w10="urn:schemas-microsoft-com:office:word" xmlns:w="http://schemas.openxmlformats.org/wordprocessingml/2006/main" xmlns:w14="http://schemas.microsoft.com/office/word/2010/wordml" xmlns:w15="http://schemas.microsoft.com/office/word/2012/wordml" xmlns:w16se="http://schemas.microsoft.com/office/word/2015/wordml/symex" xmlns:wpg="http://schemas.microsoft.com/office/word/2010/wordprocessingGroup" xmlns:wpi="http://schemas.microsoft.com/office/word/2010/wordprocessingInk" xmlns:wne="http://schemas.microsoft.com/office/word/2006/wordml" xmlns:wps="http://schemas.microsoft.com/office/word/2010/wordprocessingShape" mc:Ignorable="w14 w15 w16se wp14">
+<w:ftr xmlns:wpc="http://schemas.microsoft.com/office/word/2010/wordprocessingCanvas" xmlns:cx="http://schemas.microsoft.com/office/drawing/2014/chartex" xmlns:cx1="http://schemas.microsoft.com/office/drawing/2015/9/8/chartex" xmlns:cx2="http://schemas.microsoft.com/office/drawing/2015/10/21/chartex" xmlns:cx3="http://schemas.microsoft.com/office/drawing/2016/5/9/chartex" xmlns:cx4="http://schemas.microsoft.com/office/drawing/2016/5/10/chartex" xmlns:cx5="http://schemas.microsoft.com/office/drawing/2016/5/11/chartex" xmlns:cx6="http://schemas.microsoft.com/office/drawing/2016/5/12/chartex" xmlns:cx7="http://schemas.microsoft.com/office/drawing/2016/5/13/chartex" xmlns:cx8="http://schemas.microsoft.com/office/drawing/2016/5/14/chartex" xmlns:mc="http://schemas.openxmlformats.org/markup-compatibility/2006" xmlns:aink="http://schemas.microsoft.com/office/drawing/2016/ink" xmlns:am3d="http://schemas.microsoft.com/office/drawing/2017/model3d" xmlns:o="urn:schemas-microsoft-com:office:office" xmlns:r="http://schemas.openxmlformats.org/officeDocument/2006/relationships" xmlns:m="http://schemas.openxmlformats.org/officeDocument/2006/math" xmlns:v="urn:schemas-microsoft-com:vml" xmlns:wp14="http://schemas.microsoft.com/office/word/2010/wordprocessingDrawing" xmlns:wp="http://schemas.openxmlformats.org/drawingml/2006/wordprocessingDrawing" xmlns:w10="urn:schemas-microsoft-com:office:word" xmlns:w="http://schemas.openxmlformats.org/wordprocessingml/2006/main" xmlns:w14="http://schemas.microsoft.com/office/word/2010/wordml" xmlns:w15="http://schemas.microsoft.com/office/word/2012/wordml" xmlns:w16cid="http://schemas.microsoft.com/office/word/2016/wordml/cid" xmlns:w16se="http://schemas.microsoft.com/office/word/2015/wordml/symex" xmlns:wpg="http://schemas.microsoft.com/office/word/2010/wordprocessingGroup" xmlns:wpi="http://schemas.microsoft.com/office/word/2010/wordprocessingInk" xmlns:wne="http://schemas.microsoft.com/office/word/2006/wordml" xmlns:wps="http://schemas.microsoft.com/office/word/2010/wordprocessingShape" mc:Ignorable="w14 w15 w16se w16cid wp14">
   <w:sdt>
     <w:sdtPr>
       <w:id w:val="-888496976"/>
@@ -19372,7 +19553,7 @@
 </file>
 
 <file path=word/footnotes.xml><?xml version="1.0" encoding="utf-8"?>
-<w:footnotes xmlns:wpc="http://schemas.microsoft.com/office/word/2010/wordprocessingCanvas" xmlns:cx="http://schemas.microsoft.com/office/drawing/2014/chartex" xmlns:cx1="http://schemas.microsoft.com/office/drawing/2015/9/8/chartex" xmlns:mc="http://schemas.openxmlformats.org/markup-compatibility/2006" xmlns:o="urn:schemas-microsoft-com:office:office" xmlns:r="http://schemas.openxmlformats.org/officeDocument/2006/relationships" xmlns:m="http://schemas.openxmlformats.org/officeDocument/2006/math" xmlns:v="urn:schemas-microsoft-com:vml" xmlns:wp14="http://schemas.microsoft.com/office/word/2010/wordprocessingDrawing" xmlns:wp="http://schemas.openxmlformats.org/drawingml/2006/wordprocessingDrawing" xmlns:w10="urn:schemas-microsoft-com:office:word" xmlns:w="http://schemas.openxmlformats.org/wordprocessingml/2006/main" xmlns:w14="http://schemas.microsoft.com/office/word/2010/wordml" xmlns:w15="http://schemas.microsoft.com/office/word/2012/wordml" xmlns:w16se="http://schemas.microsoft.com/office/word/2015/wordml/symex" xmlns:wpg="http://schemas.microsoft.com/office/word/2010/wordprocessingGroup" xmlns:wpi="http://schemas.microsoft.com/office/word/2010/wordprocessingInk" xmlns:wne="http://schemas.microsoft.com/office/word/2006/wordml" xmlns:wps="http://schemas.microsoft.com/office/word/2010/wordprocessingShape" mc:Ignorable="w14 w15 w16se wp14">
+<w:footnotes xmlns:wpc="http://schemas.microsoft.com/office/word/2010/wordprocessingCanvas" xmlns:cx="http://schemas.microsoft.com/office/drawing/2014/chartex" xmlns:cx1="http://schemas.microsoft.com/office/drawing/2015/9/8/chartex" xmlns:cx2="http://schemas.microsoft.com/office/drawing/2015/10/21/chartex" xmlns:cx3="http://schemas.microsoft.com/office/drawing/2016/5/9/chartex" xmlns:cx4="http://schemas.microsoft.com/office/drawing/2016/5/10/chartex" xmlns:cx5="http://schemas.microsoft.com/office/drawing/2016/5/11/chartex" xmlns:cx6="http://schemas.microsoft.com/office/drawing/2016/5/12/chartex" xmlns:cx7="http://schemas.microsoft.com/office/drawing/2016/5/13/chartex" xmlns:cx8="http://schemas.microsoft.com/office/drawing/2016/5/14/chartex" xmlns:mc="http://schemas.openxmlformats.org/markup-compatibility/2006" xmlns:aink="http://schemas.microsoft.com/office/drawing/2016/ink" xmlns:am3d="http://schemas.microsoft.com/office/drawing/2017/model3d" xmlns:o="urn:schemas-microsoft-com:office:office" xmlns:r="http://schemas.openxmlformats.org/officeDocument/2006/relationships" xmlns:m="http://schemas.openxmlformats.org/officeDocument/2006/math" xmlns:v="urn:schemas-microsoft-com:vml" xmlns:wp14="http://schemas.microsoft.com/office/word/2010/wordprocessingDrawing" xmlns:wp="http://schemas.openxmlformats.org/drawingml/2006/wordprocessingDrawing" xmlns:w10="urn:schemas-microsoft-com:office:word" xmlns:w="http://schemas.openxmlformats.org/wordprocessingml/2006/main" xmlns:w14="http://schemas.microsoft.com/office/word/2010/wordml" xmlns:w15="http://schemas.microsoft.com/office/word/2012/wordml" xmlns:w16cid="http://schemas.microsoft.com/office/word/2016/wordml/cid" xmlns:w16se="http://schemas.microsoft.com/office/word/2015/wordml/symex" xmlns:wpg="http://schemas.microsoft.com/office/word/2010/wordprocessingGroup" xmlns:wpi="http://schemas.microsoft.com/office/word/2010/wordprocessingInk" xmlns:wne="http://schemas.microsoft.com/office/word/2006/wordml" xmlns:wps="http://schemas.microsoft.com/office/word/2010/wordprocessingShape" mc:Ignorable="w14 w15 w16se w16cid wp14">
   <w:footnote w:type="separator" w:id="-1">
     <w:p>
       <w:pPr>
@@ -19397,7 +19578,7 @@
 </file>
 
 <file path=word/numbering.xml><?xml version="1.0" encoding="utf-8"?>
-<w:numbering xmlns:wpc="http://schemas.microsoft.com/office/word/2010/wordprocessingCanvas" xmlns:cx="http://schemas.microsoft.com/office/drawing/2014/chartex" xmlns:cx1="http://schemas.microsoft.com/office/drawing/2015/9/8/chartex" xmlns:mc="http://schemas.openxmlformats.org/markup-compatibility/2006" xmlns:o="urn:schemas-microsoft-com:office:office" xmlns:r="http://schemas.openxmlformats.org/officeDocument/2006/relationships" xmlns:m="http://schemas.openxmlformats.org/officeDocument/2006/math" xmlns:v="urn:schemas-microsoft-com:vml" xmlns:wp14="http://schemas.microsoft.com/office/word/2010/wordprocessingDrawing" xmlns:wp="http://schemas.openxmlformats.org/drawingml/2006/wordprocessingDrawing" xmlns:w10="urn:schemas-microsoft-com:office:word" xmlns:w="http://schemas.openxmlformats.org/wordprocessingml/2006/main" xmlns:w14="http://schemas.microsoft.com/office/word/2010/wordml" xmlns:w15="http://schemas.microsoft.com/office/word/2012/wordml" xmlns:w16se="http://schemas.microsoft.com/office/word/2015/wordml/symex" xmlns:wpg="http://schemas.microsoft.com/office/word/2010/wordprocessingGroup" xmlns:wpi="http://schemas.microsoft.com/office/word/2010/wordprocessingInk" xmlns:wne="http://schemas.microsoft.com/office/word/2006/wordml" xmlns:wps="http://schemas.microsoft.com/office/word/2010/wordprocessingShape" mc:Ignorable="w14 w15 w16se wp14">
+<w:numbering xmlns:wpc="http://schemas.microsoft.com/office/word/2010/wordprocessingCanvas" xmlns:cx="http://schemas.microsoft.com/office/drawing/2014/chartex" xmlns:cx1="http://schemas.microsoft.com/office/drawing/2015/9/8/chartex" xmlns:cx2="http://schemas.microsoft.com/office/drawing/2015/10/21/chartex" xmlns:cx3="http://schemas.microsoft.com/office/drawing/2016/5/9/chartex" xmlns:cx4="http://schemas.microsoft.com/office/drawing/2016/5/10/chartex" xmlns:cx5="http://schemas.microsoft.com/office/drawing/2016/5/11/chartex" xmlns:cx6="http://schemas.microsoft.com/office/drawing/2016/5/12/chartex" xmlns:cx7="http://schemas.microsoft.com/office/drawing/2016/5/13/chartex" xmlns:cx8="http://schemas.microsoft.com/office/drawing/2016/5/14/chartex" xmlns:mc="http://schemas.openxmlformats.org/markup-compatibility/2006" xmlns:aink="http://schemas.microsoft.com/office/drawing/2016/ink" xmlns:am3d="http://schemas.microsoft.com/office/drawing/2017/model3d" xmlns:o="urn:schemas-microsoft-com:office:office" xmlns:r="http://schemas.openxmlformats.org/officeDocument/2006/relationships" xmlns:m="http://schemas.openxmlformats.org/officeDocument/2006/math" xmlns:v="urn:schemas-microsoft-com:vml" xmlns:wp14="http://schemas.microsoft.com/office/word/2010/wordprocessingDrawing" xmlns:wp="http://schemas.openxmlformats.org/drawingml/2006/wordprocessingDrawing" xmlns:w10="urn:schemas-microsoft-com:office:word" xmlns:w="http://schemas.openxmlformats.org/wordprocessingml/2006/main" xmlns:w14="http://schemas.microsoft.com/office/word/2010/wordml" xmlns:w15="http://schemas.microsoft.com/office/word/2012/wordml" xmlns:w16cid="http://schemas.microsoft.com/office/word/2016/wordml/cid" xmlns:w16se="http://schemas.microsoft.com/office/word/2015/wordml/symex" xmlns:wpg="http://schemas.microsoft.com/office/word/2010/wordprocessingGroup" xmlns:wpi="http://schemas.microsoft.com/office/word/2010/wordprocessingInk" xmlns:wne="http://schemas.microsoft.com/office/word/2006/wordml" xmlns:wps="http://schemas.microsoft.com/office/word/2010/wordprocessingShape" mc:Ignorable="w14 w15 w16se w16cid wp14">
   <w:abstractNum w:abstractNumId="0" w15:restartNumberingAfterBreak="0">
     <w:nsid w:val="021A605C"/>
     <w:multiLevelType w:val="hybridMultilevel"/>
@@ -22287,7 +22468,7 @@
 </file>
 
 <file path=word/styles.xml><?xml version="1.0" encoding="utf-8"?>
-<w:styles xmlns:mc="http://schemas.openxmlformats.org/markup-compatibility/2006" xmlns:r="http://schemas.openxmlformats.org/officeDocument/2006/relationships" xmlns:w="http://schemas.openxmlformats.org/wordprocessingml/2006/main" xmlns:w14="http://schemas.microsoft.com/office/word/2010/wordml" xmlns:w15="http://schemas.microsoft.com/office/word/2012/wordml" xmlns:w16se="http://schemas.microsoft.com/office/word/2015/wordml/symex" mc:Ignorable="w14 w15 w16se">
+<w:styles xmlns:mc="http://schemas.openxmlformats.org/markup-compatibility/2006" xmlns:r="http://schemas.openxmlformats.org/officeDocument/2006/relationships" xmlns:w="http://schemas.openxmlformats.org/wordprocessingml/2006/main" xmlns:w14="http://schemas.microsoft.com/office/word/2010/wordml" xmlns:w15="http://schemas.microsoft.com/office/word/2012/wordml" xmlns:w16cid="http://schemas.microsoft.com/office/word/2016/wordml/cid" xmlns:w16se="http://schemas.microsoft.com/office/word/2015/wordml/symex" mc:Ignorable="w14 w15 w16se w16cid">
   <w:docDefaults>
     <w:rPrDefault>
       <w:rPr>
@@ -22303,7 +22484,7 @@
       </w:pPr>
     </w:pPrDefault>
   </w:docDefaults>
-  <w:latentStyles w:defLockedState="0" w:defUIPriority="99" w:defSemiHidden="0" w:defUnhideWhenUsed="0" w:defQFormat="0" w:count="371">
+  <w:latentStyles w:defLockedState="0" w:defUIPriority="99" w:defSemiHidden="0" w:defUnhideWhenUsed="0" w:defQFormat="0" w:count="375">
     <w:lsdException w:name="Normal" w:uiPriority="0" w:qFormat="1"/>
     <w:lsdException w:name="heading 1" w:uiPriority="9" w:qFormat="1"/>
     <w:lsdException w:name="heading 2" w:semiHidden="1" w:uiPriority="9" w:unhideWhenUsed="1" w:qFormat="1"/>
@@ -22409,7 +22590,6 @@
     <w:lsdException w:name="HTML Sample" w:semiHidden="1" w:unhideWhenUsed="1"/>
     <w:lsdException w:name="HTML Typewriter" w:semiHidden="1" w:unhideWhenUsed="1"/>
     <w:lsdException w:name="HTML Variable" w:semiHidden="1" w:unhideWhenUsed="1"/>
-    <w:lsdException w:name="Normal Table" w:semiHidden="1" w:unhideWhenUsed="1"/>
     <w:lsdException w:name="annotation subject" w:semiHidden="1" w:unhideWhenUsed="1"/>
     <w:lsdException w:name="No List" w:semiHidden="1" w:unhideWhenUsed="1"/>
     <w:lsdException w:name="Outline List 1" w:semiHidden="1" w:unhideWhenUsed="1"/>
@@ -22453,10 +22633,8 @@
     <w:lsdException w:name="Table Elegant" w:semiHidden="1" w:unhideWhenUsed="1"/>
     <w:lsdException w:name="Table Professional" w:semiHidden="1" w:unhideWhenUsed="1"/>
     <w:lsdException w:name="Table Subtle 1" w:semiHidden="1" w:unhideWhenUsed="1"/>
-    <w:lsdException w:name="Table Subtle 2" w:semiHidden="1" w:unhideWhenUsed="1"/>
     <w:lsdException w:name="Table Web 1" w:semiHidden="1" w:unhideWhenUsed="1"/>
     <w:lsdException w:name="Table Web 2" w:semiHidden="1" w:unhideWhenUsed="1"/>
-    <w:lsdException w:name="Table Web 3" w:semiHidden="1" w:unhideWhenUsed="1"/>
     <w:lsdException w:name="Balloon Text" w:semiHidden="1" w:unhideWhenUsed="1"/>
     <w:lsdException w:name="Table Grid" w:uiPriority="59"/>
     <w:lsdException w:name="Table Theme" w:semiHidden="1" w:unhideWhenUsed="1"/>
@@ -22675,6 +22853,10 @@
     <w:lsdException w:name="List Table 5 Dark Accent 6" w:uiPriority="50"/>
     <w:lsdException w:name="List Table 6 Colorful Accent 6" w:uiPriority="51"/>
     <w:lsdException w:name="List Table 7 Colorful Accent 6" w:uiPriority="52"/>
+    <w:lsdException w:name="Mention" w:semiHidden="1" w:unhideWhenUsed="1"/>
+    <w:lsdException w:name="Smart Hyperlink" w:semiHidden="1" w:unhideWhenUsed="1"/>
+    <w:lsdException w:name="Hashtag" w:semiHidden="1" w:unhideWhenUsed="1"/>
+    <w:lsdException w:name="Unresolved Mention" w:semiHidden="1" w:unhideWhenUsed="1"/>
   </w:latentStyles>
   <w:style w:type="paragraph" w:default="1" w:styleId="Normal">
     <w:name w:val="Normal"/>
@@ -24028,7 +24210,7 @@
 </file>
 
 <file path=customXml/itemProps1.xml><?xml version="1.0" encoding="utf-8"?>
-<ds:datastoreItem xmlns:ds="http://schemas.openxmlformats.org/officeDocument/2006/customXml" ds:itemID="{98F8F3A9-B2A5-469C-9AA1-466D8C05222B}">
+<ds:datastoreItem xmlns:ds="http://schemas.openxmlformats.org/officeDocument/2006/customXml" ds:itemID="{86F70593-9A28-4CE8-BF0D-138CF4CEE177}">
   <ds:schemaRefs>
     <ds:schemaRef ds:uri="http://schemas.openxmlformats.org/officeDocument/2006/bibliography"/>
   </ds:schemaRefs>
